--- a/downloads/workbook/ai-2-week-16.docx
+++ b/downloads/workbook/ai-2-week-16.docx
@@ -1328,6 +1328,178 @@
         <w:t>Project connection: Compare recommender revisions on fixed development cases, reserving new cases for the final presentation.</w:t>
       </w:r>
     </w:p>
+    <w:p>
+      <w:pPr>
+        <w:pStyle w:val="Heading1"/>
+      </w:pPr>
+      <w:r>
+        <w:t>19. Project portfolio milestone</w:t>
+      </w:r>
+    </w:p>
+    <w:p>
+      <w:r>
+        <w:t>Project: Transparent Book Recommender</w:t>
+      </w:r>
+    </w:p>
+    <w:p>
+      <w:r>
+        <w:t>Current milestone: Test changed cases. Keep normal, boundary and failure cases; compare expected and observed results.</w:t>
+      </w:r>
+    </w:p>
+    <w:p>
+      <w:r>
+        <w:t>Compare recommender revisions on fixed development cases, reserving new cases for the final presentation.</w:t>
+      </w:r>
+    </w:p>
+    <w:tbl>
+      <w:tblPr>
+        <w:tblStyle w:val="LightShading-Accent1"/>
+        <w:tblW w:type="auto" w:w="0"/>
+        <w:tblLook w:firstColumn="1" w:firstRow="1" w:lastColumn="0" w:lastRow="0" w:noHBand="0" w:noVBand="1" w:val="04A0"/>
+      </w:tblPr>
+      <w:tblGrid>
+        <w:gridCol w:w="5112"/>
+        <w:gridCol w:w="5112"/>
+      </w:tblGrid>
+      <w:tr>
+        <w:trPr>
+          <w:tblHeader/>
+        </w:trPr>
+        <w:tc>
+          <w:tcPr>
+            <w:tcW w:type="dxa" w:w="5112"/>
+          </w:tcPr>
+          <w:p>
+            <w:r>
+              <w:t>Evidence to keep</w:t>
+            </w:r>
+          </w:p>
+        </w:tc>
+        <w:tc>
+          <w:tcPr>
+            <w:tcW w:type="dxa" w:w="5112"/>
+          </w:tcPr>
+          <w:p>
+            <w:r>
+              <w:t>My record</w:t>
+            </w:r>
+          </w:p>
+        </w:tc>
+      </w:tr>
+      <w:tr>
+        <w:tc>
+          <w:tcPr>
+            <w:tcW w:type="dxa" w:w="5112"/>
+          </w:tcPr>
+          <w:p>
+            <w:r>
+              <w:t>This week’s input and deciding step</w:t>
+            </w:r>
+          </w:p>
+        </w:tc>
+        <w:tc>
+          <w:tcPr>
+            <w:tcW w:type="dxa" w:w="5112"/>
+          </w:tcPr>
+          <w:p>
+            <w:r/>
+          </w:p>
+        </w:tc>
+      </w:tr>
+      <w:tr>
+        <w:tc>
+          <w:tcPr>
+            <w:tcW w:type="dxa" w:w="5112"/>
+          </w:tcPr>
+          <w:p>
+            <w:r>
+              <w:t>Prediction and actual result (or labelled paper trace)</w:t>
+            </w:r>
+          </w:p>
+        </w:tc>
+        <w:tc>
+          <w:tcPr>
+            <w:tcW w:type="dxa" w:w="5112"/>
+          </w:tcPr>
+          <w:p>
+            <w:r/>
+          </w:p>
+        </w:tc>
+      </w:tr>
+      <w:tr>
+        <w:tc>
+          <w:tcPr>
+            <w:tcW w:type="dxa" w:w="5112"/>
+          </w:tcPr>
+          <w:p>
+            <w:r>
+              <w:t>One change since the previous checkpoint and why</w:t>
+            </w:r>
+          </w:p>
+        </w:tc>
+        <w:tc>
+          <w:tcPr>
+            <w:tcW w:type="dxa" w:w="5112"/>
+          </w:tcPr>
+          <w:p>
+            <w:r/>
+          </w:p>
+        </w:tc>
+      </w:tr>
+      <w:tr>
+        <w:tc>
+          <w:tcPr>
+            <w:tcW w:type="dxa" w:w="5112"/>
+          </w:tcPr>
+          <w:p>
+            <w:r>
+              <w:t>One error or limit and the next test</w:t>
+            </w:r>
+          </w:p>
+        </w:tc>
+        <w:tc>
+          <w:tcPr>
+            <w:tcW w:type="dxa" w:w="5112"/>
+          </w:tcPr>
+          <w:p>
+            <w:r/>
+          </w:p>
+        </w:tc>
+      </w:tr>
+    </w:tbl>
+    <w:p>
+      <w:pPr>
+        <w:pStyle w:val="Heading3"/>
+      </w:pPr>
+      <w:r>
+        <w:t>Explain what this week adds to your project. Reuse last week’s record rather than starting again.</w:t>
+      </w:r>
+    </w:p>
+    <w:p>
+      <w:r>
+        <w:t>________________________________________________________________</w:t>
+      </w:r>
+    </w:p>
+    <w:p>
+      <w:r>
+        <w:t>________________________________________________________________</w:t>
+      </w:r>
+    </w:p>
+    <w:p>
+      <w:r>
+        <w:t>________________________________________________________________</w:t>
+      </w:r>
+    </w:p>
+    <w:p>
+      <w:r>
+        <w:t>________________________________________________________________</w:t>
+      </w:r>
+    </w:p>
+    <w:p>
+      <w:r>
+        <w:t>________________________________________________________________</w:t>
+      </w:r>
+    </w:p>
     <w:sectPr>
       <w:pgSz w:w="12240" w:h="15840"/>
       <w:pgMar w:top="936" w:right="1008" w:bottom="936" w:left="1008" w:header="720" w:footer="720" w:gutter="0"/>

--- a/downloads/workbook/ai-2-week-16.docx
+++ b/downloads/workbook/ai-2-week-16.docx
@@ -1500,6 +1500,240 @@
         <w:t>________________________________________________________________</w:t>
       </w:r>
     </w:p>
+    <w:p>
+      <w:pPr>
+        <w:pStyle w:val="Heading1"/>
+      </w:pPr>
+      <w:r>
+        <w:t>20. Supported practice and learning evidence</w:t>
+      </w:r>
+    </w:p>
+    <w:p>
+      <w:r>
+        <w:t>Use this supported practice once, in the browser or on paper. Keep the reserved independent assessment for a separate first attempt before teacher feedback.</w:t>
+      </w:r>
+    </w:p>
+    <w:p>
+      <w:r>
+        <w:t>A fictional project compares three book-length prediction models on the same development sets.</w:t>
+      </w:r>
+    </w:p>
+    <w:p>
+      <w:pPr>
+        <w:pStyle w:val="Heading3"/>
+      </w:pPr>
+      <w:r>
+        <w:t>Practice 1: explain the deciding evidence</w:t>
+      </w:r>
+    </w:p>
+    <w:p>
+      <w:r>
+        <w:t>Which labelled step matches this detail? Freeze the selection, then evaluate new reserved cases.</w:t>
+      </w:r>
+    </w:p>
+    <w:p>
+      <w:r>
+        <w:t>1. Final evaluation</w:t>
+      </w:r>
+    </w:p>
+    <w:p>
+      <w:r>
+        <w:t>2. Training comparison</w:t>
+      </w:r>
+    </w:p>
+    <w:p>
+      <w:r>
+        <w:t>3. Choose for development</w:t>
+      </w:r>
+    </w:p>
+    <w:p>
+      <w:r>
+        <w:t>4. Validation comparison</w:t>
+      </w:r>
+    </w:p>
+    <w:p>
+      <w:pPr>
+        <w:pStyle w:val="Heading3"/>
+      </w:pPr>
+      <w:r>
+        <w:t>My selected conclusion, deciding fact and explanation</w:t>
+      </w:r>
+    </w:p>
+    <w:p>
+      <w:r>
+        <w:t>________________________________________________________________</w:t>
+      </w:r>
+    </w:p>
+    <w:p>
+      <w:r>
+        <w:t>________________________________________________________________</w:t>
+      </w:r>
+    </w:p>
+    <w:p>
+      <w:r>
+        <w:t>________________________________________________________________</w:t>
+      </w:r>
+    </w:p>
+    <w:p>
+      <w:r>
+        <w:t>________________________________________________________________</w:t>
+      </w:r>
+    </w:p>
+    <w:p>
+      <w:r>
+        <w:t>________________________________________________________________</w:t>
+      </w:r>
+    </w:p>
+    <w:p>
+      <w:r>
+        <w:t>Hint if needed: Read the steps in the pictorial case. Match the supplied detail to the stage that performs or records it.</w:t>
+      </w:r>
+    </w:p>
+    <w:p>
+      <w:r>
+        <w:t>After your attempt, compare with the supported explanation: Final evaluation Freeze the selection, then evaluate new reserved cases. A flexible model can fit quirks of its training set without predicting new examples well. Here Complex’s training success occur togethers with the worst validation error. The numbers are invented comparisons, not a claim that complexity always hurts. Choosing Medium uses development evidence; its validation score must not be advertised as an untouched final-test result.</w:t>
+      </w:r>
+    </w:p>
+    <w:p>
+      <w:pPr>
+        <w:pStyle w:val="Heading3"/>
+      </w:pPr>
+      <w:r>
+        <w:t>Practice 2: explain the deciding evidence</w:t>
+      </w:r>
+    </w:p>
+    <w:p>
+      <w:r>
+        <w:t>Changed-case practice: Complex’s validation error becomes 2 on a newly documented, fair development comparison. Which conclusion is supported by the supplied facts?</w:t>
+      </w:r>
+    </w:p>
+    <w:p>
+      <w:r>
+        <w:t>1. We can decide the result without examining the changed input or the procedure.</w:t>
+      </w:r>
+    </w:p>
+    <w:p>
+      <w:r>
+        <w:t>2. This one example guarantees correct results for every future input.</w:t>
+      </w:r>
+    </w:p>
+    <w:p>
+      <w:r>
+        <w:t>3. The stated rule now selects Complex.</w:t>
+      </w:r>
+    </w:p>
+    <w:p>
+      <w:pPr>
+        <w:pStyle w:val="Heading3"/>
+      </w:pPr>
+      <w:r>
+        <w:t>My selected conclusion, deciding fact and explanation</w:t>
+      </w:r>
+    </w:p>
+    <w:p>
+      <w:r>
+        <w:t>________________________________________________________________</w:t>
+      </w:r>
+    </w:p>
+    <w:p>
+      <w:r>
+        <w:t>________________________________________________________________</w:t>
+      </w:r>
+    </w:p>
+    <w:p>
+      <w:r>
+        <w:t>________________________________________________________________</w:t>
+      </w:r>
+    </w:p>
+    <w:p>
+      <w:r>
+        <w:t>________________________________________________________________</w:t>
+      </w:r>
+    </w:p>
+    <w:p>
+      <w:r>
+        <w:t>________________________________________________________________</w:t>
+      </w:r>
+    </w:p>
+    <w:p>
+      <w:r>
+        <w:t>Hint if needed: Use the changed condition and the deciding step in the pictorial trace. The answer must say what follows from those facts.</w:t>
+      </w:r>
+    </w:p>
+    <w:p>
+      <w:r>
+        <w:t>After your attempt, compare with the supported explanation: The stated rule now selects Complex. The rule compares validation errors; it does not ban complex models.</w:t>
+      </w:r>
+    </w:p>
+    <w:p>
+      <w:pPr>
+        <w:pStyle w:val="Heading3"/>
+      </w:pPr>
+      <w:r>
+        <w:t>Repair a missing building block</w:t>
+      </w:r>
+    </w:p>
+    <w:p>
+      <w:r>
+        <w:t>Review Choose Informative Questions (ai-2/15). Goal: Fit a root question and leaf predictions from training examples. Short practice: Choose the best original question and explain why its more balanced split matters here.. Return to this week and explain what you changed.</w:t>
+      </w:r>
+    </w:p>
+    <w:p>
+      <w:r>
+        <w:t>Review Types of Classification Error (ai-2/13). Goal: Build a labelled confusion matrix from matched reference and prediction pairs. Short practice: Which error causes a sound book to be sent for unnecessary repair review?. Return to this week and explain what you changed.</w:t>
+      </w:r>
+    </w:p>
+    <w:p>
+      <w:r>
+        <w:t>Review Human Classifier Simulation (ai-2/10). Goal: Construct a classifier with a stated input format, selected rule and recorded output. Short practice: Why are J and M initially treated differently even though both are illustrated mysteries?. Return to this week and explain what you changed.</w:t>
+      </w:r>
+    </w:p>
+    <w:p>
+      <w:pPr>
+        <w:pStyle w:val="Heading3"/>
+      </w:pPr>
+      <w:r>
+        <w:t>Keep your completed work</w:t>
+      </w:r>
+    </w:p>
+    <w:p>
+      <w:r>
+        <w:t>Use Download completed work in the hosted lesson to export your answers, reflections, practice feedback and code-run evidence. Open the HTML copy to read or print it. Drafts stay in this browser when storage is available; clear drafts on a shared device.</w:t>
+      </w:r>
+    </w:p>
+    <w:p>
+      <w:pPr>
+        <w:pStyle w:val="Heading3"/>
+      </w:pPr>
+      <w:r>
+        <w:t>What I repaired, the evidence I kept and the next test</w:t>
+      </w:r>
+    </w:p>
+    <w:p>
+      <w:r>
+        <w:t>________________________________________________________________</w:t>
+      </w:r>
+    </w:p>
+    <w:p>
+      <w:r>
+        <w:t>________________________________________________________________</w:t>
+      </w:r>
+    </w:p>
+    <w:p>
+      <w:r>
+        <w:t>________________________________________________________________</w:t>
+      </w:r>
+    </w:p>
+    <w:p>
+      <w:r>
+        <w:t>________________________________________________________________</w:t>
+      </w:r>
+    </w:p>
+    <w:p>
+      <w:r>
+        <w:t>________________________________________________________________</w:t>
+      </w:r>
+    </w:p>
     <w:sectPr>
       <w:pgSz w:w="12240" w:h="15840"/>
       <w:pgMar w:top="936" w:right="1008" w:bottom="936" w:left="1008" w:header="720" w:footer="720" w:gutter="0"/>

--- a/downloads/workbook/ai-2-week-16.docx
+++ b/downloads/workbook/ai-2-week-16.docx
@@ -30,6 +30,17 @@
     </w:p>
     <w:p>
       <w:r>
+        <w:t>Record your starting explanation for Overfitting Intuition before opening notes. Show any later correction separately.</w:t>
+      </w:r>
+    </w:p>
+    <w:p>
+      <w:pPr>
+        <w:spacing w:line="336" w:lineRule="auto" w:after="180"/>
+      </w:pPr>
+      <w:r>
+        <w:rPr>
+          <w:b w:val="0"/>
+        </w:rPr>
         <w:t>Try the recall before opening notes. Then use a different colour or a labelled second line to correct your explanation.</w:t>
       </w:r>
     </w:p>
@@ -42,7 +53,13 @@
       </w:r>
     </w:p>
     <w:p>
-      <w:r>
+      <w:pPr>
+        <w:spacing w:line="336" w:lineRule="auto" w:after="180"/>
+      </w:pPr>
+      <w:r>
+        <w:rPr>
+          <w:b w:val="0"/>
+        </w:rPr>
         <w:t>Without opening the old lesson, explain one key idea from Choose Informative Questions. Give an example and a mistake that the idea helps you avoid.</w:t>
       </w:r>
     </w:p>
@@ -78,7 +95,13 @@
       </w:r>
     </w:p>
     <w:p>
-      <w:r>
+      <w:pPr>
+        <w:spacing w:line="336" w:lineRule="auto" w:after="180"/>
+      </w:pPr>
+      <w:r>
+        <w:rPr>
+          <w:b w:val="0"/>
+        </w:rPr>
         <w:t>Without opening the old lesson, explain one key idea from Types of Classification Error. Give an example and a mistake that the idea helps you avoid.</w:t>
       </w:r>
     </w:p>
@@ -114,7 +137,13 @@
       </w:r>
     </w:p>
     <w:p>
-      <w:r>
+      <w:pPr>
+        <w:spacing w:line="336" w:lineRule="auto" w:after="180"/>
+      </w:pPr>
+      <w:r>
+        <w:rPr>
+          <w:b w:val="0"/>
+        </w:rPr>
         <w:t>Without opening the old lesson, explain one key idea from Human Classifier Simulation. Give an example and a mistake that the idea helps you avoid.</w:t>
       </w:r>
     </w:p>
@@ -151,7 +180,42 @@
     </w:p>
     <w:p>
       <w:r>
-        <w:t>Use W2: Interpret a gap for Overfitting and model capacity. Record the answer once; the lesson and workbook refer to the same attempt.</w:t>
+        <w:t>Complete the supported Overfitting Intuition trace and record the first step you can explain without help.</w:t>
+      </w:r>
+    </w:p>
+    <w:p>
+      <w:pPr>
+        <w:spacing w:line="336" w:lineRule="auto" w:after="180"/>
+      </w:pPr>
+      <w:r>
+        <w:rPr>
+          <w:b w:val="0"/>
+        </w:rPr>
+        <w:t xml:space="preserve">Use W2: Interpret a gap for </w:t>
+      </w:r>
+      <w:r>
+        <w:rPr>
+          <w:b/>
+        </w:rPr>
+        <w:t>Overfitting</w:t>
+      </w:r>
+      <w:r>
+        <w:rPr>
+          <w:b w:val="0"/>
+        </w:rPr>
+        <w:t xml:space="preserve"> and model </w:t>
+      </w:r>
+      <w:r>
+        <w:rPr>
+          <w:b/>
+        </w:rPr>
+        <w:t>capacity</w:t>
+      </w:r>
+      <w:r>
+        <w:rPr>
+          <w:b w:val="0"/>
+        </w:rPr>
+        <w:t>. Record the answer once; the lesson and workbook refer to the same attempt.</w:t>
       </w:r>
     </w:p>
     <w:tbl>
@@ -279,7 +343,53 @@
     </w:p>
     <w:p>
       <w:r>
-        <w:t>Use the worked case for Overfitting and model capacity. Proposed explanation: “A final answer is enough”. Decide whether this explanation is supported. Point to the step or supplied fact that decides; explain your repair if needed.</w:t>
+        <w:t>Check the proposed Overfitting Intuition explanation against the supplied facts before discussing it.</w:t>
+      </w:r>
+    </w:p>
+    <w:p>
+      <w:pPr>
+        <w:spacing w:line="336" w:lineRule="auto" w:after="180"/>
+      </w:pPr>
+      <w:r>
+        <w:rPr>
+          <w:b w:val="0"/>
+        </w:rPr>
+        <w:t xml:space="preserve">Use the worked case for </w:t>
+      </w:r>
+      <w:r>
+        <w:rPr>
+          <w:b/>
+        </w:rPr>
+        <w:t>Overfitting</w:t>
+      </w:r>
+      <w:r>
+        <w:rPr>
+          <w:b w:val="0"/>
+        </w:rPr>
+        <w:t xml:space="preserve"> and model </w:t>
+      </w:r>
+      <w:r>
+        <w:rPr>
+          <w:b/>
+        </w:rPr>
+        <w:t>capacity</w:t>
+      </w:r>
+      <w:r>
+        <w:rPr>
+          <w:b w:val="0"/>
+        </w:rPr>
+        <w:t>. Proposed explanation: “A final answer is enough”. Decide whether this explanation is supported.</w:t>
+      </w:r>
+    </w:p>
+    <w:p>
+      <w:pPr>
+        <w:spacing w:line="336" w:lineRule="auto" w:after="180"/>
+      </w:pPr>
+      <w:r>
+        <w:rPr>
+          <w:b w:val="0"/>
+        </w:rPr>
+        <w:t>Point to the step or supplied fact that decides; explain your repair if needed.</w:t>
       </w:r>
     </w:p>
     <w:p>
@@ -319,6 +429,11 @@
       </w:r>
     </w:p>
     <w:p>
+      <w:r>
+        <w:t>Write one first attempt at the reserved independent case before feedback. Repeated copies of that case refer to the same recorded attempt.</w:t>
+      </w:r>
+    </w:p>
+    <w:p>
       <w:pPr>
         <w:pStyle w:val="Heading3"/>
       </w:pPr>
@@ -327,8 +442,50 @@
       </w:r>
     </w:p>
     <w:p>
-      <w:r>
-        <w:t>Models A training 4 validation 5, B training 1 validation 2, C training 0 validation 2. Lowest validation MAE then simpler; B is simpler than C. Choose and justify.</w:t>
+      <w:pPr>
+        <w:spacing w:line="336" w:lineRule="auto" w:after="180"/>
+      </w:pPr>
+      <w:r>
+        <w:rPr>
+          <w:b w:val="0"/>
+        </w:rPr>
+        <w:t xml:space="preserve">Models A </w:t>
+      </w:r>
+      <w:r>
+        <w:rPr>
+          <w:b/>
+        </w:rPr>
+        <w:t>training</w:t>
+      </w:r>
+      <w:r>
+        <w:rPr>
+          <w:b w:val="0"/>
+        </w:rPr>
+        <w:t xml:space="preserve"> 4 validation 5, B </w:t>
+      </w:r>
+      <w:r>
+        <w:rPr>
+          <w:b/>
+        </w:rPr>
+        <w:t>training</w:t>
+      </w:r>
+      <w:r>
+        <w:rPr>
+          <w:b w:val="0"/>
+        </w:rPr>
+        <w:t xml:space="preserve"> 1 validation 2, C </w:t>
+      </w:r>
+      <w:r>
+        <w:rPr>
+          <w:b/>
+        </w:rPr>
+        <w:t>training</w:t>
+      </w:r>
+      <w:r>
+        <w:rPr>
+          <w:b w:val="0"/>
+        </w:rPr>
+        <w:t xml:space="preserve"> 0 validation 2. Lowest validation MAE then simpler; B is simpler than C. Choose and justify.</w:t>
       </w:r>
     </w:p>
     <w:p>
@@ -375,7 +532,13 @@
       </w:r>
     </w:p>
     <w:p>
-      <w:r>
+      <w:pPr>
+        <w:spacing w:line="336" w:lineRule="auto" w:after="180"/>
+      </w:pPr>
+      <w:r>
+        <w:rPr>
+          <w:b w:val="0"/>
+        </w:rPr>
         <w:t>Attempt this case before feedback. Record any help. Earlier examples below are further practice; a case already practised with feedback cannot establish fresh transfer.</w:t>
       </w:r>
     </w:p>
@@ -389,7 +552,67 @@
     </w:p>
     <w:p>
       <w:r>
-        <w:t>Rule A memorises eight training IDs and gets 8/8 training, 2/8 validation. Rule B uses genre and gets 6/8 training, 6/8 validation. Which is preferable on this evidence, and what test remains?</w:t>
+        <w:t>Connect the Overfitting Intuition target to a trace and a justified conclusion.</w:t>
+      </w:r>
+    </w:p>
+    <w:p>
+      <w:pPr>
+        <w:spacing w:line="336" w:lineRule="auto" w:after="180"/>
+        <w:shd w:fill="F5F1FB"/>
+      </w:pPr>
+      <w:r>
+        <w:rPr>
+          <w:b w:val="0"/>
+        </w:rPr>
+        <w:t xml:space="preserve">Rule A memorises eight </w:t>
+      </w:r>
+      <w:r>
+        <w:rPr>
+          <w:b/>
+        </w:rPr>
+        <w:t>training</w:t>
+      </w:r>
+      <w:r>
+        <w:rPr>
+          <w:b w:val="0"/>
+        </w:rPr>
+        <w:t xml:space="preserve"> IDs and gets 8/8 </w:t>
+      </w:r>
+      <w:r>
+        <w:rPr>
+          <w:b/>
+        </w:rPr>
+        <w:t>training</w:t>
+      </w:r>
+      <w:r>
+        <w:rPr>
+          <w:b w:val="0"/>
+        </w:rPr>
+        <w:t xml:space="preserve">, 2/8 validation. Rule B uses genre and gets 6/8 </w:t>
+      </w:r>
+      <w:r>
+        <w:rPr>
+          <w:b/>
+        </w:rPr>
+        <w:t>training</w:t>
+      </w:r>
+      <w:r>
+        <w:rPr>
+          <w:b w:val="0"/>
+        </w:rPr>
+        <w:t xml:space="preserve">, 6/8 validation. Which is preferable on this </w:t>
+      </w:r>
+      <w:r>
+        <w:rPr>
+          <w:b/>
+        </w:rPr>
+        <w:t>evidence</w:t>
+      </w:r>
+      <w:r>
+        <w:rPr>
+          <w:b w:val="0"/>
+        </w:rPr>
+        <w:t>, and what test remains?</w:t>
       </w:r>
     </w:p>
     <w:p>
@@ -402,17 +625,71 @@
     </w:p>
     <w:p>
       <w:r>
-        <w:t>Rule A memorises six training book names. It scores 6/6 familiar and 2/6 new. Rule B uses relevant traits but is untested.</w:t>
-      </w:r>
-    </w:p>
-    <w:p>
-      <w:r>
-        <w:t>What does the evidence support?</w:t>
-      </w:r>
-    </w:p>
-    <w:p>
-      <w:r>
-        <w:t>Show your trace, calculation or evidence</w:t>
+        <w:t>Solve the supplied Overfitting Intuition case and show the deciding evidence.</w:t>
+      </w:r>
+    </w:p>
+    <w:p>
+      <w:pPr>
+        <w:spacing w:line="336" w:lineRule="auto" w:after="180"/>
+      </w:pPr>
+      <w:r>
+        <w:rPr>
+          <w:b w:val="0"/>
+        </w:rPr>
+        <w:t xml:space="preserve">Rule A memorises six </w:t>
+      </w:r>
+      <w:r>
+        <w:rPr>
+          <w:b/>
+        </w:rPr>
+        <w:t>training</w:t>
+      </w:r>
+      <w:r>
+        <w:rPr>
+          <w:b w:val="0"/>
+        </w:rPr>
+        <w:t xml:space="preserve"> book names. It scores 6/6 familiar and 2/6 new. Rule B uses relevant traits but is untested.</w:t>
+      </w:r>
+    </w:p>
+    <w:p>
+      <w:pPr>
+        <w:spacing w:line="336" w:lineRule="auto" w:after="180"/>
+        <w:shd w:fill="F5F1FB"/>
+      </w:pPr>
+      <w:r>
+        <w:rPr>
+          <w:b w:val="0"/>
+        </w:rPr>
+        <w:t xml:space="preserve">What does the </w:t>
+      </w:r>
+      <w:r>
+        <w:rPr>
+          <w:b/>
+        </w:rPr>
+        <w:t>evidence</w:t>
+      </w:r>
+      <w:r>
+        <w:rPr>
+          <w:b w:val="0"/>
+        </w:rPr>
+        <w:t xml:space="preserve"> support?</w:t>
+      </w:r>
+    </w:p>
+    <w:p>
+      <w:pPr>
+        <w:spacing w:line="336" w:lineRule="auto" w:after="180"/>
+      </w:pPr>
+      <w:r>
+        <w:rPr>
+          <w:b w:val="0"/>
+        </w:rPr>
+        <w:t xml:space="preserve">Show your trace, calculation or </w:t>
+      </w:r>
+      <w:r>
+        <w:rPr>
+          <w:b/>
+        </w:rPr>
+        <w:t>evidence</w:t>
       </w:r>
     </w:p>
     <w:p>
@@ -458,11 +735,41 @@
     </w:p>
     <w:p>
       <w:r>
-        <w:t>Rule A memorises six training book IDs. Rule B uses a relevant topic feature. Why might A fail on a new ID? What test is needed?</w:t>
-      </w:r>
-    </w:p>
-    <w:p>
-      <w:r>
+        <w:t>Apply the procedure to the changed case and record why the conclusion follows.</w:t>
+      </w:r>
+    </w:p>
+    <w:p>
+      <w:pPr>
+        <w:spacing w:line="336" w:lineRule="auto" w:after="180"/>
+        <w:shd w:fill="F5F1FB"/>
+      </w:pPr>
+      <w:r>
+        <w:rPr>
+          <w:b w:val="0"/>
+        </w:rPr>
+        <w:t xml:space="preserve">Rule A memorises six </w:t>
+      </w:r>
+      <w:r>
+        <w:rPr>
+          <w:b/>
+        </w:rPr>
+        <w:t>training</w:t>
+      </w:r>
+      <w:r>
+        <w:rPr>
+          <w:b w:val="0"/>
+        </w:rPr>
+        <w:t xml:space="preserve"> book IDs. Rule B uses a relevant topic feature. Why might A fail on a new ID? What test is needed?</w:t>
+      </w:r>
+    </w:p>
+    <w:p>
+      <w:pPr>
+        <w:spacing w:line="336" w:lineRule="auto" w:after="180"/>
+      </w:pPr>
+      <w:r>
+        <w:rPr>
+          <w:b w:val="0"/>
+        </w:rPr>
         <w:t>My independent answer and reason</w:t>
       </w:r>
     </w:p>
@@ -517,7 +824,30 @@
     </w:p>
     <w:p>
       <w:r>
-        <w:t>Create a changed input, boundary case or missing-information case. Write the expected answer or safe response before testing.</w:t>
+        <w:t>Specify a changed input, expected result and observation separately.</w:t>
+      </w:r>
+    </w:p>
+    <w:p>
+      <w:pPr>
+        <w:spacing w:line="336" w:lineRule="auto" w:after="180"/>
+      </w:pPr>
+      <w:r>
+        <w:rPr>
+          <w:b w:val="0"/>
+        </w:rPr>
+        <w:t xml:space="preserve">Create a changed </w:t>
+      </w:r>
+      <w:r>
+        <w:rPr>
+          <w:b/>
+        </w:rPr>
+        <w:t>input</w:t>
+      </w:r>
+      <w:r>
+        <w:rPr>
+          <w:b w:val="0"/>
+        </w:rPr>
+        <w:t>, boundary case or missing-information case. Write the expected answer or safe response before testing.</w:t>
       </w:r>
     </w:p>
     <w:tbl>
@@ -646,12 +976,41 @@
     </w:p>
     <w:p>
       <w:r>
+        <w:t>Justify what Overfitting Intuition adds to Transparent Book Recommender and keep the evidence.</w:t>
+      </w:r>
+    </w:p>
+    <w:p>
+      <w:pPr>
+        <w:spacing w:line="336" w:lineRule="auto" w:after="180"/>
+      </w:pPr>
+      <w:r>
+        <w:rPr>
+          <w:b w:val="0"/>
+        </w:rPr>
         <w:t>Avoid title-by-title patches; improve features or thresholds that transfer.</w:t>
       </w:r>
     </w:p>
     <w:p>
-      <w:r>
-        <w:t>The project change and evidence I will keep</w:t>
+      <w:pPr>
+        <w:spacing w:line="336" w:lineRule="auto" w:after="180"/>
+      </w:pPr>
+      <w:r>
+        <w:rPr>
+          <w:b w:val="0"/>
+        </w:rPr>
+        <w:t xml:space="preserve">The project change and </w:t>
+      </w:r>
+      <w:r>
+        <w:rPr>
+          <w:b/>
+        </w:rPr>
+        <w:t>evidence</w:t>
+      </w:r>
+      <w:r>
+        <w:rPr>
+          <w:b w:val="0"/>
+        </w:rPr>
+        <w:t xml:space="preserve"> I will keep</w:t>
       </w:r>
     </w:p>
     <w:p>
@@ -697,11 +1056,54 @@
     </w:p>
     <w:p>
       <w:r>
-        <w:t>I can explain the mechanism. I can show evidence. I can handle a changed case. I can name a limit. Mark each as not yet, with help or independently, and attach supporting work.</w:t>
-      </w:r>
-    </w:p>
-    <w:p>
-      <w:r>
+        <w:t>Judge explanation, evidence, transfer and limits separately; attach the work behind your judgement.</w:t>
+      </w:r>
+    </w:p>
+    <w:p>
+      <w:pPr>
+        <w:pStyle w:val="ListBullet"/>
+      </w:pPr>
+      <w:r>
+        <w:t>I can explain the mechanism.</w:t>
+      </w:r>
+    </w:p>
+    <w:p>
+      <w:pPr>
+        <w:pStyle w:val="ListBullet"/>
+      </w:pPr>
+      <w:r>
+        <w:t>I can show evidence.</w:t>
+      </w:r>
+    </w:p>
+    <w:p>
+      <w:pPr>
+        <w:pStyle w:val="ListBullet"/>
+      </w:pPr>
+      <w:r>
+        <w:t>I can handle a changed case.</w:t>
+      </w:r>
+    </w:p>
+    <w:p>
+      <w:pPr>
+        <w:pStyle w:val="ListBullet"/>
+      </w:pPr>
+      <w:r>
+        <w:t>I can name a limit.</w:t>
+      </w:r>
+    </w:p>
+    <w:p>
+      <w:r>
+        <w:t>Mark each as not yet, with help or independently, and attach supporting work.</w:t>
+      </w:r>
+    </w:p>
+    <w:p>
+      <w:pPr>
+        <w:spacing w:line="336" w:lineRule="auto" w:after="180"/>
+      </w:pPr>
+      <w:r>
+        <w:rPr>
+          <w:b w:val="0"/>
+        </w:rPr>
         <w:t>Teacher review ____________________  Next step ____________________</w:t>
       </w:r>
     </w:p>
@@ -715,7 +1117,67 @@
     </w:p>
     <w:p>
       <w:r>
-        <w:t>Rule A memorises eight training IDs and gets 8/8 training, 2/8 validation. Rule B uses genre and gets 6/8 training, 6/8 validation. Which is preferable on this evidence, and what test remains?</w:t>
+        <w:t>Use this earlier case as transfer practice. A case already discussed with feedback is not fresh assessment evidence.</w:t>
+      </w:r>
+    </w:p>
+    <w:p>
+      <w:pPr>
+        <w:spacing w:line="336" w:lineRule="auto" w:after="180"/>
+        <w:shd w:fill="F5F1FB"/>
+      </w:pPr>
+      <w:r>
+        <w:rPr>
+          <w:b w:val="0"/>
+        </w:rPr>
+        <w:t xml:space="preserve">Rule A memorises eight </w:t>
+      </w:r>
+      <w:r>
+        <w:rPr>
+          <w:b/>
+        </w:rPr>
+        <w:t>training</w:t>
+      </w:r>
+      <w:r>
+        <w:rPr>
+          <w:b w:val="0"/>
+        </w:rPr>
+        <w:t xml:space="preserve"> IDs and gets 8/8 </w:t>
+      </w:r>
+      <w:r>
+        <w:rPr>
+          <w:b/>
+        </w:rPr>
+        <w:t>training</w:t>
+      </w:r>
+      <w:r>
+        <w:rPr>
+          <w:b w:val="0"/>
+        </w:rPr>
+        <w:t xml:space="preserve">, 2/8 validation. Rule B uses genre and gets 6/8 </w:t>
+      </w:r>
+      <w:r>
+        <w:rPr>
+          <w:b/>
+        </w:rPr>
+        <w:t>training</w:t>
+      </w:r>
+      <w:r>
+        <w:rPr>
+          <w:b w:val="0"/>
+        </w:rPr>
+        <w:t xml:space="preserve">, 6/8 validation. Which is preferable on this </w:t>
+      </w:r>
+      <w:r>
+        <w:rPr>
+          <w:b/>
+        </w:rPr>
+        <w:t>evidence</w:t>
+      </w:r>
+      <w:r>
+        <w:rPr>
+          <w:b w:val="0"/>
+        </w:rPr>
+        <w:t>, and what test remains?</w:t>
       </w:r>
     </w:p>
     <w:p>
@@ -762,7 +1224,13 @@
       </w:r>
     </w:p>
     <w:p>
-      <w:r>
+      <w:pPr>
+        <w:spacing w:line="336" w:lineRule="auto" w:after="180"/>
+      </w:pPr>
+      <w:r>
+        <w:rPr>
+          <w:b w:val="0"/>
+        </w:rPr>
         <w:t>Record support used: none, hint or teacher explanation.</w:t>
       </w:r>
     </w:p>
@@ -776,7 +1244,30 @@
     </w:p>
     <w:p>
       <w:r>
-        <w:t>Choose among the three worked candidates and explain the training trap.</w:t>
+        <w:t>Select from evidence. Apply the supplied Overfitting Intuition facts and keep your reasoning.</w:t>
+      </w:r>
+    </w:p>
+    <w:p>
+      <w:pPr>
+        <w:spacing w:line="336" w:lineRule="auto" w:after="180"/>
+      </w:pPr>
+      <w:r>
+        <w:rPr>
+          <w:b w:val="0"/>
+        </w:rPr>
+        <w:t xml:space="preserve">Choose among the three worked candidates and explain the </w:t>
+      </w:r>
+      <w:r>
+        <w:rPr>
+          <w:b/>
+        </w:rPr>
+        <w:t>training</w:t>
+      </w:r>
+      <w:r>
+        <w:rPr>
+          <w:b w:val="0"/>
+        </w:rPr>
+        <w:t xml:space="preserve"> trap.</w:t>
       </w:r>
     </w:p>
     <w:p>
@@ -827,7 +1318,43 @@
     </w:p>
     <w:p>
       <w:r>
-        <w:t>Does a training-validation gap alone prove overfitting?</w:t>
+        <w:t>Interpret a gap. Apply the supplied Overfitting Intuition facts and keep your reasoning.</w:t>
+      </w:r>
+    </w:p>
+    <w:p>
+      <w:pPr>
+        <w:spacing w:line="336" w:lineRule="auto" w:after="180"/>
+        <w:shd w:fill="F5F1FB"/>
+      </w:pPr>
+      <w:r>
+        <w:rPr>
+          <w:b w:val="0"/>
+        </w:rPr>
+        <w:t xml:space="preserve">Does a </w:t>
+      </w:r>
+      <w:r>
+        <w:rPr>
+          <w:b/>
+        </w:rPr>
+        <w:t>training</w:t>
+      </w:r>
+      <w:r>
+        <w:rPr>
+          <w:b w:val="0"/>
+        </w:rPr>
+        <w:t xml:space="preserve">-validation gap alone prove </w:t>
+      </w:r>
+      <w:r>
+        <w:rPr>
+          <w:b/>
+        </w:rPr>
+        <w:t>overfitting</w:t>
+      </w:r>
+      <w:r>
+        <w:rPr>
+          <w:b w:val="0"/>
+        </w:rPr>
+        <w:t>?</w:t>
       </w:r>
     </w:p>
     <w:p>
@@ -878,6 +1405,17 @@
     </w:p>
     <w:p>
       <w:r>
+        <w:t>Propose a controlled change. Apply the supplied Overfitting Intuition facts and keep your reasoning.</w:t>
+      </w:r>
+    </w:p>
+    <w:p>
+      <w:pPr>
+        <w:spacing w:line="336" w:lineRule="auto" w:after="180"/>
+      </w:pPr>
+      <w:r>
+        <w:rPr>
+          <w:b w:val="0"/>
+        </w:rPr>
         <w:t>Describe one fair next development comparison.</w:t>
       </w:r>
     </w:p>
@@ -929,7 +1467,54 @@
     </w:p>
     <w:p>
       <w:r>
-        <w:t>Models A training 4 validation 5, B training 1 validation 2, C training 0 validation 2. Lowest validation MAE then simpler; B is simpler than C. Choose and justify.</w:t>
+        <w:t>Attempt before feedback. If this repeats the selected independent case, reuse that first attempt; otherwise keep a separate record. Apply independently. Apply the supplied Overfitting Intuition facts and keep your reasoning.</w:t>
+      </w:r>
+    </w:p>
+    <w:p>
+      <w:pPr>
+        <w:spacing w:line="336" w:lineRule="auto" w:after="180"/>
+      </w:pPr>
+      <w:r>
+        <w:rPr>
+          <w:b w:val="0"/>
+        </w:rPr>
+        <w:t xml:space="preserve">Models A </w:t>
+      </w:r>
+      <w:r>
+        <w:rPr>
+          <w:b/>
+        </w:rPr>
+        <w:t>training</w:t>
+      </w:r>
+      <w:r>
+        <w:rPr>
+          <w:b w:val="0"/>
+        </w:rPr>
+        <w:t xml:space="preserve"> 4 validation 5, B </w:t>
+      </w:r>
+      <w:r>
+        <w:rPr>
+          <w:b/>
+        </w:rPr>
+        <w:t>training</w:t>
+      </w:r>
+      <w:r>
+        <w:rPr>
+          <w:b w:val="0"/>
+        </w:rPr>
+        <w:t xml:space="preserve"> 1 validation 2, C </w:t>
+      </w:r>
+      <w:r>
+        <w:rPr>
+          <w:b/>
+        </w:rPr>
+        <w:t>training</w:t>
+      </w:r>
+      <w:r>
+        <w:rPr>
+          <w:b w:val="0"/>
+        </w:rPr>
+        <w:t xml:space="preserve"> 0 validation 2. Lowest validation MAE then simpler; B is simpler than C. Choose and justify.</w:t>
       </w:r>
     </w:p>
     <w:p>
@@ -990,7 +1575,31 @@
     </w:p>
     <w:p>
       <w:r>
-        <w:t>What extra evidence would you inspect before concluding a model memorized noise?</w:t>
+        <w:t>Limit a diagnosis. Apply the supplied Overfitting Intuition facts and keep your reasoning.</w:t>
+      </w:r>
+    </w:p>
+    <w:p>
+      <w:pPr>
+        <w:spacing w:line="336" w:lineRule="auto" w:after="180"/>
+        <w:shd w:fill="F5F1FB"/>
+      </w:pPr>
+      <w:r>
+        <w:rPr>
+          <w:b w:val="0"/>
+        </w:rPr>
+        <w:t xml:space="preserve">What extra </w:t>
+      </w:r>
+      <w:r>
+        <w:rPr>
+          <w:b/>
+        </w:rPr>
+        <w:t>evidence</w:t>
+      </w:r>
+      <w:r>
+        <w:rPr>
+          <w:b w:val="0"/>
+        </w:rPr>
+        <w:t xml:space="preserve"> would you inspect before concluding a model memorized noise?</w:t>
       </w:r>
     </w:p>
     <w:p>
@@ -1037,6 +1646,11 @@
       </w:pPr>
       <w:r>
         <w:t>17. Feedback, return check and learning record</w:t>
+      </w:r>
+    </w:p>
+    <w:p>
+      <w:r>
+        <w:t>Record the first repaired step and a different case to revisit after a delay.</w:t>
       </w:r>
     </w:p>
     <w:tbl>
@@ -1176,7 +1790,13 @@
       </w:tr>
     </w:tbl>
     <w:p>
-      <w:r>
+      <w:pPr>
+        <w:spacing w:line="336" w:lineRule="auto" w:after="180"/>
+      </w:pPr>
+      <w:r>
+        <w:rPr>
+          <w:b w:val="0"/>
+        </w:rPr>
         <w:t>Revisit this idea with your teacher after a delay. Familiarity is different from explaining and using it on a changed case.</w:t>
       </w:r>
     </w:p>
@@ -1190,16 +1810,87 @@
     </w:p>
     <w:p>
       <w:r>
-        <w:t>A fictional project compares three book-length prediction models on the same development sets.</w:t>
-      </w:r>
-    </w:p>
-    <w:p>
-      <w:r>
-        <w:t>Mean absolute errors in pages: Simple training 5, validation 6; Medium training 2, validation 3; Complex training 0, validation 7.</w:t>
-      </w:r>
-    </w:p>
-    <w:p>
-      <w:r>
+        <w:t>A fictional project compares three book-length prediction models on the same development sets. Explain the labelled step before checking the changed condition.</w:t>
+      </w:r>
+    </w:p>
+    <w:p>
+      <w:pPr>
+        <w:spacing w:line="336" w:lineRule="auto" w:after="180"/>
+      </w:pPr>
+      <w:r>
+        <w:rPr>
+          <w:b w:val="0"/>
+        </w:rPr>
+        <w:t xml:space="preserve">A fictional project compares three book-length </w:t>
+      </w:r>
+      <w:r>
+        <w:rPr>
+          <w:b/>
+        </w:rPr>
+        <w:t>prediction</w:t>
+      </w:r>
+      <w:r>
+        <w:rPr>
+          <w:b w:val="0"/>
+        </w:rPr>
+        <w:t xml:space="preserve"> models on the same development sets.</w:t>
+      </w:r>
+    </w:p>
+    <w:p>
+      <w:pPr>
+        <w:spacing w:line="336" w:lineRule="auto" w:after="180"/>
+      </w:pPr>
+      <w:r>
+        <w:rPr>
+          <w:b w:val="0"/>
+        </w:rPr>
+        <w:t xml:space="preserve">Mean absolute errors in pages: Simple </w:t>
+      </w:r>
+      <w:r>
+        <w:rPr>
+          <w:b/>
+        </w:rPr>
+        <w:t>training</w:t>
+      </w:r>
+      <w:r>
+        <w:rPr>
+          <w:b w:val="0"/>
+        </w:rPr>
+        <w:t xml:space="preserve"> 5, validation 6; Medium </w:t>
+      </w:r>
+      <w:r>
+        <w:rPr>
+          <w:b/>
+        </w:rPr>
+        <w:t>training</w:t>
+      </w:r>
+      <w:r>
+        <w:rPr>
+          <w:b w:val="0"/>
+        </w:rPr>
+        <w:t xml:space="preserve"> 2, validation 3; Complex </w:t>
+      </w:r>
+      <w:r>
+        <w:rPr>
+          <w:b/>
+        </w:rPr>
+        <w:t>training</w:t>
+      </w:r>
+      <w:r>
+        <w:rPr>
+          <w:b w:val="0"/>
+        </w:rPr>
+        <w:t xml:space="preserve"> 0, validation 7.</w:t>
+      </w:r>
+    </w:p>
+    <w:p>
+      <w:pPr>
+        <w:spacing w:line="336" w:lineRule="auto" w:after="180"/>
+      </w:pPr>
+      <w:r>
+        <w:rPr>
+          <w:b w:val="0"/>
+        </w:rPr>
         <w:t>Select lowest validation error; untouched final tests are not used for selection.</w:t>
       </w:r>
     </w:p>
@@ -1276,8 +1967,27 @@
       </w:r>
     </w:p>
     <w:p>
-      <w:r>
-        <w:t>Does zero training error justify choosing Complex in the original record?</w:t>
+      <w:pPr>
+        <w:spacing w:line="336" w:lineRule="auto" w:after="180"/>
+        <w:shd w:fill="F5F1FB"/>
+      </w:pPr>
+      <w:r>
+        <w:rPr>
+          <w:b w:val="0"/>
+        </w:rPr>
+        <w:t xml:space="preserve">Does zero </w:t>
+      </w:r>
+      <w:r>
+        <w:rPr>
+          <w:b/>
+        </w:rPr>
+        <w:t>training</w:t>
+      </w:r>
+      <w:r>
+        <w:rPr>
+          <w:b w:val="0"/>
+        </w:rPr>
+        <w:t xml:space="preserve"> error justify choosing Complex in the original record?</w:t>
       </w:r>
     </w:p>
     <w:p>
@@ -1319,12 +2029,45 @@
       </w:r>
     </w:p>
     <w:p>
-      <w:r>
-        <w:t>Support used: alone / hint / worked example. This record is practice evidence.</w:t>
-      </w:r>
-    </w:p>
-    <w:p>
-      <w:r>
+      <w:pPr>
+        <w:pStyle w:val="Heading3"/>
+      </w:pPr>
+      <w:r>
+        <w:t>Record the help used</w:t>
+      </w:r>
+    </w:p>
+    <w:p>
+      <w:pPr>
+        <w:spacing w:line="336" w:lineRule="auto" w:after="180"/>
+        <w:shd w:fill="F1F6F8"/>
+      </w:pPr>
+      <w:r>
+        <w:rPr>
+          <w:b w:val="0"/>
+        </w:rPr>
+        <w:t xml:space="preserve">Support used: alone / hint / worked example. This record is practice </w:t>
+      </w:r>
+      <w:r>
+        <w:rPr>
+          <w:b/>
+        </w:rPr>
+        <w:t>evidence</w:t>
+      </w:r>
+      <w:r>
+        <w:rPr>
+          <w:b w:val="0"/>
+        </w:rPr>
+        <w:t>.</w:t>
+      </w:r>
+    </w:p>
+    <w:p>
+      <w:pPr>
+        <w:spacing w:line="336" w:lineRule="auto" w:after="180"/>
+      </w:pPr>
+      <w:r>
+        <w:rPr>
+          <w:b w:val="0"/>
+        </w:rPr>
         <w:t>Project connection: Compare recommender revisions on fixed development cases, reserving new cases for the final presentation.</w:t>
       </w:r>
     </w:p>
@@ -1338,16 +2081,39 @@
     </w:p>
     <w:p>
       <w:r>
+        <w:t>Keep this week’s input, deciding step, result and limit together in the Transparent Book Recommender record.</w:t>
+      </w:r>
+    </w:p>
+    <w:p>
+      <w:pPr>
+        <w:spacing w:line="336" w:lineRule="auto" w:after="180"/>
+      </w:pPr>
+      <w:r>
+        <w:rPr>
+          <w:b w:val="0"/>
+        </w:rPr>
         <w:t>Project: Transparent Book Recommender</w:t>
       </w:r>
     </w:p>
     <w:p>
-      <w:r>
+      <w:pPr>
+        <w:spacing w:line="336" w:lineRule="auto" w:after="180"/>
+      </w:pPr>
+      <w:r>
+        <w:rPr>
+          <w:b w:val="0"/>
+        </w:rPr>
         <w:t>Current milestone: Test changed cases. Keep normal, boundary and failure cases; compare expected and observed results.</w:t>
       </w:r>
     </w:p>
     <w:p>
-      <w:r>
+      <w:pPr>
+        <w:spacing w:line="336" w:lineRule="auto" w:after="180"/>
+      </w:pPr>
+      <w:r>
+        <w:rPr>
+          <w:b w:val="0"/>
+        </w:rPr>
         <w:t>Compare recommender revisions on fixed development cases, reserving new cases for the final presentation.</w:t>
       </w:r>
     </w:p>
@@ -1510,12 +2276,41 @@
     </w:p>
     <w:p>
       <w:r>
+        <w:t>Try the supported questions before comparing with hints and feedback. Record what you repaired and the evidence you retained.</w:t>
+      </w:r>
+    </w:p>
+    <w:p>
+      <w:pPr>
+        <w:spacing w:line="336" w:lineRule="auto" w:after="180"/>
+      </w:pPr>
+      <w:r>
+        <w:rPr>
+          <w:b w:val="0"/>
+        </w:rPr>
         <w:t>Use this supported practice once, in the browser or on paper. Keep the reserved independent assessment for a separate first attempt before teacher feedback.</w:t>
       </w:r>
     </w:p>
     <w:p>
-      <w:r>
-        <w:t>A fictional project compares three book-length prediction models on the same development sets.</w:t>
+      <w:pPr>
+        <w:spacing w:line="336" w:lineRule="auto" w:after="180"/>
+      </w:pPr>
+      <w:r>
+        <w:rPr>
+          <w:b w:val="0"/>
+        </w:rPr>
+        <w:t xml:space="preserve">A fictional project compares three book-length </w:t>
+      </w:r>
+      <w:r>
+        <w:rPr>
+          <w:b/>
+        </w:rPr>
+        <w:t>prediction</w:t>
+      </w:r>
+      <w:r>
+        <w:rPr>
+          <w:b w:val="0"/>
+        </w:rPr>
+        <w:t xml:space="preserve"> models on the same development sets.</w:t>
       </w:r>
     </w:p>
     <w:p>
@@ -1527,27 +2322,73 @@
       </w:r>
     </w:p>
     <w:p>
-      <w:r>
+      <w:pPr>
+        <w:spacing w:line="336" w:lineRule="auto" w:after="180"/>
+      </w:pPr>
+      <w:r>
+        <w:rPr>
+          <w:b w:val="0"/>
+        </w:rPr>
         <w:t>Which labelled step matches this detail? Freeze the selection, then evaluate new reserved cases.</w:t>
       </w:r>
     </w:p>
     <w:p>
-      <w:r>
+      <w:pPr>
+        <w:spacing w:line="336" w:lineRule="auto" w:after="180"/>
+        <w:shd w:fill="F4F9FC"/>
+      </w:pPr>
+      <w:r>
+        <w:rPr>
+          <w:b w:val="0"/>
+        </w:rPr>
         <w:t>1. Final evaluation</w:t>
       </w:r>
     </w:p>
     <w:p>
-      <w:r>
-        <w:t>2. Training comparison</w:t>
-      </w:r>
-    </w:p>
-    <w:p>
-      <w:r>
+      <w:pPr>
+        <w:spacing w:line="336" w:lineRule="auto" w:after="180"/>
+        <w:shd w:fill="F4F9FC"/>
+      </w:pPr>
+      <w:r>
+        <w:rPr>
+          <w:b w:val="0"/>
+        </w:rPr>
+        <w:t xml:space="preserve">2. </w:t>
+      </w:r>
+      <w:r>
+        <w:rPr>
+          <w:b/>
+        </w:rPr>
+        <w:t>Training</w:t>
+      </w:r>
+      <w:r>
+        <w:rPr>
+          <w:b w:val="0"/>
+        </w:rPr>
+        <w:t xml:space="preserve"> comparison</w:t>
+      </w:r>
+    </w:p>
+    <w:p>
+      <w:pPr>
+        <w:spacing w:line="336" w:lineRule="auto" w:after="180"/>
+        <w:shd w:fill="F4F9FC"/>
+      </w:pPr>
+      <w:r>
+        <w:rPr>
+          <w:b w:val="0"/>
+        </w:rPr>
         <w:t>3. Choose for development</w:t>
       </w:r>
     </w:p>
     <w:p>
-      <w:r>
+      <w:pPr>
+        <w:spacing w:line="336" w:lineRule="auto" w:after="180"/>
+        <w:shd w:fill="F4F9FC"/>
+      </w:pPr>
+      <w:r>
+        <w:rPr>
+          <w:b w:val="0"/>
+        </w:rPr>
         <w:t>4. Validation comparison</w:t>
       </w:r>
     </w:p>
@@ -1585,40 +2426,202 @@
       </w:r>
     </w:p>
     <w:p>
-      <w:r>
+      <w:pPr>
+        <w:pStyle w:val="Heading3"/>
+      </w:pPr>
+      <w:r>
+        <w:t>Hint · try first</w:t>
+      </w:r>
+    </w:p>
+    <w:p>
+      <w:pPr>
+        <w:spacing w:line="336" w:lineRule="auto" w:after="180"/>
+        <w:shd w:fill="F1F6F8"/>
+      </w:pPr>
+      <w:r>
+        <w:rPr>
+          <w:b w:val="0"/>
+        </w:rPr>
         <w:t>Hint if needed: Read the steps in the pictorial case. Match the supplied detail to the stage that performs or records it.</w:t>
       </w:r>
     </w:p>
     <w:p>
-      <w:r>
-        <w:t>After your attempt, compare with the supported explanation: Final evaluation Freeze the selection, then evaluate new reserved cases. A flexible model can fit quirks of its training set without predicting new examples well. Here Complex’s training success occur togethers with the worst validation error. The numbers are invented comparisons, not a claim that complexity always hurts. Choosing Medium uses development evidence; its validation score must not be advertised as an untouched final-test result.</w:t>
-      </w:r>
-    </w:p>
-    <w:p>
       <w:pPr>
         <w:pStyle w:val="Heading3"/>
       </w:pPr>
       <w:r>
+        <w:t>Feedback · compare after trying</w:t>
+      </w:r>
+    </w:p>
+    <w:p>
+      <w:pPr>
+        <w:spacing w:line="336" w:lineRule="auto" w:after="180"/>
+        <w:shd w:fill="F1F6FC"/>
+      </w:pPr>
+      <w:r>
+        <w:rPr>
+          <w:b w:val="0"/>
+        </w:rPr>
+        <w:t xml:space="preserve">After your attempt, compare with the supported explanation: Final evaluation Freeze the selection, then evaluate new reserved cases. A flexible model can fit quirks of its </w:t>
+      </w:r>
+      <w:r>
+        <w:rPr>
+          <w:b/>
+        </w:rPr>
+        <w:t>training</w:t>
+      </w:r>
+      <w:r>
+        <w:rPr>
+          <w:b w:val="0"/>
+        </w:rPr>
+        <w:t xml:space="preserve"> set without predicting new examples well.</w:t>
+      </w:r>
+    </w:p>
+    <w:p>
+      <w:pPr>
+        <w:spacing w:line="336" w:lineRule="auto" w:after="180"/>
+        <w:shd w:fill="F1F6FC"/>
+      </w:pPr>
+      <w:r>
+        <w:rPr>
+          <w:b w:val="0"/>
+        </w:rPr>
+        <w:t xml:space="preserve">Here Complex’s </w:t>
+      </w:r>
+      <w:r>
+        <w:rPr>
+          <w:b/>
+        </w:rPr>
+        <w:t>training</w:t>
+      </w:r>
+      <w:r>
+        <w:rPr>
+          <w:b w:val="0"/>
+        </w:rPr>
+        <w:t xml:space="preserve"> success occur togethers with the worst validation error. The numbers are invented comparisons, not a claim that </w:t>
+      </w:r>
+      <w:r>
+        <w:rPr>
+          <w:b/>
+        </w:rPr>
+        <w:t>complexity</w:t>
+      </w:r>
+      <w:r>
+        <w:rPr>
+          <w:b w:val="0"/>
+        </w:rPr>
+        <w:t xml:space="preserve"> always hurts.</w:t>
+      </w:r>
+    </w:p>
+    <w:p>
+      <w:pPr>
+        <w:spacing w:line="336" w:lineRule="auto" w:after="180"/>
+        <w:shd w:fill="F1F6FC"/>
+      </w:pPr>
+      <w:r>
+        <w:rPr>
+          <w:b w:val="0"/>
+        </w:rPr>
+        <w:t xml:space="preserve">Choosing Medium uses development </w:t>
+      </w:r>
+      <w:r>
+        <w:rPr>
+          <w:b/>
+        </w:rPr>
+        <w:t>evidence</w:t>
+      </w:r>
+      <w:r>
+        <w:rPr>
+          <w:b w:val="0"/>
+        </w:rPr>
+        <w:t>; its validation score must not be advertised as an untouched final-test result.</w:t>
+      </w:r>
+    </w:p>
+    <w:p>
+      <w:pPr>
+        <w:pStyle w:val="Heading3"/>
+      </w:pPr>
+      <w:r>
         <w:t>Practice 2: explain the deciding evidence</w:t>
       </w:r>
     </w:p>
     <w:p>
-      <w:r>
+      <w:pPr>
+        <w:pStyle w:val="Heading3"/>
+      </w:pPr>
+      <w:r>
+        <w:t>Changed case · predict first</w:t>
+      </w:r>
+    </w:p>
+    <w:p>
+      <w:pPr>
+        <w:spacing w:line="336" w:lineRule="auto" w:after="180"/>
+        <w:shd w:fill="F5F1FB"/>
+      </w:pPr>
+      <w:r>
+        <w:rPr>
+          <w:b w:val="0"/>
+        </w:rPr>
         <w:t>Changed-case practice: Complex’s validation error becomes 2 on a newly documented, fair development comparison. Which conclusion is supported by the supplied facts?</w:t>
       </w:r>
     </w:p>
     <w:p>
-      <w:r>
-        <w:t>1. We can decide the result without examining the changed input or the procedure.</w:t>
-      </w:r>
-    </w:p>
-    <w:p>
-      <w:r>
-        <w:t>2. This one example guarantees correct results for every future input.</w:t>
-      </w:r>
-    </w:p>
-    <w:p>
-      <w:r>
+      <w:pPr>
+        <w:spacing w:line="336" w:lineRule="auto" w:after="180"/>
+        <w:shd w:fill="F4F9FC"/>
+      </w:pPr>
+      <w:r>
+        <w:rPr>
+          <w:b w:val="0"/>
+        </w:rPr>
+        <w:t xml:space="preserve">1. We can decide the result without examining the changed </w:t>
+      </w:r>
+      <w:r>
+        <w:rPr>
+          <w:b/>
+        </w:rPr>
+        <w:t>input</w:t>
+      </w:r>
+      <w:r>
+        <w:rPr>
+          <w:b w:val="0"/>
+        </w:rPr>
+        <w:t xml:space="preserve"> or the procedure.</w:t>
+      </w:r>
+    </w:p>
+    <w:p>
+      <w:pPr>
+        <w:spacing w:line="336" w:lineRule="auto" w:after="180"/>
+        <w:shd w:fill="F4F9FC"/>
+      </w:pPr>
+      <w:r>
+        <w:rPr>
+          <w:b w:val="0"/>
+        </w:rPr>
+        <w:t xml:space="preserve">2. This one example guarantees correct results for every future </w:t>
+      </w:r>
+      <w:r>
+        <w:rPr>
+          <w:b/>
+        </w:rPr>
+        <w:t>input</w:t>
+      </w:r>
+      <w:r>
+        <w:rPr>
+          <w:b w:val="0"/>
+        </w:rPr>
+        <w:t>.</w:t>
+      </w:r>
+    </w:p>
+    <w:p>
+      <w:pPr>
+        <w:spacing w:line="336" w:lineRule="auto" w:after="180"/>
+        <w:shd w:fill="F4F9FC"/>
+      </w:pPr>
+      <w:r>
+        <w:rPr>
+          <w:b w:val="0"/>
+        </w:rPr>
         <w:t>3. The stated rule now selects Complex.</w:t>
       </w:r>
     </w:p>
@@ -1656,12 +2659,42 @@
       </w:r>
     </w:p>
     <w:p>
-      <w:r>
+      <w:pPr>
+        <w:pStyle w:val="Heading3"/>
+      </w:pPr>
+      <w:r>
+        <w:t>Hint · try first</w:t>
+      </w:r>
+    </w:p>
+    <w:p>
+      <w:pPr>
+        <w:spacing w:line="336" w:lineRule="auto" w:after="180"/>
+        <w:shd w:fill="F1F6F8"/>
+      </w:pPr>
+      <w:r>
+        <w:rPr>
+          <w:b w:val="0"/>
+        </w:rPr>
         <w:t>Hint if needed: Use the changed condition and the deciding step in the pictorial trace. The answer must say what follows from those facts.</w:t>
       </w:r>
     </w:p>
     <w:p>
-      <w:r>
+      <w:pPr>
+        <w:pStyle w:val="Heading3"/>
+      </w:pPr>
+      <w:r>
+        <w:t>Feedback · compare after trying</w:t>
+      </w:r>
+    </w:p>
+    <w:p>
+      <w:pPr>
+        <w:spacing w:line="336" w:lineRule="auto" w:after="180"/>
+        <w:shd w:fill="F1F6FC"/>
+      </w:pPr>
+      <w:r>
+        <w:rPr>
+          <w:b w:val="0"/>
+        </w:rPr>
         <w:t>After your attempt, compare with the supported explanation: The stated rule now selects Complex. The rule compares validation errors; it does not ban complex models.</w:t>
       </w:r>
     </w:p>
@@ -1674,18 +2707,129 @@
       </w:r>
     </w:p>
     <w:p>
-      <w:r>
-        <w:t>Review Choose Informative Questions (ai-2/15). Goal: Fit a root question and leaf predictions from training examples. Short practice: Choose the best original question and explain why its more balanced split matters here.. Return to this week and explain what you changed.</w:t>
-      </w:r>
-    </w:p>
-    <w:p>
-      <w:r>
-        <w:t>Review Types of Classification Error (ai-2/13). Goal: Build a labelled confusion matrix from matched reference and prediction pairs. Short practice: Which error causes a sound book to be sent for unnecessary repair review?. Return to this week and explain what you changed.</w:t>
-      </w:r>
-    </w:p>
-    <w:p>
-      <w:r>
-        <w:t>Review Human Classifier Simulation (ai-2/10). Goal: Construct a classifier with a stated input format, selected rule and recorded output. Short practice: Why are J and M initially treated differently even though both are illustrated mysteries?. Return to this week and explain what you changed.</w:t>
+      <w:pPr>
+        <w:spacing w:line="336" w:lineRule="auto" w:after="180"/>
+      </w:pPr>
+      <w:r>
+        <w:rPr>
+          <w:b w:val="0"/>
+        </w:rPr>
+        <w:t xml:space="preserve">Review Choose Informative Questions (ai-2/15). Goal: Fit a root question and leaf </w:t>
+      </w:r>
+      <w:r>
+        <w:rPr>
+          <w:b/>
+        </w:rPr>
+        <w:t>prediction</w:t>
+      </w:r>
+      <w:r>
+        <w:rPr>
+          <w:b w:val="0"/>
+        </w:rPr>
+        <w:t xml:space="preserve">s from </w:t>
+      </w:r>
+      <w:r>
+        <w:rPr>
+          <w:b/>
+        </w:rPr>
+        <w:t>training</w:t>
+      </w:r>
+      <w:r>
+        <w:rPr>
+          <w:b w:val="0"/>
+        </w:rPr>
+        <w:t xml:space="preserve"> examples. Short practice: Choose the best original question and explain why its more balanced split matters here..</w:t>
+      </w:r>
+    </w:p>
+    <w:p>
+      <w:pPr>
+        <w:spacing w:line="336" w:lineRule="auto" w:after="180"/>
+      </w:pPr>
+      <w:r>
+        <w:rPr>
+          <w:b w:val="0"/>
+        </w:rPr>
+        <w:t>Return to this week and explain what you changed.</w:t>
+      </w:r>
+    </w:p>
+    <w:p>
+      <w:pPr>
+        <w:spacing w:line="336" w:lineRule="auto" w:after="180"/>
+      </w:pPr>
+      <w:r>
+        <w:rPr>
+          <w:b w:val="0"/>
+        </w:rPr>
+        <w:t xml:space="preserve">Review Types of Classification Error (ai-2/13). Goal: Build a labelled confusion matrix from matched reference and </w:t>
+      </w:r>
+      <w:r>
+        <w:rPr>
+          <w:b/>
+        </w:rPr>
+        <w:t>prediction</w:t>
+      </w:r>
+      <w:r>
+        <w:rPr>
+          <w:b w:val="0"/>
+        </w:rPr>
+        <w:t xml:space="preserve"> pairs. Short practice: Which error causes a sound book to be sent for unnecessary repair review?.</w:t>
+      </w:r>
+    </w:p>
+    <w:p>
+      <w:pPr>
+        <w:spacing w:line="336" w:lineRule="auto" w:after="180"/>
+      </w:pPr>
+      <w:r>
+        <w:rPr>
+          <w:b w:val="0"/>
+        </w:rPr>
+        <w:t>Return to this week and explain what you changed.</w:t>
+      </w:r>
+    </w:p>
+    <w:p>
+      <w:pPr>
+        <w:spacing w:line="336" w:lineRule="auto" w:after="180"/>
+      </w:pPr>
+      <w:r>
+        <w:rPr>
+          <w:b w:val="0"/>
+        </w:rPr>
+        <w:t xml:space="preserve">Review Human Classifier Simulation (ai-2/10). Goal: Construct a classifier with a stated </w:t>
+      </w:r>
+      <w:r>
+        <w:rPr>
+          <w:b/>
+        </w:rPr>
+        <w:t>input</w:t>
+      </w:r>
+      <w:r>
+        <w:rPr>
+          <w:b w:val="0"/>
+        </w:rPr>
+        <w:t xml:space="preserve"> format, selected rule and recorded </w:t>
+      </w:r>
+      <w:r>
+        <w:rPr>
+          <w:b/>
+        </w:rPr>
+        <w:t>output</w:t>
+      </w:r>
+      <w:r>
+        <w:rPr>
+          <w:b w:val="0"/>
+        </w:rPr>
+        <w:t>.</w:t>
+      </w:r>
+    </w:p>
+    <w:p>
+      <w:pPr>
+        <w:spacing w:line="336" w:lineRule="auto" w:after="180"/>
+      </w:pPr>
+      <w:r>
+        <w:rPr>
+          <w:b w:val="0"/>
+        </w:rPr>
+        <w:t>Short practice: Why are J and M initially treated differently even though both are illustrated mysteries?. Return to this week and explain what you changed.</w:t>
       </w:r>
     </w:p>
     <w:p>
@@ -1697,8 +2841,37 @@
       </w:r>
     </w:p>
     <w:p>
-      <w:r>
-        <w:t>Use Download completed work in the hosted lesson to export your answers, reflections, practice feedback and code-run evidence. Open the HTML copy to read or print it. Drafts stay in this browser when storage is available; clear drafts on a shared device.</w:t>
+      <w:pPr>
+        <w:spacing w:line="336" w:lineRule="auto" w:after="180"/>
+      </w:pPr>
+      <w:r>
+        <w:rPr>
+          <w:b w:val="0"/>
+        </w:rPr>
+        <w:t xml:space="preserve">Use Download completed work in the hosted lesson to export your answers, reflections, practice feedback and code-run </w:t>
+      </w:r>
+      <w:r>
+        <w:rPr>
+          <w:b/>
+        </w:rPr>
+        <w:t>evidence</w:t>
+      </w:r>
+      <w:r>
+        <w:rPr>
+          <w:b w:val="0"/>
+        </w:rPr>
+        <w:t>. Open the HTML copy to read or print it.</w:t>
+      </w:r>
+    </w:p>
+    <w:p>
+      <w:pPr>
+        <w:spacing w:line="336" w:lineRule="auto" w:after="180"/>
+      </w:pPr>
+      <w:r>
+        <w:rPr>
+          <w:b w:val="0"/>
+        </w:rPr>
+        <w:t>Drafts stay in this browser when storage is available; clear drafts on a shared device.</w:t>
       </w:r>
     </w:p>
     <w:p>
@@ -1712,6 +2885,873 @@
     <w:p>
       <w:r>
         <w:t>________________________________________________________________</w:t>
+      </w:r>
+    </w:p>
+    <w:p>
+      <w:r>
+        <w:t>________________________________________________________________</w:t>
+      </w:r>
+    </w:p>
+    <w:p>
+      <w:r>
+        <w:t>________________________________________________________________</w:t>
+      </w:r>
+    </w:p>
+    <w:p>
+      <w:r>
+        <w:t>________________________________________________________________</w:t>
+      </w:r>
+    </w:p>
+    <w:p>
+      <w:r>
+        <w:t>________________________________________________________________</w:t>
+      </w:r>
+    </w:p>
+    <w:p>
+      <w:pPr>
+        <w:pStyle w:val="Heading1"/>
+      </w:pPr>
+      <w:r>
+        <w:t>21. Visual concept journey</w:t>
+      </w:r>
+    </w:p>
+    <w:p>
+      <w:r>
+        <w:t>Explain each Overfitting Intuition picture from its labels, then record a relevant limit.</w:t>
+      </w:r>
+    </w:p>
+    <w:p>
+      <w:pPr>
+        <w:pStyle w:val="Heading3"/>
+      </w:pPr>
+      <w:r>
+        <w:t>01. Overfitting Intuition: the case</w:t>
+      </w:r>
+    </w:p>
+    <w:p>
+      <w:r>
+        <w:drawing>
+          <wp:inline xmlns:a="http://schemas.openxmlformats.org/drawingml/2006/main" xmlns:pic="http://schemas.openxmlformats.org/drawingml/2006/picture">
+            <wp:extent cx="5486400" cy="3142488"/>
+            <wp:docPr id="3" name="Picture 3" descr="A fictional project compares three book-length prediction models on the same development sets. Supplied facts: Mean absolute errors in pages: Simple training 5, validation 6; Medium training 2, validation 3; Complex training 0, validation 7. Select lowest validation error; untouched final tests are not used for selection."/>
+            <wp:cNvGraphicFramePr>
+              <a:graphicFrameLocks noChangeAspect="1"/>
+            </wp:cNvGraphicFramePr>
+            <a:graphic>
+              <a:graphicData uri="http://schemas.openxmlformats.org/drawingml/2006/picture">
+                <pic:pic>
+                  <pic:nvPicPr>
+                    <pic:cNvPr id="0" name="academy-story-ai-2-16-01.png"/>
+                    <pic:cNvPicPr/>
+                  </pic:nvPicPr>
+                  <pic:blipFill>
+                    <a:blip r:embed="rId11"/>
+                    <a:stretch>
+                      <a:fillRect/>
+                    </a:stretch>
+                  </pic:blipFill>
+                  <pic:spPr>
+                    <a:xfrm>
+                      <a:off x="0" y="0"/>
+                      <a:ext cx="5486400" cy="3142488"/>
+                    </a:xfrm>
+                    <a:prstGeom prst="rect"/>
+                  </pic:spPr>
+                </pic:pic>
+              </a:graphicData>
+            </a:graphic>
+          </wp:inline>
+        </w:drawing>
+      </w:r>
+    </w:p>
+    <w:p>
+      <w:pPr>
+        <w:spacing w:line="336" w:lineRule="auto" w:after="180"/>
+      </w:pPr>
+      <w:r>
+        <w:rPr>
+          <w:b w:val="0"/>
+        </w:rPr>
+        <w:t xml:space="preserve">A fictional project compares three book-length </w:t>
+      </w:r>
+      <w:r>
+        <w:rPr>
+          <w:b/>
+        </w:rPr>
+        <w:t>prediction</w:t>
+      </w:r>
+      <w:r>
+        <w:rPr>
+          <w:b w:val="0"/>
+        </w:rPr>
+        <w:t xml:space="preserve"> models on the same development sets.</w:t>
+      </w:r>
+    </w:p>
+    <w:p>
+      <w:pPr>
+        <w:spacing w:line="336" w:lineRule="auto" w:after="180"/>
+      </w:pPr>
+      <w:r>
+        <w:rPr>
+          <w:b w:val="0"/>
+        </w:rPr>
+        <w:t xml:space="preserve">Supplied facts: Mean absolute errors in pages: Simple </w:t>
+      </w:r>
+      <w:r>
+        <w:rPr>
+          <w:b/>
+        </w:rPr>
+        <w:t>training</w:t>
+      </w:r>
+      <w:r>
+        <w:rPr>
+          <w:b w:val="0"/>
+        </w:rPr>
+        <w:t xml:space="preserve"> 5, validation 6; Medium </w:t>
+      </w:r>
+      <w:r>
+        <w:rPr>
+          <w:b/>
+        </w:rPr>
+        <w:t>training</w:t>
+      </w:r>
+      <w:r>
+        <w:rPr>
+          <w:b w:val="0"/>
+        </w:rPr>
+        <w:t xml:space="preserve"> 2, validation 3; Complex </w:t>
+      </w:r>
+      <w:r>
+        <w:rPr>
+          <w:b/>
+        </w:rPr>
+        <w:t>training</w:t>
+      </w:r>
+      <w:r>
+        <w:rPr>
+          <w:b w:val="0"/>
+        </w:rPr>
+        <w:t xml:space="preserve"> 0, validation 7.</w:t>
+      </w:r>
+    </w:p>
+    <w:p>
+      <w:pPr>
+        <w:spacing w:line="336" w:lineRule="auto" w:after="180"/>
+      </w:pPr>
+      <w:r>
+        <w:rPr>
+          <w:b w:val="0"/>
+        </w:rPr>
+        <w:t>Select lowest validation error; untouched final tests are not used for selection.</w:t>
+      </w:r>
+    </w:p>
+    <w:p>
+      <w:pPr>
+        <w:spacing w:line="336" w:lineRule="auto" w:after="180"/>
+        <w:shd w:fill="F5F1FB"/>
+      </w:pPr>
+      <w:r>
+        <w:rPr>
+          <w:b w:val="0"/>
+        </w:rPr>
+        <w:t>Point to the given fact that matters most. Explain why it matters.</w:t>
+      </w:r>
+    </w:p>
+    <w:p>
+      <w:pPr>
+        <w:pStyle w:val="Heading3"/>
+      </w:pPr>
+      <w:r>
+        <w:t>My picture explanation, deciding evidence and one limit</w:t>
+      </w:r>
+    </w:p>
+    <w:p>
+      <w:r>
+        <w:t>________________________________________________________________</w:t>
+      </w:r>
+    </w:p>
+    <w:p>
+      <w:r>
+        <w:t>________________________________________________________________</w:t>
+      </w:r>
+    </w:p>
+    <w:p>
+      <w:r>
+        <w:t>________________________________________________________________</w:t>
+      </w:r>
+    </w:p>
+    <w:p>
+      <w:r>
+        <w:t>________________________________________________________________</w:t>
+      </w:r>
+    </w:p>
+    <w:p>
+      <w:pPr>
+        <w:pStyle w:val="Heading3"/>
+      </w:pPr>
+      <w:r>
+        <w:t>02. Follow the deciding steps</w:t>
+      </w:r>
+    </w:p>
+    <w:p>
+      <w:r>
+        <w:drawing>
+          <wp:inline xmlns:a="http://schemas.openxmlformats.org/drawingml/2006/main" xmlns:pic="http://schemas.openxmlformats.org/drawingml/2006/picture">
+            <wp:extent cx="5486400" cy="4005072"/>
+            <wp:docPr id="4" name="Picture 4" descr="Training comparison: Complex fits training perfectly with zero error. → Validation comparison: Medium has error 3, versus Simple 6 and Complex 7. → Choose for development: Select Medium under the declared lowest-validation-error rule. → Final evaluation: Freeze the selection, then evaluate new reserved cases."/>
+            <wp:cNvGraphicFramePr>
+              <a:graphicFrameLocks noChangeAspect="1"/>
+            </wp:cNvGraphicFramePr>
+            <a:graphic>
+              <a:graphicData uri="http://schemas.openxmlformats.org/drawingml/2006/picture">
+                <pic:pic>
+                  <pic:nvPicPr>
+                    <pic:cNvPr id="0" name="academy-story-ai-2-16-02.png"/>
+                    <pic:cNvPicPr/>
+                  </pic:nvPicPr>
+                  <pic:blipFill>
+                    <a:blip r:embed="rId12"/>
+                    <a:stretch>
+                      <a:fillRect/>
+                    </a:stretch>
+                  </pic:blipFill>
+                  <pic:spPr>
+                    <a:xfrm>
+                      <a:off x="0" y="0"/>
+                      <a:ext cx="5486400" cy="4005072"/>
+                    </a:xfrm>
+                    <a:prstGeom prst="rect"/>
+                  </pic:spPr>
+                </pic:pic>
+              </a:graphicData>
+            </a:graphic>
+          </wp:inline>
+        </w:drawing>
+      </w:r>
+    </w:p>
+    <w:p>
+      <w:pPr>
+        <w:spacing w:line="336" w:lineRule="auto" w:after="180"/>
+      </w:pPr>
+      <w:r>
+        <w:rPr>
+          <w:b/>
+        </w:rPr>
+        <w:t>Training</w:t>
+      </w:r>
+      <w:r>
+        <w:rPr>
+          <w:b w:val="0"/>
+        </w:rPr>
+        <w:t xml:space="preserve"> comparison: Complex fits </w:t>
+      </w:r>
+      <w:r>
+        <w:rPr>
+          <w:b/>
+        </w:rPr>
+        <w:t>training</w:t>
+      </w:r>
+      <w:r>
+        <w:rPr>
+          <w:b w:val="0"/>
+        </w:rPr>
+        <w:t xml:space="preserve"> perfectly with zero error. → Validation comparison: Medium has error 3, versus Simple 6 and Complex 7. → Choose for development: Select Medium under the declared lowest-validation-error rule. → Final evaluation: Freeze the selection, then evaluate new reserved cases.</w:t>
+      </w:r>
+    </w:p>
+    <w:p>
+      <w:pPr>
+        <w:spacing w:line="336" w:lineRule="auto" w:after="180"/>
+        <w:shd w:fill="F5F1FB"/>
+      </w:pPr>
+      <w:r>
+        <w:rPr>
+          <w:b w:val="0"/>
+        </w:rPr>
+        <w:t xml:space="preserve">Point to each numbered stage and explain which recorded </w:t>
+      </w:r>
+      <w:r>
+        <w:rPr>
+          <w:b/>
+        </w:rPr>
+        <w:t>input</w:t>
+      </w:r>
+      <w:r>
+        <w:rPr>
+          <w:b w:val="0"/>
+        </w:rPr>
+        <w:t xml:space="preserve"> it uses.</w:t>
+      </w:r>
+    </w:p>
+    <w:p>
+      <w:pPr>
+        <w:pStyle w:val="Heading3"/>
+      </w:pPr>
+      <w:r>
+        <w:t>My picture explanation, deciding evidence and one limit</w:t>
+      </w:r>
+    </w:p>
+    <w:p>
+      <w:r>
+        <w:t>________________________________________________________________</w:t>
+      </w:r>
+    </w:p>
+    <w:p>
+      <w:r>
+        <w:t>________________________________________________________________</w:t>
+      </w:r>
+    </w:p>
+    <w:p>
+      <w:r>
+        <w:t>________________________________________________________________</w:t>
+      </w:r>
+    </w:p>
+    <w:p>
+      <w:r>
+        <w:t>________________________________________________________________</w:t>
+      </w:r>
+    </w:p>
+    <w:p>
+      <w:pPr>
+        <w:pStyle w:val="Heading3"/>
+      </w:pPr>
+      <w:r>
+        <w:t>03. Training and validation errors</w:t>
+      </w:r>
+    </w:p>
+    <w:p>
+      <w:r>
+        <w:drawing>
+          <wp:inline xmlns:a="http://schemas.openxmlformats.org/drawingml/2006/main" xmlns:pic="http://schemas.openxmlformats.org/drawingml/2006/picture">
+            <wp:extent cx="5486400" cy="3617976"/>
+            <wp:docPr id="5" name="Picture 5" descr="Training and validation errors. Simple: Training MAE pages = 5, Validation MAE pages = 6. Medium: Training MAE pages = 2, Validation MAE pages = 3. Complex: Training MAE pages = 0, Validation MAE pages = 7."/>
+            <wp:cNvGraphicFramePr>
+              <a:graphicFrameLocks noChangeAspect="1"/>
+            </wp:cNvGraphicFramePr>
+            <a:graphic>
+              <a:graphicData uri="http://schemas.openxmlformats.org/drawingml/2006/picture">
+                <pic:pic>
+                  <pic:nvPicPr>
+                    <pic:cNvPr id="0" name="academy-story-ai-2-16-03.png"/>
+                    <pic:cNvPicPr/>
+                  </pic:nvPicPr>
+                  <pic:blipFill>
+                    <a:blip r:embed="rId13"/>
+                    <a:stretch>
+                      <a:fillRect/>
+                    </a:stretch>
+                  </pic:blipFill>
+                  <pic:spPr>
+                    <a:xfrm>
+                      <a:off x="0" y="0"/>
+                      <a:ext cx="5486400" cy="3617976"/>
+                    </a:xfrm>
+                    <a:prstGeom prst="rect"/>
+                  </pic:spPr>
+                </pic:pic>
+              </a:graphicData>
+            </a:graphic>
+          </wp:inline>
+        </w:drawing>
+      </w:r>
+    </w:p>
+    <w:p>
+      <w:pPr>
+        <w:spacing w:line="336" w:lineRule="auto" w:after="180"/>
+      </w:pPr>
+      <w:r>
+        <w:rPr>
+          <w:b/>
+        </w:rPr>
+        <w:t>Training</w:t>
+      </w:r>
+      <w:r>
+        <w:rPr>
+          <w:b w:val="0"/>
+        </w:rPr>
+        <w:t xml:space="preserve"> and validation errors. Simple: </w:t>
+      </w:r>
+      <w:r>
+        <w:rPr>
+          <w:b/>
+        </w:rPr>
+        <w:t>Training</w:t>
+      </w:r>
+      <w:r>
+        <w:rPr>
+          <w:b w:val="0"/>
+        </w:rPr>
+        <w:t xml:space="preserve"> MAE pages = 5, Validation MAE pages = 6. Medium: </w:t>
+      </w:r>
+      <w:r>
+        <w:rPr>
+          <w:b/>
+        </w:rPr>
+        <w:t>Training</w:t>
+      </w:r>
+      <w:r>
+        <w:rPr>
+          <w:b w:val="0"/>
+        </w:rPr>
+        <w:t xml:space="preserve"> MAE pages = 2, Validation MAE pages = 3. Complex: </w:t>
+      </w:r>
+      <w:r>
+        <w:rPr>
+          <w:b/>
+        </w:rPr>
+        <w:t>Training</w:t>
+      </w:r>
+      <w:r>
+        <w:rPr>
+          <w:b w:val="0"/>
+        </w:rPr>
+        <w:t xml:space="preserve"> MAE pages = 0, Validation MAE pages = 7.</w:t>
+      </w:r>
+    </w:p>
+    <w:p>
+      <w:pPr>
+        <w:spacing w:line="336" w:lineRule="auto" w:after="180"/>
+        <w:shd w:fill="F5F1FB"/>
+      </w:pPr>
+      <w:r>
+        <w:rPr>
+          <w:b w:val="0"/>
+        </w:rPr>
+        <w:t>Read the labels and values. Explain the relationship the model shows.</w:t>
+      </w:r>
+    </w:p>
+    <w:p>
+      <w:pPr>
+        <w:pStyle w:val="Heading3"/>
+      </w:pPr>
+      <w:r>
+        <w:t>My picture explanation, deciding evidence and one limit</w:t>
+      </w:r>
+    </w:p>
+    <w:p>
+      <w:r>
+        <w:t>________________________________________________________________</w:t>
+      </w:r>
+    </w:p>
+    <w:p>
+      <w:r>
+        <w:t>________________________________________________________________</w:t>
+      </w:r>
+    </w:p>
+    <w:p>
+      <w:r>
+        <w:t>________________________________________________________________</w:t>
+      </w:r>
+    </w:p>
+    <w:p>
+      <w:r>
+        <w:t>________________________________________________________________</w:t>
+      </w:r>
+    </w:p>
+    <w:p>
+      <w:pPr>
+        <w:pStyle w:val="Heading3"/>
+      </w:pPr>
+      <w:r>
+        <w:t>04. Change one thing. Trace what follows.</w:t>
+      </w:r>
+    </w:p>
+    <w:p>
+      <w:r>
+        <w:drawing>
+          <wp:inline xmlns:a="http://schemas.openxmlformats.org/drawingml/2006/main" xmlns:pic="http://schemas.openxmlformats.org/drawingml/2006/picture">
+            <wp:extent cx="5486400" cy="3041904"/>
+            <wp:docPr id="6" name="Picture 6" descr="Original case: Freeze the selection, then evaluate new reserved cases. Changed condition: Complex’s validation error becomes 2 on a newly documented, fair development comparison. Expected result: The stated rule now selects Complex. Reason: The rule compares validation errors; it does not ban complex models."/>
+            <wp:cNvGraphicFramePr>
+              <a:graphicFrameLocks noChangeAspect="1"/>
+            </wp:cNvGraphicFramePr>
+            <a:graphic>
+              <a:graphicData uri="http://schemas.openxmlformats.org/drawingml/2006/picture">
+                <pic:pic>
+                  <pic:nvPicPr>
+                    <pic:cNvPr id="0" name="academy-story-ai-2-16-04.png"/>
+                    <pic:cNvPicPr/>
+                  </pic:nvPicPr>
+                  <pic:blipFill>
+                    <a:blip r:embed="rId14"/>
+                    <a:stretch>
+                      <a:fillRect/>
+                    </a:stretch>
+                  </pic:blipFill>
+                  <pic:spPr>
+                    <a:xfrm>
+                      <a:off x="0" y="0"/>
+                      <a:ext cx="5486400" cy="3041904"/>
+                    </a:xfrm>
+                    <a:prstGeom prst="rect"/>
+                  </pic:spPr>
+                </pic:pic>
+              </a:graphicData>
+            </a:graphic>
+          </wp:inline>
+        </w:drawing>
+      </w:r>
+    </w:p>
+    <w:p>
+      <w:pPr>
+        <w:spacing w:line="336" w:lineRule="auto" w:after="180"/>
+      </w:pPr>
+      <w:r>
+        <w:rPr>
+          <w:b w:val="0"/>
+        </w:rPr>
+        <w:t>Original case: Freeze the selection, then evaluate new reserved cases. Changed condition: Complex’s validation error becomes 2 on a newly documented, fair development comparison.</w:t>
+      </w:r>
+    </w:p>
+    <w:p>
+      <w:pPr>
+        <w:spacing w:line="336" w:lineRule="auto" w:after="180"/>
+      </w:pPr>
+      <w:r>
+        <w:rPr>
+          <w:b w:val="0"/>
+        </w:rPr>
+        <w:t>Expected result: The stated rule now selects Complex. Reason: The rule compares validation errors; it does not ban complex models.</w:t>
+      </w:r>
+    </w:p>
+    <w:p>
+      <w:pPr>
+        <w:spacing w:line="336" w:lineRule="auto" w:after="180"/>
+        <w:shd w:fill="F5F1FB"/>
+      </w:pPr>
+      <w:r>
+        <w:rPr>
+          <w:b w:val="0"/>
+        </w:rPr>
+        <w:t>Predict before checking the worked changed-case result. Name what changed and what the supplied facts allow you to conclude.</w:t>
+      </w:r>
+    </w:p>
+    <w:p>
+      <w:pPr>
+        <w:pStyle w:val="Heading3"/>
+      </w:pPr>
+      <w:r>
+        <w:t>My picture explanation, deciding evidence and one limit</w:t>
+      </w:r>
+    </w:p>
+    <w:p>
+      <w:r>
+        <w:t>________________________________________________________________</w:t>
+      </w:r>
+    </w:p>
+    <w:p>
+      <w:r>
+        <w:t>________________________________________________________________</w:t>
+      </w:r>
+    </w:p>
+    <w:p>
+      <w:r>
+        <w:t>________________________________________________________________</w:t>
+      </w:r>
+    </w:p>
+    <w:p>
+      <w:r>
+        <w:t>________________________________________________________________</w:t>
+      </w:r>
+    </w:p>
+    <w:p>
+      <w:pPr>
+        <w:pStyle w:val="Heading3"/>
+      </w:pPr>
+      <w:r>
+        <w:t>05. Connect the explanation to its limit</w:t>
+      </w:r>
+    </w:p>
+    <w:p>
+      <w:r>
+        <w:drawing>
+          <wp:inline xmlns:a="http://schemas.openxmlformats.org/drawingml/2006/main" xmlns:pic="http://schemas.openxmlformats.org/drawingml/2006/picture">
+            <wp:extent cx="5486400" cy="2834640"/>
+            <wp:docPr id="7" name="Picture 7" descr="A flexible model can fit quirks of its training set without predicting new examples well. Here Complex’s training success occur togethers with the worst validation error. The numbers are invented comparisons, not a claim that complexity always hurts. Choosing Medium uses development evidence; its validation score must not be advertised as an untouched final-test result. Limit: A single small validation set may be noisy; selection evidence does not prove future population performance."/>
+            <wp:cNvGraphicFramePr>
+              <a:graphicFrameLocks noChangeAspect="1"/>
+            </wp:cNvGraphicFramePr>
+            <a:graphic>
+              <a:graphicData uri="http://schemas.openxmlformats.org/drawingml/2006/picture">
+                <pic:pic>
+                  <pic:nvPicPr>
+                    <pic:cNvPr id="0" name="academy-story-ai-2-16-05.png"/>
+                    <pic:cNvPicPr/>
+                  </pic:nvPicPr>
+                  <pic:blipFill>
+                    <a:blip r:embed="rId15"/>
+                    <a:stretch>
+                      <a:fillRect/>
+                    </a:stretch>
+                  </pic:blipFill>
+                  <pic:spPr>
+                    <a:xfrm>
+                      <a:off x="0" y="0"/>
+                      <a:ext cx="5486400" cy="2834640"/>
+                    </a:xfrm>
+                    <a:prstGeom prst="rect"/>
+                  </pic:spPr>
+                </pic:pic>
+              </a:graphicData>
+            </a:graphic>
+          </wp:inline>
+        </w:drawing>
+      </w:r>
+    </w:p>
+    <w:p>
+      <w:pPr>
+        <w:spacing w:line="336" w:lineRule="auto" w:after="180"/>
+      </w:pPr>
+      <w:r>
+        <w:rPr>
+          <w:b w:val="0"/>
+        </w:rPr>
+        <w:t xml:space="preserve">A flexible model can fit quirks of its </w:t>
+      </w:r>
+      <w:r>
+        <w:rPr>
+          <w:b/>
+        </w:rPr>
+        <w:t>training</w:t>
+      </w:r>
+      <w:r>
+        <w:rPr>
+          <w:b w:val="0"/>
+        </w:rPr>
+        <w:t xml:space="preserve"> set without predicting new examples well. Here Complex’s </w:t>
+      </w:r>
+      <w:r>
+        <w:rPr>
+          <w:b/>
+        </w:rPr>
+        <w:t>training</w:t>
+      </w:r>
+      <w:r>
+        <w:rPr>
+          <w:b w:val="0"/>
+        </w:rPr>
+        <w:t xml:space="preserve"> success occur togethers with the worst validation error.</w:t>
+      </w:r>
+    </w:p>
+    <w:p>
+      <w:pPr>
+        <w:spacing w:line="336" w:lineRule="auto" w:after="180"/>
+      </w:pPr>
+      <w:r>
+        <w:rPr>
+          <w:b w:val="0"/>
+        </w:rPr>
+        <w:t xml:space="preserve">The numbers are invented comparisons, not a claim that </w:t>
+      </w:r>
+      <w:r>
+        <w:rPr>
+          <w:b/>
+        </w:rPr>
+        <w:t>complexity</w:t>
+      </w:r>
+      <w:r>
+        <w:rPr>
+          <w:b w:val="0"/>
+        </w:rPr>
+        <w:t xml:space="preserve"> always hurts. Choosing Medium uses development </w:t>
+      </w:r>
+      <w:r>
+        <w:rPr>
+          <w:b/>
+        </w:rPr>
+        <w:t>evidence</w:t>
+      </w:r>
+      <w:r>
+        <w:rPr>
+          <w:b w:val="0"/>
+        </w:rPr>
+        <w:t>; its validation score must not be advertised as an untouched final-test result.</w:t>
+      </w:r>
+    </w:p>
+    <w:p>
+      <w:pPr>
+        <w:spacing w:line="336" w:lineRule="auto" w:after="180"/>
+      </w:pPr>
+      <w:r>
+        <w:rPr>
+          <w:b w:val="0"/>
+        </w:rPr>
+        <w:t xml:space="preserve">Limit: A single small validation set may be noisy; selection </w:t>
+      </w:r>
+      <w:r>
+        <w:rPr>
+          <w:b/>
+        </w:rPr>
+        <w:t>evidence</w:t>
+      </w:r>
+      <w:r>
+        <w:rPr>
+          <w:b w:val="0"/>
+        </w:rPr>
+        <w:t xml:space="preserve"> does not prove future population performance.</w:t>
+      </w:r>
+    </w:p>
+    <w:p>
+      <w:pPr>
+        <w:spacing w:line="336" w:lineRule="auto" w:after="180"/>
+        <w:shd w:fill="F5F1FB"/>
+      </w:pPr>
+      <w:r>
+        <w:rPr>
+          <w:b w:val="0"/>
+        </w:rPr>
+        <w:t>Explain the case, then point to a limit on the claim.</w:t>
+      </w:r>
+    </w:p>
+    <w:p>
+      <w:pPr>
+        <w:pStyle w:val="Heading3"/>
+      </w:pPr>
+      <w:r>
+        <w:t>My picture explanation, deciding evidence and one limit</w:t>
+      </w:r>
+    </w:p>
+    <w:p>
+      <w:r>
+        <w:t>________________________________________________________________</w:t>
+      </w:r>
+    </w:p>
+    <w:p>
+      <w:r>
+        <w:t>________________________________________________________________</w:t>
+      </w:r>
+    </w:p>
+    <w:p>
+      <w:r>
+        <w:t>________________________________________________________________</w:t>
+      </w:r>
+    </w:p>
+    <w:p>
+      <w:r>
+        <w:t>________________________________________________________________</w:t>
+      </w:r>
+    </w:p>
+    <w:p>
+      <w:pPr>
+        <w:pStyle w:val="Heading3"/>
+      </w:pPr>
+      <w:r>
+        <w:t>06. Make the idea visible in your project</w:t>
+      </w:r>
+    </w:p>
+    <w:p>
+      <w:r>
+        <w:drawing>
+          <wp:inline xmlns:a="http://schemas.openxmlformats.org/drawingml/2006/main" xmlns:pic="http://schemas.openxmlformats.org/drawingml/2006/picture">
+            <wp:extent cx="5486400" cy="3380232"/>
+            <wp:docPr id="8" name="Picture 8" descr="Compare recommender revisions on fixed development cases, reserving new cases for the final presentation. Draw your input, deciding step, result and limit. Supported question: Does zero training error justify choosing Complex in the original record?"/>
+            <wp:cNvGraphicFramePr>
+              <a:graphicFrameLocks noChangeAspect="1"/>
+            </wp:cNvGraphicFramePr>
+            <a:graphic>
+              <a:graphicData uri="http://schemas.openxmlformats.org/drawingml/2006/picture">
+                <pic:pic>
+                  <pic:nvPicPr>
+                    <pic:cNvPr id="0" name="academy-story-ai-2-16-06.png"/>
+                    <pic:cNvPicPr/>
+                  </pic:nvPicPr>
+                  <pic:blipFill>
+                    <a:blip r:embed="rId16"/>
+                    <a:stretch>
+                      <a:fillRect/>
+                    </a:stretch>
+                  </pic:blipFill>
+                  <pic:spPr>
+                    <a:xfrm>
+                      <a:off x="0" y="0"/>
+                      <a:ext cx="5486400" cy="3380232"/>
+                    </a:xfrm>
+                    <a:prstGeom prst="rect"/>
+                  </pic:spPr>
+                </pic:pic>
+              </a:graphicData>
+            </a:graphic>
+          </wp:inline>
+        </w:drawing>
+      </w:r>
+    </w:p>
+    <w:p>
+      <w:pPr>
+        <w:spacing w:line="336" w:lineRule="auto" w:after="180"/>
+        <w:shd w:fill="F5F1FB"/>
+      </w:pPr>
+      <w:r>
+        <w:rPr>
+          <w:b w:val="0"/>
+        </w:rPr>
+        <w:t xml:space="preserve">Compare recommender revisions on fixed development cases, reserving new cases for the final presentation. Draw your </w:t>
+      </w:r>
+      <w:r>
+        <w:rPr>
+          <w:b/>
+        </w:rPr>
+        <w:t>input</w:t>
+      </w:r>
+      <w:r>
+        <w:rPr>
+          <w:b w:val="0"/>
+        </w:rPr>
+        <w:t>, deciding step, result and limit.</w:t>
+      </w:r>
+    </w:p>
+    <w:p>
+      <w:pPr>
+        <w:spacing w:line="336" w:lineRule="auto" w:after="180"/>
+        <w:shd w:fill="F5F1FB"/>
+      </w:pPr>
+      <w:r>
+        <w:rPr>
+          <w:b w:val="0"/>
+        </w:rPr>
+        <w:t xml:space="preserve">Supported question: Does zero </w:t>
+      </w:r>
+      <w:r>
+        <w:rPr>
+          <w:b/>
+        </w:rPr>
+        <w:t>training</w:t>
+      </w:r>
+      <w:r>
+        <w:rPr>
+          <w:b w:val="0"/>
+        </w:rPr>
+        <w:t xml:space="preserve"> error justify choosing Complex in the original record?</w:t>
+      </w:r>
+    </w:p>
+    <w:p>
+      <w:pPr>
+        <w:spacing w:line="336" w:lineRule="auto" w:after="180"/>
+        <w:shd w:fill="F5F1FB"/>
+      </w:pPr>
+      <w:r>
+        <w:rPr>
+          <w:b w:val="0"/>
+        </w:rPr>
+        <w:t xml:space="preserve">Draw your project trace and justify the deciding step using </w:t>
+      </w:r>
+      <w:r>
+        <w:rPr>
+          <w:b/>
+        </w:rPr>
+        <w:t>evidence</w:t>
+      </w:r>
+      <w:r>
+        <w:rPr>
+          <w:b w:val="0"/>
+        </w:rPr>
+        <w:t>.</w:t>
+      </w:r>
+    </w:p>
+    <w:p>
+      <w:pPr>
+        <w:pStyle w:val="Heading3"/>
+      </w:pPr>
+      <w:r>
+        <w:t>My picture explanation, deciding evidence and one limit</w:t>
       </w:r>
     </w:p>
     <w:p>

--- a/downloads/workbook/ai-2-week-16.docx
+++ b/downloads/workbook/ai-2-week-16.docx
@@ -2498,7 +2498,7 @@
         <w:rPr>
           <w:b w:val="0"/>
         </w:rPr>
-        <w:t xml:space="preserve"> success occur togethers with the worst validation error. The numbers are invented comparisons, not a claim that </w:t>
+        <w:t xml:space="preserve"> success occurs alongside the worst validation error. The numbers are invented comparisons, not a claim that </w:t>
       </w:r>
       <w:r>
         <w:rPr>
@@ -3466,7 +3466,7 @@
         <w:drawing>
           <wp:inline xmlns:a="http://schemas.openxmlformats.org/drawingml/2006/main" xmlns:pic="http://schemas.openxmlformats.org/drawingml/2006/picture">
             <wp:extent cx="5486400" cy="2834640"/>
-            <wp:docPr id="7" name="Picture 7" descr="A flexible model can fit quirks of its training set without predicting new examples well. Here Complex’s training success occur togethers with the worst validation error. The numbers are invented comparisons, not a claim that complexity always hurts. Choosing Medium uses development evidence; its validation score must not be advertised as an untouched final-test result. Limit: A single small validation set may be noisy; selection evidence does not prove future population performance."/>
+            <wp:docPr id="7" name="Picture 7" descr="A flexible model can fit quirks of its training set without predicting new examples well. Here Complex’s training success occurs alongside the worst validation error. The numbers are invented comparisons, not a claim that complexity always hurts. Choosing Medium uses development evidence; its validation score must not be advertised as an untouched final-test result. Limit: A single small validation set may be noisy; selection evidence does not prove future population performance."/>
             <wp:cNvGraphicFramePr>
               <a:graphicFrameLocks noChangeAspect="1"/>
             </wp:cNvGraphicFramePr>
@@ -3529,7 +3529,7 @@
         <w:rPr>
           <w:b w:val="0"/>
         </w:rPr>
-        <w:t xml:space="preserve"> success occur togethers with the worst validation error.</w:t>
+        <w:t xml:space="preserve"> success occurs alongside the worst validation error.</w:t>
       </w:r>
     </w:p>
     <w:p>

--- a/downloads/workbook/ai-2-week-16.docx
+++ b/downloads/workbook/ai-2-week-16.docx
@@ -25,12 +25,492 @@
         <w:pStyle w:val="Heading1"/>
       </w:pPr>
       <w:r>
-        <w:t>01. Recall and choose your starting point</w:t>
-      </w:r>
-    </w:p>
-    <w:p>
-      <w:r>
-        <w:t>Record your starting explanation for Overfitting Intuition before opening notes. Show any later correction separately.</w:t>
+        <w:t>One connected model-comparison record.</w:t>
+      </w:r>
+    </w:p>
+    <w:p>
+      <w:r>
+        <w:t>Select from evidence, interpret a gap, plan a fair change and limit a diagnosis.</w:t>
+      </w:r>
+    </w:p>
+    <w:p>
+      <w:r>
+        <w:t>Keep per-record errors, MAE units, split roles, versions and the untested final set visible.</w:t>
+      </w:r>
+    </w:p>
+    <w:p>
+      <w:pPr>
+        <w:pStyle w:val="Heading1"/>
+      </w:pPr>
+      <w:r>
+        <w:t>01. Recall: reconnect earlier ideas</w:t>
+      </w:r>
+    </w:p>
+    <w:p>
+      <w:r>
+        <w:t>Retrieve before opening notes.</w:t>
+      </w:r>
+    </w:p>
+    <w:p>
+      <w:pPr>
+        <w:pStyle w:val="Heading2"/>
+      </w:pPr>
+      <w:r>
+        <w:t>Retrieve and explain</w:t>
+      </w:r>
+    </w:p>
+    <w:p>
+      <w:pPr>
+        <w:pStyle w:val="ListBullet"/>
+      </w:pPr>
+      <w:r>
+        <w:t>Try the recall before opening notes. Then use a different colour or a labelled second line to correct your explanation.</w:t>
+      </w:r>
+    </w:p>
+    <w:p>
+      <w:pPr>
+        <w:pStyle w:val="ListBullet"/>
+      </w:pPr>
+      <w:r>
+        <w:t>Without opening the old lesson, explain one key idea from Choose Informative Questions. Give an example and a mistake that the idea helps you avoid.</w:t>
+      </w:r>
+    </w:p>
+    <w:p>
+      <w:pPr>
+        <w:pStyle w:val="Heading3"/>
+      </w:pPr>
+      <w:r>
+        <w:t>My remembered idea, example and correction</w:t>
+      </w:r>
+    </w:p>
+    <w:p>
+      <w:r>
+        <w:t>________________________________________________________________</w:t>
+      </w:r>
+    </w:p>
+    <w:p>
+      <w:r>
+        <w:t>________________________________________________________________</w:t>
+      </w:r>
+    </w:p>
+    <w:p>
+      <w:r>
+        <w:t>________________________________________________________________</w:t>
+      </w:r>
+    </w:p>
+    <w:p>
+      <w:pPr>
+        <w:pStyle w:val="ListBullet"/>
+      </w:pPr>
+      <w:r>
+        <w:t>Without opening the old lesson, explain one key idea from Types of Classification Error. Give an example and a mistake that the idea helps you avoid.</w:t>
+      </w:r>
+    </w:p>
+    <w:p>
+      <w:pPr>
+        <w:pStyle w:val="Heading3"/>
+      </w:pPr>
+      <w:r>
+        <w:t>My remembered idea, example and correction</w:t>
+      </w:r>
+    </w:p>
+    <w:p>
+      <w:r>
+        <w:t>________________________________________________________________</w:t>
+      </w:r>
+    </w:p>
+    <w:p>
+      <w:r>
+        <w:t>________________________________________________________________</w:t>
+      </w:r>
+    </w:p>
+    <w:p>
+      <w:r>
+        <w:t>________________________________________________________________</w:t>
+      </w:r>
+    </w:p>
+    <w:p>
+      <w:pPr>
+        <w:pStyle w:val="ListBullet"/>
+      </w:pPr>
+      <w:r>
+        <w:t>Without opening the old lesson, explain one key idea from Human Classifier Simulation. Give an example and a mistake that the idea helps you avoid.</w:t>
+      </w:r>
+    </w:p>
+    <w:p>
+      <w:pPr>
+        <w:pStyle w:val="Heading3"/>
+      </w:pPr>
+      <w:r>
+        <w:t>My remembered idea, example and correction</w:t>
+      </w:r>
+    </w:p>
+    <w:p>
+      <w:r>
+        <w:t>________________________________________________________________</w:t>
+      </w:r>
+    </w:p>
+    <w:p>
+      <w:r>
+        <w:t>________________________________________________________________</w:t>
+      </w:r>
+    </w:p>
+    <w:p>
+      <w:r>
+        <w:t>________________________________________________________________</w:t>
+      </w:r>
+    </w:p>
+    <w:p>
+      <w:pPr>
+        <w:pStyle w:val="Heading2"/>
+      </w:pPr>
+      <w:r>
+        <w:t>Earlier wording, alternatives and picture transcripts · reference / check after trying</w:t>
+      </w:r>
+    </w:p>
+    <w:p>
+      <w:pPr>
+        <w:pStyle w:val="Heading3"/>
+      </w:pPr>
+      <w:r>
+        <w:t>Choose Informative Questions</w:t>
+      </w:r>
+    </w:p>
+    <w:p>
+      <w:pPr>
+        <w:pStyle w:val="Heading3"/>
+      </w:pPr>
+      <w:r>
+        <w:t>Types of Classification Error</w:t>
+      </w:r>
+    </w:p>
+    <w:p>
+      <w:pPr>
+        <w:pStyle w:val="Heading3"/>
+      </w:pPr>
+      <w:r>
+        <w:t>Human Classifier Simulation</w:t>
+      </w:r>
+    </w:p>
+    <w:p>
+      <w:pPr>
+        <w:pStyle w:val="Heading1"/>
+      </w:pPr>
+      <w:r>
+        <w:t>12. W1 · Select using validation evidence</w:t>
+      </w:r>
+    </w:p>
+    <w:p>
+      <w:r>
+        <w:t>Distinguish the opening record from the separate pictured example.</w:t>
+      </w:r>
+    </w:p>
+    <w:p>
+      <w:pPr>
+        <w:pStyle w:val="Heading2"/>
+      </w:pPr>
+      <w:r>
+        <w:t>Your evidence record</w:t>
+      </w:r>
+    </w:p>
+    <w:p>
+      <w:pPr>
+        <w:pStyle w:val="ListBullet"/>
+      </w:pPr>
+      <w:r>
+        <w:t>Opening comparison, MAE in pages: Constant training5/validation6; Line2/3; Flexible curve0/8. Use the same regression task, metric and respective split for each candidate. Lower validation error selects the development candidate; a gap alone does not establish its cause. The separate pictured Simple/Medium/Complex record uses5/6,2/3,0/7. No final-test result or training prediction rows are supplied.</w:t>
+      </w:r>
+    </w:p>
+    <w:p>
+      <w:pPr>
+        <w:pStyle w:val="ListBullet"/>
+      </w:pPr>
+      <w:r>
+        <w:t>Choose among the three worked candidates and explain the training trap.</w:t>
+      </w:r>
+    </w:p>
+    <w:p>
+      <w:pPr>
+        <w:pStyle w:val="Heading3"/>
+      </w:pPr>
+      <w:r>
+        <w:t>My reasoning and evidence</w:t>
+      </w:r>
+    </w:p>
+    <w:p>
+      <w:r>
+        <w:t>________________________________________________________________</w:t>
+      </w:r>
+    </w:p>
+    <w:p>
+      <w:r>
+        <w:t>________________________________________________________________</w:t>
+      </w:r>
+    </w:p>
+    <w:p>
+      <w:r>
+        <w:t>________________________________________________________________</w:t>
+      </w:r>
+    </w:p>
+    <w:p>
+      <w:r>
+        <w:t>________________________________________________________________</w:t>
+      </w:r>
+    </w:p>
+    <w:p>
+      <w:r>
+        <w:t>________________________________________________________________</w:t>
+      </w:r>
+    </w:p>
+    <w:p>
+      <w:r>
+        <w:t>________________________________________________________________</w:t>
+      </w:r>
+    </w:p>
+    <w:p>
+      <w:pPr>
+        <w:pStyle w:val="Heading1"/>
+      </w:pPr>
+      <w:r>
+        <w:t>13. W2 · Interpret a training-validation gap</w:t>
+      </w:r>
+    </w:p>
+    <w:p>
+      <w:r>
+        <w:t>Give alternative explanations and evidence to inspect.</w:t>
+      </w:r>
+    </w:p>
+    <w:p>
+      <w:pPr>
+        <w:pStyle w:val="Heading2"/>
+      </w:pPr>
+      <w:r>
+        <w:t>Your evidence record</w:t>
+      </w:r>
+    </w:p>
+    <w:p>
+      <w:pPr>
+        <w:pStyle w:val="ListBullet"/>
+      </w:pPr>
+      <w:r>
+        <w:t>Opening comparison, MAE in pages: Constant training5/validation6; Line2/3; Flexible curve0/8. Use the same regression task, metric and respective split for each candidate. Lower validation error selects the development candidate; a gap alone does not establish its cause. The separate pictured Simple/Medium/Complex record uses5/6,2/3,0/7. No final-test result or training prediction rows are supplied.</w:t>
+      </w:r>
+    </w:p>
+    <w:p>
+      <w:pPr>
+        <w:pStyle w:val="ListBullet"/>
+      </w:pPr>
+      <w:r>
+        <w:t>Does a training-validation gap alone prove overfitting?</w:t>
+      </w:r>
+    </w:p>
+    <w:p>
+      <w:pPr>
+        <w:pStyle w:val="Heading3"/>
+      </w:pPr>
+      <w:r>
+        <w:t>My reasoning and evidence</w:t>
+      </w:r>
+    </w:p>
+    <w:p>
+      <w:r>
+        <w:t>________________________________________________________________</w:t>
+      </w:r>
+    </w:p>
+    <w:p>
+      <w:r>
+        <w:t>________________________________________________________________</w:t>
+      </w:r>
+    </w:p>
+    <w:p>
+      <w:r>
+        <w:t>________________________________________________________________</w:t>
+      </w:r>
+    </w:p>
+    <w:p>
+      <w:r>
+        <w:t>________________________________________________________________</w:t>
+      </w:r>
+    </w:p>
+    <w:p>
+      <w:r>
+        <w:t>________________________________________________________________</w:t>
+      </w:r>
+    </w:p>
+    <w:p>
+      <w:r>
+        <w:t>________________________________________________________________</w:t>
+      </w:r>
+    </w:p>
+    <w:p>
+      <w:pPr>
+        <w:pStyle w:val="Heading1"/>
+      </w:pPr>
+      <w:r>
+        <w:t>14. W3 · Propose one controlled comparison</w:t>
+      </w:r>
+    </w:p>
+    <w:p>
+      <w:r>
+        <w:t>Keep fitting, validation cases and the metric explicit.</w:t>
+      </w:r>
+    </w:p>
+    <w:p>
+      <w:pPr>
+        <w:pStyle w:val="Heading2"/>
+      </w:pPr>
+      <w:r>
+        <w:t>Your evidence record</w:t>
+      </w:r>
+    </w:p>
+    <w:p>
+      <w:pPr>
+        <w:pStyle w:val="ListBullet"/>
+      </w:pPr>
+      <w:r>
+        <w:t>Opening comparison, MAE in pages: Constant training5/validation6; Line2/3; Flexible curve0/8. Use the same regression task, metric and respective split for each candidate. Lower validation error selects the development candidate; a gap alone does not establish its cause. The separate pictured Simple/Medium/Complex record uses5/6,2/3,0/7. No final-test result or training prediction rows are supplied.</w:t>
+      </w:r>
+    </w:p>
+    <w:p>
+      <w:pPr>
+        <w:pStyle w:val="ListBullet"/>
+      </w:pPr>
+      <w:r>
+        <w:t>Describe one fair next development comparison.</w:t>
+      </w:r>
+    </w:p>
+    <w:p>
+      <w:pPr>
+        <w:pStyle w:val="Heading3"/>
+      </w:pPr>
+      <w:r>
+        <w:t>My reasoning and evidence</w:t>
+      </w:r>
+    </w:p>
+    <w:p>
+      <w:r>
+        <w:t>________________________________________________________________</w:t>
+      </w:r>
+    </w:p>
+    <w:p>
+      <w:r>
+        <w:t>________________________________________________________________</w:t>
+      </w:r>
+    </w:p>
+    <w:p>
+      <w:r>
+        <w:t>________________________________________________________________</w:t>
+      </w:r>
+    </w:p>
+    <w:p>
+      <w:r>
+        <w:t>________________________________________________________________</w:t>
+      </w:r>
+    </w:p>
+    <w:p>
+      <w:r>
+        <w:t>________________________________________________________________</w:t>
+      </w:r>
+    </w:p>
+    <w:p>
+      <w:r>
+        <w:t>________________________________________________________________</w:t>
+      </w:r>
+    </w:p>
+    <w:p>
+      <w:pPr>
+        <w:pStyle w:val="Heading1"/>
+      </w:pPr>
+      <w:r>
+        <w:t>16. W5 · Limit a memorised-noise diagnosis</w:t>
+      </w:r>
+    </w:p>
+    <w:p>
+      <w:r>
+        <w:t>Inspect provenance, coverage, grouping and label quality.</w:t>
+      </w:r>
+    </w:p>
+    <w:p>
+      <w:pPr>
+        <w:pStyle w:val="Heading2"/>
+      </w:pPr>
+      <w:r>
+        <w:t>Your evidence record</w:t>
+      </w:r>
+    </w:p>
+    <w:p>
+      <w:pPr>
+        <w:pStyle w:val="ListBullet"/>
+      </w:pPr>
+      <w:r>
+        <w:t>Opening comparison, MAE in pages: Constant training5/validation6; Line2/3; Flexible curve0/8. Use the same regression task, metric and respective split for each candidate. Lower validation error selects the development candidate; a gap alone does not establish its cause. The separate pictured Simple/Medium/Complex record uses5/6,2/3,0/7. No final-test result or training prediction rows are supplied.</w:t>
+      </w:r>
+    </w:p>
+    <w:p>
+      <w:pPr>
+        <w:pStyle w:val="ListBullet"/>
+      </w:pPr>
+      <w:r>
+        <w:t>What extra evidence would you inspect before concluding a model memorized noise?</w:t>
+      </w:r>
+    </w:p>
+    <w:p>
+      <w:pPr>
+        <w:pStyle w:val="Heading3"/>
+      </w:pPr>
+      <w:r>
+        <w:t>My reasoning and evidence</w:t>
+      </w:r>
+    </w:p>
+    <w:p>
+      <w:r>
+        <w:t>________________________________________________________________</w:t>
+      </w:r>
+    </w:p>
+    <w:p>
+      <w:r>
+        <w:t>________________________________________________________________</w:t>
+      </w:r>
+    </w:p>
+    <w:p>
+      <w:r>
+        <w:t>________________________________________________________________</w:t>
+      </w:r>
+    </w:p>
+    <w:p>
+      <w:r>
+        <w:t>________________________________________________________________</w:t>
+      </w:r>
+    </w:p>
+    <w:p>
+      <w:r>
+        <w:t>________________________________________________________________</w:t>
+      </w:r>
+    </w:p>
+    <w:p>
+      <w:r>
+        <w:t>________________________________________________________________</w:t>
+      </w:r>
+    </w:p>
+    <w:p>
+      <w:pPr>
+        <w:pStyle w:val="Heading1"/>
+      </w:pPr>
+      <w:r>
+        <w:t>04. W4 · Apply independently</w:t>
+      </w:r>
+    </w:p>
+    <w:p>
+      <w:r>
+        <w:t>Keep one first attempt before hints or feedback.</w:t>
+      </w:r>
+    </w:p>
+    <w:p>
+      <w:pPr>
+        <w:pStyle w:val="Heading2"/>
+      </w:pPr>
+      <w:r>
+        <w:t>Read and explain independently</w:t>
       </w:r>
     </w:p>
     <w:p>
@@ -41,404 +521,7 @@
         <w:rPr>
           <w:b w:val="0"/>
         </w:rPr>
-        <w:t>Try the recall before opening notes. Then use a different colour or a labelled second line to correct your explanation.</w:t>
-      </w:r>
-    </w:p>
-    <w:p>
-      <w:pPr>
-        <w:pStyle w:val="Heading3"/>
-      </w:pPr>
-      <w:r>
-        <w:t>Choose Informative Questions</w:t>
-      </w:r>
-    </w:p>
-    <w:p>
-      <w:pPr>
-        <w:spacing w:line="336" w:lineRule="auto" w:after="180"/>
-      </w:pPr>
-      <w:r>
-        <w:rPr>
-          <w:b w:val="0"/>
-        </w:rPr>
-        <w:t>Without opening the old lesson, explain one key idea from Choose Informative Questions. Give an example and a mistake that the idea helps you avoid.</w:t>
-      </w:r>
-    </w:p>
-    <w:p>
-      <w:pPr>
-        <w:pStyle w:val="Heading3"/>
-      </w:pPr>
-      <w:r>
-        <w:t>My remembered idea, example and correction</w:t>
-      </w:r>
-    </w:p>
-    <w:p>
-      <w:r>
-        <w:t>________________________________________________________________</w:t>
-      </w:r>
-    </w:p>
-    <w:p>
-      <w:r>
-        <w:t>________________________________________________________________</w:t>
-      </w:r>
-    </w:p>
-    <w:p>
-      <w:r>
-        <w:t>________________________________________________________________</w:t>
-      </w:r>
-    </w:p>
-    <w:p>
-      <w:pPr>
-        <w:pStyle w:val="Heading3"/>
-      </w:pPr>
-      <w:r>
-        <w:t>Types of Classification Error</w:t>
-      </w:r>
-    </w:p>
-    <w:p>
-      <w:pPr>
-        <w:spacing w:line="336" w:lineRule="auto" w:after="180"/>
-      </w:pPr>
-      <w:r>
-        <w:rPr>
-          <w:b w:val="0"/>
-        </w:rPr>
-        <w:t>Without opening the old lesson, explain one key idea from Types of Classification Error. Give an example and a mistake that the idea helps you avoid.</w:t>
-      </w:r>
-    </w:p>
-    <w:p>
-      <w:pPr>
-        <w:pStyle w:val="Heading3"/>
-      </w:pPr>
-      <w:r>
-        <w:t>My remembered idea, example and correction</w:t>
-      </w:r>
-    </w:p>
-    <w:p>
-      <w:r>
-        <w:t>________________________________________________________________</w:t>
-      </w:r>
-    </w:p>
-    <w:p>
-      <w:r>
-        <w:t>________________________________________________________________</w:t>
-      </w:r>
-    </w:p>
-    <w:p>
-      <w:r>
-        <w:t>________________________________________________________________</w:t>
-      </w:r>
-    </w:p>
-    <w:p>
-      <w:pPr>
-        <w:pStyle w:val="Heading3"/>
-      </w:pPr>
-      <w:r>
-        <w:t>Human Classifier Simulation</w:t>
-      </w:r>
-    </w:p>
-    <w:p>
-      <w:pPr>
-        <w:spacing w:line="336" w:lineRule="auto" w:after="180"/>
-      </w:pPr>
-      <w:r>
-        <w:rPr>
-          <w:b w:val="0"/>
-        </w:rPr>
-        <w:t>Without opening the old lesson, explain one key idea from Human Classifier Simulation. Give an example and a mistake that the idea helps you avoid.</w:t>
-      </w:r>
-    </w:p>
-    <w:p>
-      <w:pPr>
-        <w:pStyle w:val="Heading3"/>
-      </w:pPr>
-      <w:r>
-        <w:t>My remembered idea, example and correction</w:t>
-      </w:r>
-    </w:p>
-    <w:p>
-      <w:r>
-        <w:t>________________________________________________________________</w:t>
-      </w:r>
-    </w:p>
-    <w:p>
-      <w:r>
-        <w:t>________________________________________________________________</w:t>
-      </w:r>
-    </w:p>
-    <w:p>
-      <w:r>
-        <w:t>________________________________________________________________</w:t>
-      </w:r>
-    </w:p>
-    <w:p>
-      <w:pPr>
-        <w:pStyle w:val="Heading1"/>
-      </w:pPr>
-      <w:r>
-        <w:t>02. Practise with fading help</w:t>
-      </w:r>
-    </w:p>
-    <w:p>
-      <w:r>
-        <w:t>Complete the supported Overfitting Intuition trace and record the first step you can explain without help.</w:t>
-      </w:r>
-    </w:p>
-    <w:p>
-      <w:pPr>
-        <w:spacing w:line="336" w:lineRule="auto" w:after="180"/>
-      </w:pPr>
-      <w:r>
-        <w:rPr>
-          <w:b w:val="0"/>
-        </w:rPr>
-        <w:t xml:space="preserve">Use W2: Interpret a gap for </w:t>
-      </w:r>
-      <w:r>
-        <w:rPr>
-          <w:b/>
-        </w:rPr>
-        <w:t>Overfitting</w:t>
-      </w:r>
-      <w:r>
-        <w:rPr>
-          <w:b w:val="0"/>
-        </w:rPr>
-        <w:t xml:space="preserve"> and model </w:t>
-      </w:r>
-      <w:r>
-        <w:rPr>
-          <w:b/>
-        </w:rPr>
-        <w:t>capacity</w:t>
-      </w:r>
-      <w:r>
-        <w:rPr>
-          <w:b w:val="0"/>
-        </w:rPr>
-        <w:t>. Record the answer once; the lesson and workbook refer to the same attempt.</w:t>
-      </w:r>
-    </w:p>
-    <w:tbl>
-      <w:tblPr>
-        <w:tblStyle w:val="LightShading-Accent1"/>
-        <w:tblW w:type="auto" w:w="0"/>
-        <w:tblLook w:firstColumn="1" w:firstRow="1" w:lastColumn="0" w:lastRow="0" w:noHBand="0" w:noVBand="1" w:val="04A0"/>
-      </w:tblPr>
-      <w:tblGrid>
-        <w:gridCol w:w="2556"/>
-        <w:gridCol w:w="2556"/>
-        <w:gridCol w:w="2556"/>
-        <w:gridCol w:w="2556"/>
-      </w:tblGrid>
-      <w:tr>
-        <w:trPr>
-          <w:tblHeader/>
-        </w:trPr>
-        <w:tc>
-          <w:tcPr>
-            <w:tcW w:type="dxa" w:w="2556"/>
-          </w:tcPr>
-          <w:p>
-            <w:r>
-              <w:t>Given inputs</w:t>
-            </w:r>
-          </w:p>
-        </w:tc>
-        <w:tc>
-          <w:tcPr>
-            <w:tcW w:type="dxa" w:w="2556"/>
-          </w:tcPr>
-          <w:p>
-            <w:r>
-              <w:t>Procedure I chose</w:t>
-            </w:r>
-          </w:p>
-        </w:tc>
-        <w:tc>
-          <w:tcPr>
-            <w:tcW w:type="dxa" w:w="2556"/>
-          </w:tcPr>
-          <w:p>
-            <w:r>
-              <w:t>Middle steps</w:t>
-            </w:r>
-          </w:p>
-        </w:tc>
-        <w:tc>
-          <w:tcPr>
-            <w:tcW w:type="dxa" w:w="2556"/>
-          </w:tcPr>
-          <w:p>
-            <w:r>
-              <w:t>Result and check</w:t>
-            </w:r>
-          </w:p>
-        </w:tc>
-      </w:tr>
-      <w:tr>
-        <w:tc>
-          <w:tcPr>
-            <w:tcW w:type="dxa" w:w="2556"/>
-          </w:tcPr>
-          <w:p>
-            <w:r/>
-          </w:p>
-        </w:tc>
-        <w:tc>
-          <w:tcPr>
-            <w:tcW w:type="dxa" w:w="2556"/>
-          </w:tcPr>
-          <w:p>
-            <w:r/>
-          </w:p>
-        </w:tc>
-        <w:tc>
-          <w:tcPr>
-            <w:tcW w:type="dxa" w:w="2556"/>
-          </w:tcPr>
-          <w:p>
-            <w:r/>
-          </w:p>
-        </w:tc>
-        <w:tc>
-          <w:tcPr>
-            <w:tcW w:type="dxa" w:w="2556"/>
-          </w:tcPr>
-          <w:p>
-            <w:r/>
-          </w:p>
-        </w:tc>
-      </w:tr>
-    </w:tbl>
-    <w:p>
-      <w:pPr>
-        <w:pStyle w:val="Heading3"/>
-      </w:pPr>
-      <w:r>
-        <w:t>The step I completed without help, and the hint I needed</w:t>
-      </w:r>
-    </w:p>
-    <w:p>
-      <w:r>
-        <w:t>________________________________________________________________</w:t>
-      </w:r>
-    </w:p>
-    <w:p>
-      <w:r>
-        <w:t>________________________________________________________________</w:t>
-      </w:r>
-    </w:p>
-    <w:p>
-      <w:r>
-        <w:t>________________________________________________________________</w:t>
-      </w:r>
-    </w:p>
-    <w:p>
-      <w:pPr>
-        <w:pStyle w:val="Heading1"/>
-      </w:pPr>
-      <w:r>
-        <w:t>03. Individual reasoning check</w:t>
-      </w:r>
-    </w:p>
-    <w:p>
-      <w:r>
-        <w:t>Check the proposed Overfitting Intuition explanation against the supplied facts before discussing it.</w:t>
-      </w:r>
-    </w:p>
-    <w:p>
-      <w:pPr>
-        <w:spacing w:line="336" w:lineRule="auto" w:after="180"/>
-      </w:pPr>
-      <w:r>
-        <w:rPr>
-          <w:b w:val="0"/>
-        </w:rPr>
-        <w:t xml:space="preserve">Use the worked case for </w:t>
-      </w:r>
-      <w:r>
-        <w:rPr>
-          <w:b/>
-        </w:rPr>
-        <w:t>Overfitting</w:t>
-      </w:r>
-      <w:r>
-        <w:rPr>
-          <w:b w:val="0"/>
-        </w:rPr>
-        <w:t xml:space="preserve"> and model </w:t>
-      </w:r>
-      <w:r>
-        <w:rPr>
-          <w:b/>
-        </w:rPr>
-        <w:t>capacity</w:t>
-      </w:r>
-      <w:r>
-        <w:rPr>
-          <w:b w:val="0"/>
-        </w:rPr>
-        <w:t>. Proposed explanation: “A final answer is enough”. Decide whether this explanation is supported.</w:t>
-      </w:r>
-    </w:p>
-    <w:p>
-      <w:pPr>
-        <w:spacing w:line="336" w:lineRule="auto" w:after="180"/>
-      </w:pPr>
-      <w:r>
-        <w:rPr>
-          <w:b w:val="0"/>
-        </w:rPr>
-        <w:t>Point to the step or supplied fact that decides; explain your repair if needed.</w:t>
-      </w:r>
-    </w:p>
-    <w:p>
-      <w:pPr>
-        <w:pStyle w:val="Heading3"/>
-      </w:pPr>
-      <w:r>
-        <w:t>My explanation before partner discussion</w:t>
-      </w:r>
-    </w:p>
-    <w:p>
-      <w:r>
-        <w:t>________________________________________________________________</w:t>
-      </w:r>
-    </w:p>
-    <w:p>
-      <w:r>
-        <w:t>________________________________________________________________</w:t>
-      </w:r>
-    </w:p>
-    <w:p>
-      <w:r>
-        <w:t>________________________________________________________________</w:t>
-      </w:r>
-    </w:p>
-    <w:p>
-      <w:r>
-        <w:t>________________________________________________________________</w:t>
-      </w:r>
-    </w:p>
-    <w:p>
-      <w:pPr>
-        <w:pStyle w:val="Heading1"/>
-      </w:pPr>
-      <w:r>
-        <w:t>04. Independent transfer case</w:t>
-      </w:r>
-    </w:p>
-    <w:p>
-      <w:r>
-        <w:t>Write one first attempt at the reserved independent case before feedback. Repeated copies of that case refer to the same recorded attempt.</w:t>
-      </w:r>
-    </w:p>
-    <w:p>
-      <w:pPr>
-        <w:pStyle w:val="Heading3"/>
-      </w:pPr>
-      <w:r>
-        <w:t>Independent case: Apply independently</w:t>
+        <w:t>For this A/B/C independent comparison all values are MAEs in pages. Use lowest validation MAE, then the stated simplicity tie rule; the final test is still untouched.</w:t>
       </w:r>
     </w:p>
     <w:p>
@@ -533,6 +616,14 @@
     </w:p>
     <w:p>
       <w:pPr>
+        <w:pStyle w:val="Heading2"/>
+      </w:pPr>
+      <w:r>
+        <w:t>Keep a fair record</w:t>
+      </w:r>
+    </w:p>
+    <w:p>
+      <w:pPr>
         <w:spacing w:line="336" w:lineRule="auto" w:after="180"/>
       </w:pPr>
       <w:r>
@@ -544,63 +635,61 @@
     </w:p>
     <w:p>
       <w:pPr>
+        <w:pStyle w:val="Heading2"/>
+      </w:pPr>
+      <w:r>
+        <w:t>Earlier wording, alternatives and picture transcripts · reference / check after trying</w:t>
+      </w:r>
+    </w:p>
+    <w:p>
+      <w:pPr>
+        <w:pStyle w:val="Heading3"/>
+      </w:pPr>
+      <w:r>
+        <w:t>Independent case: Apply independently</w:t>
+      </w:r>
+    </w:p>
+    <w:p>
+      <w:pPr>
         <w:pStyle w:val="Heading1"/>
       </w:pPr>
       <w:r>
-        <w:t>05. Your learning target</w:t>
-      </w:r>
-    </w:p>
-    <w:p>
-      <w:r>
-        <w:t>Connect the Overfitting Intuition target to a trace and a justified conclusion.</w:t>
+        <w:t>09. Project · Keep the decision and its evidence</w:t>
+      </w:r>
+    </w:p>
+    <w:p>
+      <w:r>
+        <w:t>Add this week’s change to your existing project record.</w:t>
+      </w:r>
+    </w:p>
+    <w:p>
+      <w:pPr>
+        <w:pStyle w:val="Heading2"/>
+      </w:pPr>
+      <w:r>
+        <w:t>Your evidence record</w:t>
       </w:r>
     </w:p>
     <w:p>
       <w:pPr>
         <w:spacing w:line="336" w:lineRule="auto" w:after="180"/>
-        <w:shd w:fill="F5F1FB"/>
       </w:pPr>
       <w:r>
         <w:rPr>
           <w:b w:val="0"/>
         </w:rPr>
-        <w:t xml:space="preserve">Rule A memorises eight </w:t>
-      </w:r>
-      <w:r>
-        <w:rPr>
-          <w:b/>
-        </w:rPr>
-        <w:t>training</w:t>
-      </w:r>
+        <w:t>Avoid title-by-title patches; improve features or thresholds that transfer.</w:t>
+      </w:r>
+    </w:p>
+    <w:p>
+      <w:pPr>
+        <w:spacing w:line="336" w:lineRule="auto" w:after="180"/>
+      </w:pPr>
       <w:r>
         <w:rPr>
           <w:b w:val="0"/>
         </w:rPr>
-        <w:t xml:space="preserve"> IDs and gets 8/8 </w:t>
-      </w:r>
-      <w:r>
-        <w:rPr>
-          <w:b/>
-        </w:rPr>
-        <w:t>training</w:t>
-      </w:r>
-      <w:r>
-        <w:rPr>
-          <w:b w:val="0"/>
-        </w:rPr>
-        <w:t xml:space="preserve">, 2/8 validation. Rule B uses genre and gets 6/8 </w:t>
-      </w:r>
-      <w:r>
-        <w:rPr>
-          <w:b/>
-        </w:rPr>
-        <w:t>training</w:t>
-      </w:r>
-      <w:r>
-        <w:rPr>
-          <w:b w:val="0"/>
-        </w:rPr>
-        <w:t xml:space="preserve">, 6/8 validation. Which is preferable on this </w:t>
+        <w:t xml:space="preserve">The project change and </w:t>
       </w:r>
       <w:r>
         <w:rPr>
@@ -612,7 +701,40 @@
         <w:rPr>
           <w:b w:val="0"/>
         </w:rPr>
-        <w:t>, and what test remains?</w:t>
+        <w:t xml:space="preserve"> I will keep</w:t>
+      </w:r>
+    </w:p>
+    <w:p>
+      <w:pPr>
+        <w:pStyle w:val="Heading3"/>
+      </w:pPr>
+      <w:r>
+        <w:t>Write or draw your reasoning and evidence.</w:t>
+      </w:r>
+    </w:p>
+    <w:p>
+      <w:r>
+        <w:t>________________________________________________________________</w:t>
+      </w:r>
+    </w:p>
+    <w:p>
+      <w:r>
+        <w:t>________________________________________________________________</w:t>
+      </w:r>
+    </w:p>
+    <w:p>
+      <w:r>
+        <w:t>________________________________________________________________</w:t>
+      </w:r>
+    </w:p>
+    <w:p>
+      <w:r>
+        <w:t>________________________________________________________________</w:t>
+      </w:r>
+    </w:p>
+    <w:p>
+      <w:r>
+        <w:t>________________________________________________________________</w:t>
       </w:r>
     </w:p>
     <w:p>
@@ -620,1037 +742,20 @@
         <w:pStyle w:val="Heading1"/>
       </w:pPr>
       <w:r>
-        <w:t>06. Solve the given case</w:t>
-      </w:r>
-    </w:p>
-    <w:p>
-      <w:r>
-        <w:t>Solve the supplied Overfitting Intuition case and show the deciding evidence.</w:t>
-      </w:r>
-    </w:p>
-    <w:p>
-      <w:pPr>
-        <w:spacing w:line="336" w:lineRule="auto" w:after="180"/>
-      </w:pPr>
-      <w:r>
-        <w:rPr>
-          <w:b w:val="0"/>
-        </w:rPr>
-        <w:t xml:space="preserve">Rule A memorises six </w:t>
-      </w:r>
-      <w:r>
-        <w:rPr>
-          <w:b/>
-        </w:rPr>
-        <w:t>training</w:t>
-      </w:r>
-      <w:r>
-        <w:rPr>
-          <w:b w:val="0"/>
-        </w:rPr>
-        <w:t xml:space="preserve"> book names. It scores 6/6 familiar and 2/6 new. Rule B uses relevant traits but is untested.</w:t>
-      </w:r>
-    </w:p>
-    <w:p>
-      <w:pPr>
-        <w:spacing w:line="336" w:lineRule="auto" w:after="180"/>
-        <w:shd w:fill="F5F1FB"/>
-      </w:pPr>
-      <w:r>
-        <w:rPr>
-          <w:b w:val="0"/>
-        </w:rPr>
-        <w:t xml:space="preserve">What does the </w:t>
-      </w:r>
-      <w:r>
-        <w:rPr>
-          <w:b/>
-        </w:rPr>
-        <w:t>evidence</w:t>
-      </w:r>
-      <w:r>
-        <w:rPr>
-          <w:b w:val="0"/>
-        </w:rPr>
-        <w:t xml:space="preserve"> support?</w:t>
-      </w:r>
-    </w:p>
-    <w:p>
-      <w:pPr>
-        <w:spacing w:line="336" w:lineRule="auto" w:after="180"/>
-      </w:pPr>
-      <w:r>
-        <w:rPr>
-          <w:b w:val="0"/>
-        </w:rPr>
-        <w:t xml:space="preserve">Show your trace, calculation or </w:t>
-      </w:r>
-      <w:r>
-        <w:rPr>
-          <w:b/>
-        </w:rPr>
-        <w:t>evidence</w:t>
-      </w:r>
-    </w:p>
-    <w:p>
-      <w:pPr>
-        <w:pStyle w:val="Heading3"/>
-      </w:pPr>
-      <w:r>
-        <w:t>Write or draw your reasoning and evidence.</w:t>
-      </w:r>
-    </w:p>
-    <w:p>
-      <w:r>
-        <w:t>________________________________________________________________</w:t>
-      </w:r>
-    </w:p>
-    <w:p>
-      <w:r>
-        <w:t>________________________________________________________________</w:t>
-      </w:r>
-    </w:p>
-    <w:p>
-      <w:r>
-        <w:t>________________________________________________________________</w:t>
-      </w:r>
-    </w:p>
-    <w:p>
-      <w:r>
-        <w:t>________________________________________________________________</w:t>
-      </w:r>
-    </w:p>
-    <w:p>
-      <w:r>
-        <w:t>________________________________________________________________</w:t>
-      </w:r>
-    </w:p>
-    <w:p>
-      <w:pPr>
-        <w:pStyle w:val="Heading1"/>
-      </w:pPr>
-      <w:r>
-        <w:t>07. Check a changed case</w:t>
-      </w:r>
-    </w:p>
-    <w:p>
-      <w:r>
-        <w:t>Apply the procedure to the changed case and record why the conclusion follows.</w:t>
-      </w:r>
-    </w:p>
-    <w:p>
-      <w:pPr>
-        <w:spacing w:line="336" w:lineRule="auto" w:after="180"/>
-        <w:shd w:fill="F5F1FB"/>
-      </w:pPr>
-      <w:r>
-        <w:rPr>
-          <w:b w:val="0"/>
-        </w:rPr>
-        <w:t xml:space="preserve">Rule A memorises six </w:t>
-      </w:r>
-      <w:r>
-        <w:rPr>
-          <w:b/>
-        </w:rPr>
-        <w:t>training</w:t>
-      </w:r>
-      <w:r>
-        <w:rPr>
-          <w:b w:val="0"/>
-        </w:rPr>
-        <w:t xml:space="preserve"> book IDs. Rule B uses a relevant topic feature. Why might A fail on a new ID? What test is needed?</w:t>
-      </w:r>
-    </w:p>
-    <w:p>
-      <w:pPr>
-        <w:spacing w:line="336" w:lineRule="auto" w:after="180"/>
-      </w:pPr>
-      <w:r>
-        <w:rPr>
-          <w:b w:val="0"/>
-        </w:rPr>
-        <w:t>My independent answer and reason</w:t>
-      </w:r>
-    </w:p>
-    <w:p>
-      <w:pPr>
-        <w:pStyle w:val="Heading3"/>
-      </w:pPr>
-      <w:r>
-        <w:t>Write or draw your reasoning and evidence.</w:t>
-      </w:r>
-    </w:p>
-    <w:p>
-      <w:r>
-        <w:t>________________________________________________________________</w:t>
-      </w:r>
-    </w:p>
-    <w:p>
-      <w:r>
-        <w:t>________________________________________________________________</w:t>
-      </w:r>
-    </w:p>
-    <w:p>
-      <w:r>
-        <w:t>________________________________________________________________</w:t>
-      </w:r>
-    </w:p>
-    <w:p>
-      <w:r>
-        <w:t>________________________________________________________________</w:t>
-      </w:r>
-    </w:p>
-    <w:p>
-      <w:r>
-        <w:t>________________________________________________________________</w:t>
-      </w:r>
-    </w:p>
-    <w:p>
-      <w:pPr>
-        <w:pStyle w:val="Heading3"/>
-      </w:pPr>
-      <w:r>
-        <w:t>Week 16 Test and reflect</w:t>
-      </w:r>
-    </w:p>
-    <w:p>
-      <w:pPr>
-        <w:pStyle w:val="Heading1"/>
-      </w:pPr>
-      <w:r>
-        <w:t>08. Design a revealing test</w:t>
-      </w:r>
-    </w:p>
-    <w:p>
-      <w:r>
-        <w:t>Specify a changed input, expected result and observation separately.</w:t>
-      </w:r>
-    </w:p>
-    <w:p>
-      <w:pPr>
-        <w:spacing w:line="336" w:lineRule="auto" w:after="180"/>
-      </w:pPr>
-      <w:r>
-        <w:rPr>
-          <w:b w:val="0"/>
-        </w:rPr>
-        <w:t xml:space="preserve">Create a changed </w:t>
-      </w:r>
-      <w:r>
-        <w:rPr>
-          <w:b/>
-        </w:rPr>
-        <w:t>input</w:t>
-      </w:r>
-      <w:r>
-        <w:rPr>
-          <w:b w:val="0"/>
-        </w:rPr>
-        <w:t>, boundary case or missing-information case. Write the expected answer or safe response before testing.</w:t>
-      </w:r>
-    </w:p>
-    <w:tbl>
-      <w:tblPr>
-        <w:tblStyle w:val="LightShading-Accent1"/>
-        <w:tblW w:type="auto" w:w="0"/>
-        <w:tblLook w:firstColumn="1" w:firstRow="1" w:lastColumn="0" w:lastRow="0" w:noHBand="0" w:noVBand="1" w:val="04A0"/>
-      </w:tblPr>
-      <w:tblGrid>
-        <w:gridCol w:w="5112"/>
-        <w:gridCol w:w="5112"/>
-      </w:tblGrid>
-      <w:tr>
-        <w:trPr>
-          <w:tblHeader/>
-        </w:trPr>
-        <w:tc>
-          <w:tcPr>
-            <w:tcW w:type="dxa" w:w="5112"/>
-          </w:tcPr>
-          <w:p>
-            <w:r>
-              <w:t>Test record</w:t>
-            </w:r>
-          </w:p>
-        </w:tc>
-        <w:tc>
-          <w:tcPr>
-            <w:tcW w:type="dxa" w:w="5112"/>
-          </w:tcPr>
-          <w:p>
-            <w:r>
-              <w:t>My evidence</w:t>
-            </w:r>
-          </w:p>
-        </w:tc>
-      </w:tr>
-      <w:tr>
-        <w:tc>
-          <w:tcPr>
-            <w:tcW w:type="dxa" w:w="5112"/>
-          </w:tcPr>
-          <w:p>
-            <w:r>
-              <w:t>Changed input or condition</w:t>
-            </w:r>
-          </w:p>
-        </w:tc>
-        <w:tc>
-          <w:tcPr>
-            <w:tcW w:type="dxa" w:w="5112"/>
-          </w:tcPr>
-          <w:p>
-            <w:r/>
-          </w:p>
-        </w:tc>
-      </w:tr>
-      <w:tr>
-        <w:tc>
-          <w:tcPr>
-            <w:tcW w:type="dxa" w:w="5112"/>
-          </w:tcPr>
-          <w:p>
-            <w:r>
-              <w:t>Expected answer or fallback</w:t>
-            </w:r>
-          </w:p>
-        </w:tc>
-        <w:tc>
-          <w:tcPr>
-            <w:tcW w:type="dxa" w:w="5112"/>
-          </w:tcPr>
-          <w:p>
-            <w:r/>
-          </w:p>
-        </w:tc>
-      </w:tr>
-      <w:tr>
-        <w:tc>
-          <w:tcPr>
-            <w:tcW w:type="dxa" w:w="5112"/>
-          </w:tcPr>
-          <w:p>
-            <w:r>
-              <w:t>Observed result</w:t>
-            </w:r>
-          </w:p>
-        </w:tc>
-        <w:tc>
-          <w:tcPr>
-            <w:tcW w:type="dxa" w:w="5112"/>
-          </w:tcPr>
-          <w:p>
-            <w:r/>
-          </w:p>
-        </w:tc>
-      </w:tr>
-      <w:tr>
-        <w:tc>
-          <w:tcPr>
-            <w:tcW w:type="dxa" w:w="5112"/>
-          </w:tcPr>
-          <w:p>
-            <w:r>
-              <w:t>Why the result occurred</w:t>
-            </w:r>
-          </w:p>
-        </w:tc>
-        <w:tc>
-          <w:tcPr>
-            <w:tcW w:type="dxa" w:w="5112"/>
-          </w:tcPr>
-          <w:p>
-            <w:r/>
-          </w:p>
-        </w:tc>
-      </w:tr>
-    </w:tbl>
-    <w:p>
-      <w:pPr>
-        <w:pStyle w:val="Heading1"/>
-      </w:pPr>
-      <w:r>
-        <w:t>09. Project checkpoint</w:t>
-      </w:r>
-    </w:p>
-    <w:p>
-      <w:r>
-        <w:t>Justify what Overfitting Intuition adds to Transparent Book Recommender and keep the evidence.</w:t>
-      </w:r>
-    </w:p>
-    <w:p>
-      <w:pPr>
-        <w:spacing w:line="336" w:lineRule="auto" w:after="180"/>
-      </w:pPr>
-      <w:r>
-        <w:rPr>
-          <w:b w:val="0"/>
-        </w:rPr>
-        <w:t>Avoid title-by-title patches; improve features or thresholds that transfer.</w:t>
-      </w:r>
-    </w:p>
-    <w:p>
-      <w:pPr>
-        <w:spacing w:line="336" w:lineRule="auto" w:after="180"/>
-      </w:pPr>
-      <w:r>
-        <w:rPr>
-          <w:b w:val="0"/>
-        </w:rPr>
-        <w:t xml:space="preserve">The project change and </w:t>
-      </w:r>
-      <w:r>
-        <w:rPr>
-          <w:b/>
-        </w:rPr>
-        <w:t>evidence</w:t>
-      </w:r>
-      <w:r>
-        <w:rPr>
-          <w:b w:val="0"/>
-        </w:rPr>
-        <w:t xml:space="preserve"> I will keep</w:t>
-      </w:r>
-    </w:p>
-    <w:p>
-      <w:pPr>
-        <w:pStyle w:val="Heading3"/>
-      </w:pPr>
-      <w:r>
-        <w:t>Write or draw your reasoning and evidence.</w:t>
-      </w:r>
-    </w:p>
-    <w:p>
-      <w:r>
-        <w:t>________________________________________________________________</w:t>
-      </w:r>
-    </w:p>
-    <w:p>
-      <w:r>
-        <w:t>________________________________________________________________</w:t>
-      </w:r>
-    </w:p>
-    <w:p>
-      <w:r>
-        <w:t>________________________________________________________________</w:t>
-      </w:r>
-    </w:p>
-    <w:p>
-      <w:r>
-        <w:t>________________________________________________________________</w:t>
-      </w:r>
-    </w:p>
-    <w:p>
-      <w:r>
-        <w:t>________________________________________________________________</w:t>
-      </w:r>
-    </w:p>
-    <w:p>
-      <w:pPr>
-        <w:pStyle w:val="Heading1"/>
-      </w:pPr>
-      <w:r>
-        <w:t>10. Self check</w:t>
-      </w:r>
-    </w:p>
-    <w:p>
-      <w:r>
-        <w:t>Judge explanation, evidence, transfer and limits separately; attach the work behind your judgement.</w:t>
-      </w:r>
-    </w:p>
-    <w:p>
-      <w:pPr>
-        <w:pStyle w:val="ListBullet"/>
-      </w:pPr>
-      <w:r>
-        <w:t>I can explain the mechanism.</w:t>
-      </w:r>
-    </w:p>
-    <w:p>
-      <w:pPr>
-        <w:pStyle w:val="ListBullet"/>
-      </w:pPr>
-      <w:r>
-        <w:t>I can show evidence.</w:t>
-      </w:r>
-    </w:p>
-    <w:p>
-      <w:pPr>
-        <w:pStyle w:val="ListBullet"/>
-      </w:pPr>
-      <w:r>
-        <w:t>I can handle a changed case.</w:t>
-      </w:r>
-    </w:p>
-    <w:p>
-      <w:pPr>
-        <w:pStyle w:val="ListBullet"/>
-      </w:pPr>
-      <w:r>
-        <w:t>I can name a limit.</w:t>
-      </w:r>
-    </w:p>
-    <w:p>
-      <w:r>
-        <w:t>Mark each as not yet, with help or independently, and attach supporting work.</w:t>
-      </w:r>
-    </w:p>
-    <w:p>
-      <w:pPr>
-        <w:spacing w:line="336" w:lineRule="auto" w:after="180"/>
-      </w:pPr>
-      <w:r>
-        <w:rPr>
-          <w:b w:val="0"/>
-        </w:rPr>
-        <w:t>Teacher review ____________________  Next step ____________________</w:t>
-      </w:r>
-    </w:p>
-    <w:p>
-      <w:pPr>
-        <w:pStyle w:val="Heading1"/>
-      </w:pPr>
-      <w:r>
-        <w:t>11. Transfer practice from the original programme</w:t>
-      </w:r>
-    </w:p>
-    <w:p>
-      <w:r>
-        <w:t>Use this earlier case as transfer practice. A case already discussed with feedback is not fresh assessment evidence.</w:t>
-      </w:r>
-    </w:p>
-    <w:p>
-      <w:pPr>
-        <w:spacing w:line="336" w:lineRule="auto" w:after="180"/>
-        <w:shd w:fill="F5F1FB"/>
-      </w:pPr>
-      <w:r>
-        <w:rPr>
-          <w:b w:val="0"/>
-        </w:rPr>
-        <w:t xml:space="preserve">Rule A memorises eight </w:t>
-      </w:r>
-      <w:r>
-        <w:rPr>
-          <w:b/>
-        </w:rPr>
-        <w:t>training</w:t>
-      </w:r>
-      <w:r>
-        <w:rPr>
-          <w:b w:val="0"/>
-        </w:rPr>
-        <w:t xml:space="preserve"> IDs and gets 8/8 </w:t>
-      </w:r>
-      <w:r>
-        <w:rPr>
-          <w:b/>
-        </w:rPr>
-        <w:t>training</w:t>
-      </w:r>
-      <w:r>
-        <w:rPr>
-          <w:b w:val="0"/>
-        </w:rPr>
-        <w:t xml:space="preserve">, 2/8 validation. Rule B uses genre and gets 6/8 </w:t>
-      </w:r>
-      <w:r>
-        <w:rPr>
-          <w:b/>
-        </w:rPr>
-        <w:t>training</w:t>
-      </w:r>
-      <w:r>
-        <w:rPr>
-          <w:b w:val="0"/>
-        </w:rPr>
-        <w:t xml:space="preserve">, 6/8 validation. Which is preferable on this </w:t>
-      </w:r>
-      <w:r>
-        <w:rPr>
-          <w:b/>
-        </w:rPr>
-        <w:t>evidence</w:t>
-      </w:r>
-      <w:r>
-        <w:rPr>
-          <w:b w:val="0"/>
-        </w:rPr>
-        <w:t>, and what test remains?</w:t>
-      </w:r>
-    </w:p>
-    <w:p>
-      <w:pPr>
-        <w:pStyle w:val="Heading3"/>
-      </w:pPr>
-      <w:r>
-        <w:t>My independently reasoned answer</w:t>
-      </w:r>
-    </w:p>
-    <w:p>
-      <w:r>
-        <w:t>________________________________________________________________</w:t>
-      </w:r>
-    </w:p>
-    <w:p>
-      <w:r>
-        <w:t>________________________________________________________________</w:t>
-      </w:r>
-    </w:p>
-    <w:p>
-      <w:r>
-        <w:t>________________________________________________________________</w:t>
-      </w:r>
-    </w:p>
-    <w:p>
-      <w:r>
-        <w:t>________________________________________________________________</w:t>
-      </w:r>
-    </w:p>
-    <w:p>
-      <w:r>
-        <w:t>________________________________________________________________</w:t>
-      </w:r>
-    </w:p>
-    <w:p>
-      <w:r>
-        <w:t>________________________________________________________________</w:t>
-      </w:r>
-    </w:p>
-    <w:p>
-      <w:r>
-        <w:t>________________________________________________________________</w:t>
-      </w:r>
-    </w:p>
-    <w:p>
-      <w:pPr>
-        <w:spacing w:line="336" w:lineRule="auto" w:after="180"/>
-      </w:pPr>
-      <w:r>
-        <w:rPr>
-          <w:b w:val="0"/>
-        </w:rPr>
-        <w:t>Record support used: none, hint or teacher explanation.</w:t>
-      </w:r>
-    </w:p>
-    <w:p>
-      <w:pPr>
-        <w:pStyle w:val="Heading1"/>
-      </w:pPr>
-      <w:r>
-        <w:t>12. W1 Select from evidence</w:t>
-      </w:r>
-    </w:p>
-    <w:p>
-      <w:r>
-        <w:t>Select from evidence. Apply the supplied Overfitting Intuition facts and keep your reasoning.</w:t>
-      </w:r>
-    </w:p>
-    <w:p>
-      <w:pPr>
-        <w:spacing w:line="336" w:lineRule="auto" w:after="180"/>
-      </w:pPr>
-      <w:r>
-        <w:rPr>
-          <w:b w:val="0"/>
-        </w:rPr>
-        <w:t xml:space="preserve">Choose among the three worked candidates and explain the </w:t>
-      </w:r>
-      <w:r>
-        <w:rPr>
-          <w:b/>
-        </w:rPr>
-        <w:t>training</w:t>
-      </w:r>
-      <w:r>
-        <w:rPr>
-          <w:b w:val="0"/>
-        </w:rPr>
-        <w:t xml:space="preserve"> trap.</w:t>
-      </w:r>
-    </w:p>
-    <w:p>
-      <w:pPr>
-        <w:pStyle w:val="Heading3"/>
-      </w:pPr>
-      <w:r>
-        <w:t>My reasoning and evidence</w:t>
-      </w:r>
-    </w:p>
-    <w:p>
-      <w:r>
-        <w:t>________________________________________________________________</w:t>
-      </w:r>
-    </w:p>
-    <w:p>
-      <w:r>
-        <w:t>________________________________________________________________</w:t>
-      </w:r>
-    </w:p>
-    <w:p>
-      <w:r>
-        <w:t>________________________________________________________________</w:t>
-      </w:r>
-    </w:p>
-    <w:p>
-      <w:r>
-        <w:t>________________________________________________________________</w:t>
-      </w:r>
-    </w:p>
-    <w:p>
-      <w:r>
-        <w:t>________________________________________________________________</w:t>
-      </w:r>
-    </w:p>
-    <w:p>
-      <w:r>
-        <w:t>________________________________________________________________</w:t>
-      </w:r>
-    </w:p>
-    <w:p>
-      <w:pPr>
-        <w:pStyle w:val="Heading1"/>
-      </w:pPr>
-      <w:r>
-        <w:t>13. W2 Interpret a gap</w:t>
-      </w:r>
-    </w:p>
-    <w:p>
-      <w:r>
-        <w:t>Interpret a gap. Apply the supplied Overfitting Intuition facts and keep your reasoning.</w:t>
-      </w:r>
-    </w:p>
-    <w:p>
-      <w:pPr>
-        <w:spacing w:line="336" w:lineRule="auto" w:after="180"/>
-        <w:shd w:fill="F5F1FB"/>
-      </w:pPr>
-      <w:r>
-        <w:rPr>
-          <w:b w:val="0"/>
-        </w:rPr>
-        <w:t xml:space="preserve">Does a </w:t>
-      </w:r>
-      <w:r>
-        <w:rPr>
-          <w:b/>
-        </w:rPr>
-        <w:t>training</w:t>
-      </w:r>
-      <w:r>
-        <w:rPr>
-          <w:b w:val="0"/>
-        </w:rPr>
-        <w:t xml:space="preserve">-validation gap alone prove </w:t>
-      </w:r>
-      <w:r>
-        <w:rPr>
-          <w:b/>
-        </w:rPr>
-        <w:t>overfitting</w:t>
-      </w:r>
-      <w:r>
-        <w:rPr>
-          <w:b w:val="0"/>
-        </w:rPr>
-        <w:t>?</w:t>
-      </w:r>
-    </w:p>
-    <w:p>
-      <w:pPr>
-        <w:pStyle w:val="Heading3"/>
-      </w:pPr>
-      <w:r>
-        <w:t>My reasoning and evidence</w:t>
-      </w:r>
-    </w:p>
-    <w:p>
-      <w:r>
-        <w:t>________________________________________________________________</w:t>
-      </w:r>
-    </w:p>
-    <w:p>
-      <w:r>
-        <w:t>________________________________________________________________</w:t>
-      </w:r>
-    </w:p>
-    <w:p>
-      <w:r>
-        <w:t>________________________________________________________________</w:t>
-      </w:r>
-    </w:p>
-    <w:p>
-      <w:r>
-        <w:t>________________________________________________________________</w:t>
-      </w:r>
-    </w:p>
-    <w:p>
-      <w:r>
-        <w:t>________________________________________________________________</w:t>
-      </w:r>
-    </w:p>
-    <w:p>
-      <w:r>
-        <w:t>________________________________________________________________</w:t>
-      </w:r>
-    </w:p>
-    <w:p>
-      <w:pPr>
-        <w:pStyle w:val="Heading1"/>
-      </w:pPr>
-      <w:r>
-        <w:t>14. W3 Propose a controlled change</w:t>
-      </w:r>
-    </w:p>
-    <w:p>
-      <w:r>
-        <w:t>Propose a controlled change. Apply the supplied Overfitting Intuition facts and keep your reasoning.</w:t>
-      </w:r>
-    </w:p>
-    <w:p>
-      <w:pPr>
-        <w:spacing w:line="336" w:lineRule="auto" w:after="180"/>
-      </w:pPr>
-      <w:r>
-        <w:rPr>
-          <w:b w:val="0"/>
-        </w:rPr>
-        <w:t>Describe one fair next development comparison.</w:t>
-      </w:r>
-    </w:p>
-    <w:p>
-      <w:pPr>
-        <w:pStyle w:val="Heading3"/>
-      </w:pPr>
-      <w:r>
-        <w:t>My reasoning and evidence</w:t>
-      </w:r>
-    </w:p>
-    <w:p>
-      <w:r>
-        <w:t>________________________________________________________________</w:t>
-      </w:r>
-    </w:p>
-    <w:p>
-      <w:r>
-        <w:t>________________________________________________________________</w:t>
-      </w:r>
-    </w:p>
-    <w:p>
-      <w:r>
-        <w:t>________________________________________________________________</w:t>
-      </w:r>
-    </w:p>
-    <w:p>
-      <w:r>
-        <w:t>________________________________________________________________</w:t>
-      </w:r>
-    </w:p>
-    <w:p>
-      <w:r>
-        <w:t>________________________________________________________________</w:t>
-      </w:r>
-    </w:p>
-    <w:p>
-      <w:r>
-        <w:t>________________________________________________________________</w:t>
-      </w:r>
-    </w:p>
-    <w:p>
-      <w:pPr>
-        <w:pStyle w:val="Heading1"/>
-      </w:pPr>
-      <w:r>
-        <w:t>15. W4 Apply independently</w:t>
-      </w:r>
-    </w:p>
-    <w:p>
-      <w:r>
-        <w:t>Attempt before feedback. If this repeats the selected independent case, reuse that first attempt; otherwise keep a separate record. Apply independently. Apply the supplied Overfitting Intuition facts and keep your reasoning.</w:t>
-      </w:r>
-    </w:p>
-    <w:p>
-      <w:pPr>
-        <w:spacing w:line="336" w:lineRule="auto" w:after="180"/>
-      </w:pPr>
-      <w:r>
-        <w:rPr>
-          <w:b w:val="0"/>
-        </w:rPr>
-        <w:t xml:space="preserve">Models A </w:t>
-      </w:r>
-      <w:r>
-        <w:rPr>
-          <w:b/>
-        </w:rPr>
-        <w:t>training</w:t>
-      </w:r>
-      <w:r>
-        <w:rPr>
-          <w:b w:val="0"/>
-        </w:rPr>
-        <w:t xml:space="preserve"> 4 validation 5, B </w:t>
-      </w:r>
-      <w:r>
-        <w:rPr>
-          <w:b/>
-        </w:rPr>
-        <w:t>training</w:t>
-      </w:r>
-      <w:r>
-        <w:rPr>
-          <w:b w:val="0"/>
-        </w:rPr>
-        <w:t xml:space="preserve"> 1 validation 2, C </w:t>
-      </w:r>
-      <w:r>
-        <w:rPr>
-          <w:b/>
-        </w:rPr>
-        <w:t>training</w:t>
-      </w:r>
-      <w:r>
-        <w:rPr>
-          <w:b w:val="0"/>
-        </w:rPr>
-        <w:t xml:space="preserve"> 0 validation 2. Lowest validation MAE then simpler; B is simpler than C. Choose and justify.</w:t>
-      </w:r>
-    </w:p>
-    <w:p>
-      <w:pPr>
-        <w:pStyle w:val="Heading3"/>
-      </w:pPr>
-      <w:r>
-        <w:t>My reasoning and evidence</w:t>
-      </w:r>
-    </w:p>
-    <w:p>
-      <w:r>
-        <w:t>________________________________________________________________</w:t>
-      </w:r>
-    </w:p>
-    <w:p>
-      <w:r>
-        <w:t>________________________________________________________________</w:t>
-      </w:r>
-    </w:p>
-    <w:p>
-      <w:r>
-        <w:t>________________________________________________________________</w:t>
-      </w:r>
-    </w:p>
-    <w:p>
-      <w:r>
-        <w:t>________________________________________________________________</w:t>
-      </w:r>
-    </w:p>
-    <w:p>
-      <w:r>
-        <w:t>________________________________________________________________</w:t>
-      </w:r>
-    </w:p>
-    <w:p>
-      <w:r>
-        <w:t>________________________________________________________________</w:t>
-      </w:r>
-    </w:p>
-    <w:p>
-      <w:r>
-        <w:t>________________________________________________________________</w:t>
-      </w:r>
-    </w:p>
-    <w:p>
-      <w:r>
-        <w:t>________________________________________________________________</w:t>
-      </w:r>
-    </w:p>
-    <w:p>
-      <w:pPr>
-        <w:pStyle w:val="Heading1"/>
-      </w:pPr>
-      <w:r>
-        <w:t>16. W5 Limit a diagnosis</w:t>
-      </w:r>
-    </w:p>
-    <w:p>
-      <w:r>
-        <w:t>Limit a diagnosis. Apply the supplied Overfitting Intuition facts and keep your reasoning.</w:t>
-      </w:r>
-    </w:p>
-    <w:p>
-      <w:pPr>
-        <w:spacing w:line="336" w:lineRule="auto" w:after="180"/>
-        <w:shd w:fill="F5F1FB"/>
-      </w:pPr>
-      <w:r>
-        <w:rPr>
-          <w:b w:val="0"/>
-        </w:rPr>
-        <w:t xml:space="preserve">What extra </w:t>
-      </w:r>
-      <w:r>
-        <w:rPr>
-          <w:b/>
-        </w:rPr>
-        <w:t>evidence</w:t>
-      </w:r>
-      <w:r>
-        <w:rPr>
-          <w:b w:val="0"/>
-        </w:rPr>
-        <w:t xml:space="preserve"> would you inspect before concluding a model memorized noise?</w:t>
-      </w:r>
-    </w:p>
-    <w:p>
-      <w:pPr>
-        <w:pStyle w:val="Heading3"/>
-      </w:pPr>
-      <w:r>
-        <w:t>My reasoning and evidence</w:t>
-      </w:r>
-    </w:p>
-    <w:p>
-      <w:r>
-        <w:t>________________________________________________________________</w:t>
-      </w:r>
-    </w:p>
-    <w:p>
-      <w:r>
-        <w:t>________________________________________________________________</w:t>
-      </w:r>
-    </w:p>
-    <w:p>
-      <w:r>
-        <w:t>________________________________________________________________</w:t>
-      </w:r>
-    </w:p>
-    <w:p>
-      <w:r>
-        <w:t>________________________________________________________________</w:t>
-      </w:r>
-    </w:p>
-    <w:p>
-      <w:r>
-        <w:t>________________________________________________________________</w:t>
-      </w:r>
-    </w:p>
-    <w:p>
-      <w:r>
-        <w:t>________________________________________________________________</w:t>
-      </w:r>
-    </w:p>
-    <w:p>
-      <w:pPr>
-        <w:pStyle w:val="Heading1"/>
-      </w:pPr>
-      <w:r>
-        <w:t>17. Feedback, return check and learning record</w:t>
-      </w:r>
-    </w:p>
-    <w:p>
-      <w:r>
-        <w:t>Record the first repaired step and a different case to revisit after a delay.</w:t>
+        <w:t>17. Feedback · Repair and return</w:t>
+      </w:r>
+    </w:p>
+    <w:p>
+      <w:r>
+        <w:t>Keep the first attempt, the repair and a changed-case return.</w:t>
+      </w:r>
+    </w:p>
+    <w:p>
+      <w:pPr>
+        <w:pStyle w:val="Heading2"/>
+      </w:pPr>
+      <w:r>
+        <w:t>Your evidence record</w:t>
       </w:r>
     </w:p>
     <w:tbl>
@@ -1805,12 +910,1066 @@
         <w:pStyle w:val="Heading1"/>
       </w:pPr>
       <w:r>
-        <w:t>18. Pictorial case practice: Overfitting Intuition</w:t>
-      </w:r>
-    </w:p>
-    <w:p>
-      <w:r>
-        <w:t>A fictional project compares three book-length prediction models on the same development sets. Explain the labelled step before checking the changed condition.</w:t>
+        <w:t>10. Finish · Judge the evidence in your work</w:t>
+      </w:r>
+    </w:p>
+    <w:p>
+      <w:r>
+        <w:t>Point to work that supports your confidence level.</w:t>
+      </w:r>
+    </w:p>
+    <w:p>
+      <w:pPr>
+        <w:pStyle w:val="Heading2"/>
+      </w:pPr>
+      <w:r>
+        <w:t>Your evidence record</w:t>
+      </w:r>
+    </w:p>
+    <w:p>
+      <w:pPr>
+        <w:pStyle w:val="ListBullet"/>
+      </w:pPr>
+      <w:r>
+        <w:t>I can explain the mechanism.</w:t>
+      </w:r>
+    </w:p>
+    <w:p>
+      <w:pPr>
+        <w:pStyle w:val="ListBullet"/>
+      </w:pPr>
+      <w:r>
+        <w:t>I can show evidence.</w:t>
+      </w:r>
+    </w:p>
+    <w:p>
+      <w:pPr>
+        <w:pStyle w:val="ListBullet"/>
+      </w:pPr>
+      <w:r>
+        <w:t>I can handle a changed case.</w:t>
+      </w:r>
+    </w:p>
+    <w:p>
+      <w:pPr>
+        <w:pStyle w:val="ListBullet"/>
+      </w:pPr>
+      <w:r>
+        <w:t>I can name a limit.</w:t>
+      </w:r>
+    </w:p>
+    <w:p>
+      <w:r>
+        <w:t>Mark each as not yet, with help or independently, and attach supporting work.</w:t>
+      </w:r>
+    </w:p>
+    <w:p>
+      <w:pPr>
+        <w:spacing w:line="336" w:lineRule="auto" w:after="180"/>
+      </w:pPr>
+      <w:r>
+        <w:rPr>
+          <w:b w:val="0"/>
+        </w:rPr>
+        <w:t>Teacher review ____________________  Next step ____________________</w:t>
+      </w:r>
+    </w:p>
+    <w:p>
+      <w:pPr>
+        <w:pStyle w:val="Heading1"/>
+      </w:pPr>
+      <w:r>
+        <w:t>Reference bank and extra practice</w:t>
+      </w:r>
+    </w:p>
+    <w:p>
+      <w:pPr>
+        <w:pStyle w:val="Heading1"/>
+      </w:pPr>
+      <w:r>
+        <w:t>02. Reference · Supported W2 record</w:t>
+      </w:r>
+    </w:p>
+    <w:p>
+      <w:r>
+        <w:t>This is the same W2 attempt. Keep one response record.</w:t>
+      </w:r>
+    </w:p>
+    <w:p>
+      <w:pPr>
+        <w:pStyle w:val="Heading2"/>
+      </w:pPr>
+      <w:r>
+        <w:t>Use this when helpful</w:t>
+      </w:r>
+    </w:p>
+    <w:p>
+      <w:pPr>
+        <w:spacing w:line="336" w:lineRule="auto" w:after="180"/>
+      </w:pPr>
+      <w:r>
+        <w:rPr>
+          <w:b w:val="0"/>
+        </w:rPr>
+        <w:t xml:space="preserve">Use W2: Interpret a gap for </w:t>
+      </w:r>
+      <w:r>
+        <w:rPr>
+          <w:b/>
+        </w:rPr>
+        <w:t>Overfitting</w:t>
+      </w:r>
+      <w:r>
+        <w:rPr>
+          <w:b w:val="0"/>
+        </w:rPr>
+        <w:t xml:space="preserve"> and model </w:t>
+      </w:r>
+      <w:r>
+        <w:rPr>
+          <w:b/>
+        </w:rPr>
+        <w:t>capacity</w:t>
+      </w:r>
+      <w:r>
+        <w:rPr>
+          <w:b w:val="0"/>
+        </w:rPr>
+        <w:t>. Record the answer once; the lesson and workbook refer to the same attempt.</w:t>
+      </w:r>
+    </w:p>
+    <w:tbl>
+      <w:tblPr>
+        <w:tblStyle w:val="LightShading-Accent1"/>
+        <w:tblW w:type="auto" w:w="0"/>
+        <w:tblLook w:firstColumn="1" w:firstRow="1" w:lastColumn="0" w:lastRow="0" w:noHBand="0" w:noVBand="1" w:val="04A0"/>
+      </w:tblPr>
+      <w:tblGrid>
+        <w:gridCol w:w="2556"/>
+        <w:gridCol w:w="2556"/>
+        <w:gridCol w:w="2556"/>
+        <w:gridCol w:w="2556"/>
+      </w:tblGrid>
+      <w:tr>
+        <w:trPr>
+          <w:tblHeader/>
+        </w:trPr>
+        <w:tc>
+          <w:tcPr>
+            <w:tcW w:type="dxa" w:w="2556"/>
+          </w:tcPr>
+          <w:p>
+            <w:r>
+              <w:t>Given inputs</w:t>
+            </w:r>
+          </w:p>
+        </w:tc>
+        <w:tc>
+          <w:tcPr>
+            <w:tcW w:type="dxa" w:w="2556"/>
+          </w:tcPr>
+          <w:p>
+            <w:r>
+              <w:t>Procedure I chose</w:t>
+            </w:r>
+          </w:p>
+        </w:tc>
+        <w:tc>
+          <w:tcPr>
+            <w:tcW w:type="dxa" w:w="2556"/>
+          </w:tcPr>
+          <w:p>
+            <w:r>
+              <w:t>Middle steps</w:t>
+            </w:r>
+          </w:p>
+        </w:tc>
+        <w:tc>
+          <w:tcPr>
+            <w:tcW w:type="dxa" w:w="2556"/>
+          </w:tcPr>
+          <w:p>
+            <w:r>
+              <w:t>Result and check</w:t>
+            </w:r>
+          </w:p>
+        </w:tc>
+      </w:tr>
+      <w:tr>
+        <w:tc>
+          <w:tcPr>
+            <w:tcW w:type="dxa" w:w="2556"/>
+          </w:tcPr>
+          <w:p>
+            <w:r/>
+          </w:p>
+        </w:tc>
+        <w:tc>
+          <w:tcPr>
+            <w:tcW w:type="dxa" w:w="2556"/>
+          </w:tcPr>
+          <w:p>
+            <w:r/>
+          </w:p>
+        </w:tc>
+        <w:tc>
+          <w:tcPr>
+            <w:tcW w:type="dxa" w:w="2556"/>
+          </w:tcPr>
+          <w:p>
+            <w:r/>
+          </w:p>
+        </w:tc>
+        <w:tc>
+          <w:tcPr>
+            <w:tcW w:type="dxa" w:w="2556"/>
+          </w:tcPr>
+          <w:p>
+            <w:r/>
+          </w:p>
+        </w:tc>
+      </w:tr>
+    </w:tbl>
+    <w:p>
+      <w:pPr>
+        <w:pStyle w:val="Heading3"/>
+      </w:pPr>
+      <w:r>
+        <w:t>The step I completed without help, and the hint I needed</w:t>
+      </w:r>
+    </w:p>
+    <w:p>
+      <w:r>
+        <w:t>________________________________________________________________</w:t>
+      </w:r>
+    </w:p>
+    <w:p>
+      <w:r>
+        <w:t>________________________________________________________________</w:t>
+      </w:r>
+    </w:p>
+    <w:p>
+      <w:r>
+        <w:t>________________________________________________________________</w:t>
+      </w:r>
+    </w:p>
+    <w:p>
+      <w:pPr>
+        <w:pStyle w:val="Heading1"/>
+      </w:pPr>
+      <w:r>
+        <w:t>03. Extra practice · Repair the explanation</w:t>
+      </w:r>
+    </w:p>
+    <w:p>
+      <w:r>
+        <w:t>Explain the deciding fact before discussing the answer.</w:t>
+      </w:r>
+    </w:p>
+    <w:p>
+      <w:pPr>
+        <w:pStyle w:val="Heading2"/>
+      </w:pPr>
+      <w:r>
+        <w:t>Use this when helpful</w:t>
+      </w:r>
+    </w:p>
+    <w:p>
+      <w:pPr>
+        <w:spacing w:line="336" w:lineRule="auto" w:after="180"/>
+      </w:pPr>
+      <w:r>
+        <w:rPr>
+          <w:b w:val="0"/>
+        </w:rPr>
+        <w:t xml:space="preserve">Use the worked case for </w:t>
+      </w:r>
+      <w:r>
+        <w:rPr>
+          <w:b/>
+        </w:rPr>
+        <w:t>Overfitting</w:t>
+      </w:r>
+      <w:r>
+        <w:rPr>
+          <w:b w:val="0"/>
+        </w:rPr>
+        <w:t xml:space="preserve"> and model </w:t>
+      </w:r>
+      <w:r>
+        <w:rPr>
+          <w:b/>
+        </w:rPr>
+        <w:t>capacity</w:t>
+      </w:r>
+      <w:r>
+        <w:rPr>
+          <w:b w:val="0"/>
+        </w:rPr>
+        <w:t>. Proposed explanation: “A final answer is enough”. Decide whether this explanation is supported.</w:t>
+      </w:r>
+    </w:p>
+    <w:p>
+      <w:pPr>
+        <w:spacing w:line="336" w:lineRule="auto" w:after="180"/>
+      </w:pPr>
+      <w:r>
+        <w:rPr>
+          <w:b w:val="0"/>
+        </w:rPr>
+        <w:t>Point to the step or supplied fact that decides; explain your repair if needed.</w:t>
+      </w:r>
+    </w:p>
+    <w:p>
+      <w:pPr>
+        <w:pStyle w:val="Heading3"/>
+      </w:pPr>
+      <w:r>
+        <w:t>My explanation before partner discussion</w:t>
+      </w:r>
+    </w:p>
+    <w:p>
+      <w:r>
+        <w:t>________________________________________________________________</w:t>
+      </w:r>
+    </w:p>
+    <w:p>
+      <w:r>
+        <w:t>________________________________________________________________</w:t>
+      </w:r>
+    </w:p>
+    <w:p>
+      <w:r>
+        <w:t>________________________________________________________________</w:t>
+      </w:r>
+    </w:p>
+    <w:p>
+      <w:r>
+        <w:t>________________________________________________________________</w:t>
+      </w:r>
+    </w:p>
+    <w:p>
+      <w:pPr>
+        <w:pStyle w:val="Heading1"/>
+      </w:pPr>
+      <w:r>
+        <w:t>05. Reference · Original learning target</w:t>
+      </w:r>
+    </w:p>
+    <w:p>
+      <w:r>
+        <w:t>Use this target to inspect an explanation.</w:t>
+      </w:r>
+    </w:p>
+    <w:p>
+      <w:pPr>
+        <w:pStyle w:val="Heading2"/>
+      </w:pPr>
+      <w:r>
+        <w:t>Use this when helpful</w:t>
+      </w:r>
+    </w:p>
+    <w:p>
+      <w:pPr>
+        <w:spacing w:line="336" w:lineRule="auto" w:after="180"/>
+      </w:pPr>
+      <w:r>
+        <w:rPr>
+          <w:b w:val="0"/>
+        </w:rPr>
+        <w:t xml:space="preserve">Rule A memorises eight </w:t>
+      </w:r>
+      <w:r>
+        <w:rPr>
+          <w:b/>
+        </w:rPr>
+        <w:t>training</w:t>
+      </w:r>
+      <w:r>
+        <w:rPr>
+          <w:b w:val="0"/>
+        </w:rPr>
+        <w:t xml:space="preserve"> IDs and gets 8/8 </w:t>
+      </w:r>
+      <w:r>
+        <w:rPr>
+          <w:b/>
+        </w:rPr>
+        <w:t>training</w:t>
+      </w:r>
+      <w:r>
+        <w:rPr>
+          <w:b w:val="0"/>
+        </w:rPr>
+        <w:t xml:space="preserve">, 2/8 validation. Rule B uses genre and gets 6/8 </w:t>
+      </w:r>
+      <w:r>
+        <w:rPr>
+          <w:b/>
+        </w:rPr>
+        <w:t>training</w:t>
+      </w:r>
+      <w:r>
+        <w:rPr>
+          <w:b w:val="0"/>
+        </w:rPr>
+        <w:t xml:space="preserve">, 6/8 validation. Which is preferable on this </w:t>
+      </w:r>
+      <w:r>
+        <w:rPr>
+          <w:b/>
+        </w:rPr>
+        <w:t>evidence</w:t>
+      </w:r>
+      <w:r>
+        <w:rPr>
+          <w:b w:val="0"/>
+        </w:rPr>
+        <w:t>, and what test remains?</w:t>
+      </w:r>
+    </w:p>
+    <w:p>
+      <w:pPr>
+        <w:pStyle w:val="Heading1"/>
+      </w:pPr>
+      <w:r>
+        <w:t>06. Extra practice · A complete case</w:t>
+      </w:r>
+    </w:p>
+    <w:p>
+      <w:r>
+        <w:t>Try the question before checking the worked explanation.</w:t>
+      </w:r>
+    </w:p>
+    <w:p>
+      <w:pPr>
+        <w:pStyle w:val="Heading2"/>
+      </w:pPr>
+      <w:r>
+        <w:t>Use this when helpful</w:t>
+      </w:r>
+    </w:p>
+    <w:p>
+      <w:pPr>
+        <w:spacing w:line="336" w:lineRule="auto" w:after="180"/>
+      </w:pPr>
+      <w:r>
+        <w:rPr>
+          <w:b w:val="0"/>
+        </w:rPr>
+        <w:t xml:space="preserve">Rule A memorises six </w:t>
+      </w:r>
+      <w:r>
+        <w:rPr>
+          <w:b/>
+        </w:rPr>
+        <w:t>training</w:t>
+      </w:r>
+      <w:r>
+        <w:rPr>
+          <w:b w:val="0"/>
+        </w:rPr>
+        <w:t xml:space="preserve"> book names. It scores 6/6 familiar and 2/6 new. Rule B uses relevant traits but is untested.</w:t>
+      </w:r>
+    </w:p>
+    <w:p>
+      <w:pPr>
+        <w:spacing w:line="336" w:lineRule="auto" w:after="180"/>
+      </w:pPr>
+      <w:r>
+        <w:rPr>
+          <w:b w:val="0"/>
+        </w:rPr>
+        <w:t xml:space="preserve">What does the </w:t>
+      </w:r>
+      <w:r>
+        <w:rPr>
+          <w:b/>
+        </w:rPr>
+        <w:t>evidence</w:t>
+      </w:r>
+      <w:r>
+        <w:rPr>
+          <w:b w:val="0"/>
+        </w:rPr>
+        <w:t xml:space="preserve"> support?</w:t>
+      </w:r>
+    </w:p>
+    <w:p>
+      <w:pPr>
+        <w:spacing w:line="336" w:lineRule="auto" w:after="180"/>
+      </w:pPr>
+      <w:r>
+        <w:rPr>
+          <w:b w:val="0"/>
+        </w:rPr>
+        <w:t xml:space="preserve">Show your trace, calculation or </w:t>
+      </w:r>
+      <w:r>
+        <w:rPr>
+          <w:b/>
+        </w:rPr>
+        <w:t>evidence</w:t>
+      </w:r>
+    </w:p>
+    <w:p>
+      <w:pPr>
+        <w:pStyle w:val="Heading3"/>
+      </w:pPr>
+      <w:r>
+        <w:t>Write or draw your reasoning and evidence.</w:t>
+      </w:r>
+    </w:p>
+    <w:p>
+      <w:r>
+        <w:t>________________________________________________________________</w:t>
+      </w:r>
+    </w:p>
+    <w:p>
+      <w:r>
+        <w:t>________________________________________________________________</w:t>
+      </w:r>
+    </w:p>
+    <w:p>
+      <w:r>
+        <w:t>________________________________________________________________</w:t>
+      </w:r>
+    </w:p>
+    <w:p>
+      <w:r>
+        <w:t>________________________________________________________________</w:t>
+      </w:r>
+    </w:p>
+    <w:p>
+      <w:r>
+        <w:t>________________________________________________________________</w:t>
+      </w:r>
+    </w:p>
+    <w:p>
+      <w:pPr>
+        <w:pStyle w:val="Heading1"/>
+      </w:pPr>
+      <w:r>
+        <w:t>07. Extra practice · A changed case</w:t>
+      </w:r>
+    </w:p>
+    <w:p>
+      <w:r>
+        <w:t>Keep this practice separate from the reserved independent attempt.</w:t>
+      </w:r>
+    </w:p>
+    <w:p>
+      <w:pPr>
+        <w:pStyle w:val="Heading2"/>
+      </w:pPr>
+      <w:r>
+        <w:t>Use this when helpful</w:t>
+      </w:r>
+    </w:p>
+    <w:p>
+      <w:pPr>
+        <w:spacing w:line="336" w:lineRule="auto" w:after="180"/>
+      </w:pPr>
+      <w:r>
+        <w:rPr>
+          <w:b w:val="0"/>
+        </w:rPr>
+        <w:t xml:space="preserve">Rule A memorises six </w:t>
+      </w:r>
+      <w:r>
+        <w:rPr>
+          <w:b/>
+        </w:rPr>
+        <w:t>training</w:t>
+      </w:r>
+      <w:r>
+        <w:rPr>
+          <w:b w:val="0"/>
+        </w:rPr>
+        <w:t xml:space="preserve"> book IDs. Rule B uses a relevant topic feature. Why might A fail on a new ID? What test is needed?</w:t>
+      </w:r>
+    </w:p>
+    <w:p>
+      <w:pPr>
+        <w:spacing w:line="336" w:lineRule="auto" w:after="180"/>
+      </w:pPr>
+      <w:r>
+        <w:rPr>
+          <w:b w:val="0"/>
+        </w:rPr>
+        <w:t>My practice answer and reason</w:t>
+      </w:r>
+    </w:p>
+    <w:p>
+      <w:pPr>
+        <w:pStyle w:val="Heading3"/>
+      </w:pPr>
+      <w:r>
+        <w:t>Write or draw your reasoning and evidence.</w:t>
+      </w:r>
+    </w:p>
+    <w:p>
+      <w:r>
+        <w:t>________________________________________________________________</w:t>
+      </w:r>
+    </w:p>
+    <w:p>
+      <w:r>
+        <w:t>________________________________________________________________</w:t>
+      </w:r>
+    </w:p>
+    <w:p>
+      <w:r>
+        <w:t>________________________________________________________________</w:t>
+      </w:r>
+    </w:p>
+    <w:p>
+      <w:r>
+        <w:t>________________________________________________________________</w:t>
+      </w:r>
+    </w:p>
+    <w:p>
+      <w:r>
+        <w:t>________________________________________________________________</w:t>
+      </w:r>
+    </w:p>
+    <w:p>
+      <w:pPr>
+        <w:pStyle w:val="Heading3"/>
+      </w:pPr>
+      <w:r>
+        <w:t>Week 16 Test and reflect</w:t>
+      </w:r>
+    </w:p>
+    <w:p>
+      <w:pPr>
+        <w:pStyle w:val="Heading1"/>
+      </w:pPr>
+      <w:r>
+        <w:t>08. Extra practice · Design a revealing test</w:t>
+      </w:r>
+    </w:p>
+    <w:p>
+      <w:r>
+        <w:t>Predict before tracing or testing.</w:t>
+      </w:r>
+    </w:p>
+    <w:p>
+      <w:pPr>
+        <w:pStyle w:val="Heading2"/>
+      </w:pPr>
+      <w:r>
+        <w:t>Use this when helpful</w:t>
+      </w:r>
+    </w:p>
+    <w:p>
+      <w:pPr>
+        <w:spacing w:line="336" w:lineRule="auto" w:after="180"/>
+      </w:pPr>
+      <w:r>
+        <w:rPr>
+          <w:b w:val="0"/>
+        </w:rPr>
+        <w:t xml:space="preserve">Create a changed </w:t>
+      </w:r>
+      <w:r>
+        <w:rPr>
+          <w:b/>
+        </w:rPr>
+        <w:t>input</w:t>
+      </w:r>
+      <w:r>
+        <w:rPr>
+          <w:b w:val="0"/>
+        </w:rPr>
+        <w:t>, boundary case or missing-information case. Write the expected answer or safe response before testing.</w:t>
+      </w:r>
+    </w:p>
+    <w:tbl>
+      <w:tblPr>
+        <w:tblStyle w:val="LightShading-Accent1"/>
+        <w:tblW w:type="auto" w:w="0"/>
+        <w:tblLook w:firstColumn="1" w:firstRow="1" w:lastColumn="0" w:lastRow="0" w:noHBand="0" w:noVBand="1" w:val="04A0"/>
+      </w:tblPr>
+      <w:tblGrid>
+        <w:gridCol w:w="5112"/>
+        <w:gridCol w:w="5112"/>
+      </w:tblGrid>
+      <w:tr>
+        <w:trPr>
+          <w:tblHeader/>
+        </w:trPr>
+        <w:tc>
+          <w:tcPr>
+            <w:tcW w:type="dxa" w:w="5112"/>
+          </w:tcPr>
+          <w:p>
+            <w:r>
+              <w:t>Test record</w:t>
+            </w:r>
+          </w:p>
+        </w:tc>
+        <w:tc>
+          <w:tcPr>
+            <w:tcW w:type="dxa" w:w="5112"/>
+          </w:tcPr>
+          <w:p>
+            <w:r>
+              <w:t>My evidence</w:t>
+            </w:r>
+          </w:p>
+        </w:tc>
+      </w:tr>
+      <w:tr>
+        <w:tc>
+          <w:tcPr>
+            <w:tcW w:type="dxa" w:w="5112"/>
+          </w:tcPr>
+          <w:p>
+            <w:r>
+              <w:t>Changed input or condition</w:t>
+            </w:r>
+          </w:p>
+        </w:tc>
+        <w:tc>
+          <w:tcPr>
+            <w:tcW w:type="dxa" w:w="5112"/>
+          </w:tcPr>
+          <w:p>
+            <w:r/>
+          </w:p>
+        </w:tc>
+      </w:tr>
+      <w:tr>
+        <w:tc>
+          <w:tcPr>
+            <w:tcW w:type="dxa" w:w="5112"/>
+          </w:tcPr>
+          <w:p>
+            <w:r>
+              <w:t>Expected answer or fallback</w:t>
+            </w:r>
+          </w:p>
+        </w:tc>
+        <w:tc>
+          <w:tcPr>
+            <w:tcW w:type="dxa" w:w="5112"/>
+          </w:tcPr>
+          <w:p>
+            <w:r/>
+          </w:p>
+        </w:tc>
+      </w:tr>
+      <w:tr>
+        <w:tc>
+          <w:tcPr>
+            <w:tcW w:type="dxa" w:w="5112"/>
+          </w:tcPr>
+          <w:p>
+            <w:r>
+              <w:t>Observed result</w:t>
+            </w:r>
+          </w:p>
+        </w:tc>
+        <w:tc>
+          <w:tcPr>
+            <w:tcW w:type="dxa" w:w="5112"/>
+          </w:tcPr>
+          <w:p>
+            <w:r/>
+          </w:p>
+        </w:tc>
+      </w:tr>
+      <w:tr>
+        <w:tc>
+          <w:tcPr>
+            <w:tcW w:type="dxa" w:w="5112"/>
+          </w:tcPr>
+          <w:p>
+            <w:r>
+              <w:t>Why the result occurred</w:t>
+            </w:r>
+          </w:p>
+        </w:tc>
+        <w:tc>
+          <w:tcPr>
+            <w:tcW w:type="dxa" w:w="5112"/>
+          </w:tcPr>
+          <w:p>
+            <w:r/>
+          </w:p>
+        </w:tc>
+      </w:tr>
+    </w:tbl>
+    <w:p>
+      <w:pPr>
+        <w:pStyle w:val="Heading1"/>
+      </w:pPr>
+      <w:r>
+        <w:t>11. Reference · Original target response space</w:t>
+      </w:r>
+    </w:p>
+    <w:p>
+      <w:r>
+        <w:t>This teaching case is practice rather than a fresh assessment.</w:t>
+      </w:r>
+    </w:p>
+    <w:p>
+      <w:pPr>
+        <w:pStyle w:val="Heading2"/>
+      </w:pPr>
+      <w:r>
+        <w:t>Use this when helpful</w:t>
+      </w:r>
+    </w:p>
+    <w:p>
+      <w:pPr>
+        <w:spacing w:line="336" w:lineRule="auto" w:after="180"/>
+      </w:pPr>
+      <w:r>
+        <w:rPr>
+          <w:b w:val="0"/>
+        </w:rPr>
+        <w:t xml:space="preserve">Rule A memorises eight </w:t>
+      </w:r>
+      <w:r>
+        <w:rPr>
+          <w:b/>
+        </w:rPr>
+        <w:t>training</w:t>
+      </w:r>
+      <w:r>
+        <w:rPr>
+          <w:b w:val="0"/>
+        </w:rPr>
+        <w:t xml:space="preserve"> IDs and gets 8/8 </w:t>
+      </w:r>
+      <w:r>
+        <w:rPr>
+          <w:b/>
+        </w:rPr>
+        <w:t>training</w:t>
+      </w:r>
+      <w:r>
+        <w:rPr>
+          <w:b w:val="0"/>
+        </w:rPr>
+        <w:t xml:space="preserve">, 2/8 validation. Rule B uses genre and gets 6/8 </w:t>
+      </w:r>
+      <w:r>
+        <w:rPr>
+          <w:b/>
+        </w:rPr>
+        <w:t>training</w:t>
+      </w:r>
+      <w:r>
+        <w:rPr>
+          <w:b w:val="0"/>
+        </w:rPr>
+        <w:t xml:space="preserve">, 6/8 validation. Which is preferable on this </w:t>
+      </w:r>
+      <w:r>
+        <w:rPr>
+          <w:b/>
+        </w:rPr>
+        <w:t>evidence</w:t>
+      </w:r>
+      <w:r>
+        <w:rPr>
+          <w:b w:val="0"/>
+        </w:rPr>
+        <w:t>, and what test remains?</w:t>
+      </w:r>
+    </w:p>
+    <w:p>
+      <w:pPr>
+        <w:pStyle w:val="Heading3"/>
+      </w:pPr>
+      <w:r>
+        <w:t>My explanation after practice</w:t>
+      </w:r>
+    </w:p>
+    <w:p>
+      <w:r>
+        <w:t>________________________________________________________________</w:t>
+      </w:r>
+    </w:p>
+    <w:p>
+      <w:r>
+        <w:t>________________________________________________________________</w:t>
+      </w:r>
+    </w:p>
+    <w:p>
+      <w:r>
+        <w:t>________________________________________________________________</w:t>
+      </w:r>
+    </w:p>
+    <w:p>
+      <w:r>
+        <w:t>________________________________________________________________</w:t>
+      </w:r>
+    </w:p>
+    <w:p>
+      <w:r>
+        <w:t>________________________________________________________________</w:t>
+      </w:r>
+    </w:p>
+    <w:p>
+      <w:r>
+        <w:t>________________________________________________________________</w:t>
+      </w:r>
+    </w:p>
+    <w:p>
+      <w:r>
+        <w:t>________________________________________________________________</w:t>
+      </w:r>
+    </w:p>
+    <w:p>
+      <w:pPr>
+        <w:spacing w:line="336" w:lineRule="auto" w:after="180"/>
+      </w:pPr>
+      <w:r>
+        <w:rPr>
+          <w:b w:val="0"/>
+        </w:rPr>
+        <w:t>Record support used: none, hint or teacher explanation.</w:t>
+      </w:r>
+    </w:p>
+    <w:p>
+      <w:pPr>
+        <w:pStyle w:val="Heading1"/>
+      </w:pPr>
+      <w:r>
+        <w:t>15. Reference · Independent-case response copy</w:t>
+      </w:r>
+    </w:p>
+    <w:p>
+      <w:r>
+        <w:t>This duplicates W4. Reuse the same first-attempt record.</w:t>
+      </w:r>
+    </w:p>
+    <w:p>
+      <w:pPr>
+        <w:pStyle w:val="Heading2"/>
+      </w:pPr>
+      <w:r>
+        <w:t>Use this when helpful</w:t>
+      </w:r>
+    </w:p>
+    <w:p>
+      <w:pPr>
+        <w:spacing w:line="336" w:lineRule="auto" w:after="180"/>
+      </w:pPr>
+      <w:r>
+        <w:rPr>
+          <w:b w:val="0"/>
+        </w:rPr>
+        <w:t xml:space="preserve">Models A </w:t>
+      </w:r>
+      <w:r>
+        <w:rPr>
+          <w:b/>
+        </w:rPr>
+        <w:t>training</w:t>
+      </w:r>
+      <w:r>
+        <w:rPr>
+          <w:b w:val="0"/>
+        </w:rPr>
+        <w:t xml:space="preserve"> 4 validation 5, B </w:t>
+      </w:r>
+      <w:r>
+        <w:rPr>
+          <w:b/>
+        </w:rPr>
+        <w:t>training</w:t>
+      </w:r>
+      <w:r>
+        <w:rPr>
+          <w:b w:val="0"/>
+        </w:rPr>
+        <w:t xml:space="preserve"> 1 validation 2, C </w:t>
+      </w:r>
+      <w:r>
+        <w:rPr>
+          <w:b/>
+        </w:rPr>
+        <w:t>training</w:t>
+      </w:r>
+      <w:r>
+        <w:rPr>
+          <w:b w:val="0"/>
+        </w:rPr>
+        <w:t xml:space="preserve"> 0 validation 2. Lowest validation MAE then simpler; B is simpler than C. Choose and justify.</w:t>
+      </w:r>
+    </w:p>
+    <w:p>
+      <w:pPr>
+        <w:pStyle w:val="Heading3"/>
+      </w:pPr>
+      <w:r>
+        <w:t>My reasoning and evidence</w:t>
+      </w:r>
+    </w:p>
+    <w:p>
+      <w:r>
+        <w:t>________________________________________________________________</w:t>
+      </w:r>
+    </w:p>
+    <w:p>
+      <w:r>
+        <w:t>________________________________________________________________</w:t>
+      </w:r>
+    </w:p>
+    <w:p>
+      <w:r>
+        <w:t>________________________________________________________________</w:t>
+      </w:r>
+    </w:p>
+    <w:p>
+      <w:r>
+        <w:t>________________________________________________________________</w:t>
+      </w:r>
+    </w:p>
+    <w:p>
+      <w:r>
+        <w:t>________________________________________________________________</w:t>
+      </w:r>
+    </w:p>
+    <w:p>
+      <w:r>
+        <w:t>________________________________________________________________</w:t>
+      </w:r>
+    </w:p>
+    <w:p>
+      <w:r>
+        <w:t>________________________________________________________________</w:t>
+      </w:r>
+    </w:p>
+    <w:p>
+      <w:r>
+        <w:t>________________________________________________________________</w:t>
+      </w:r>
+    </w:p>
+    <w:p>
+      <w:pPr>
+        <w:pStyle w:val="Heading1"/>
+      </w:pPr>
+      <w:r>
+        <w:t>18. Extra practice · Use the worked picture</w:t>
+      </w:r>
+    </w:p>
+    <w:p>
+      <w:r>
+        <w:t>Keep the explanation and the support you used.</w:t>
+      </w:r>
+    </w:p>
+    <w:p>
+      <w:pPr>
+        <w:pStyle w:val="Heading2"/>
+      </w:pPr>
+      <w:r>
+        <w:t>Use this when helpful</w:t>
       </w:r>
     </w:p>
     <w:p>
@@ -1969,7 +2128,6 @@
     <w:p>
       <w:pPr>
         <w:spacing w:line="336" w:lineRule="auto" w:after="180"/>
-        <w:shd w:fill="F5F1FB"/>
       </w:pPr>
       <w:r>
         <w:rPr>
@@ -2030,16 +2188,7 @@
     </w:p>
     <w:p>
       <w:pPr>
-        <w:pStyle w:val="Heading3"/>
-      </w:pPr>
-      <w:r>
-        <w:t>Record the help used</w:t>
-      </w:r>
-    </w:p>
-    <w:p>
-      <w:pPr>
         <w:spacing w:line="336" w:lineRule="auto" w:after="180"/>
-        <w:shd w:fill="F1F6F8"/>
       </w:pPr>
       <w:r>
         <w:rPr>
@@ -2076,12 +2225,20 @@
         <w:pStyle w:val="Heading1"/>
       </w:pPr>
       <w:r>
-        <w:t>19. Project portfolio milestone</w:t>
-      </w:r>
-    </w:p>
-    <w:p>
-      <w:r>
-        <w:t>Keep this week’s input, deciding step, result and limit together in the Transparent Book Recommender record.</w:t>
+        <w:t>19. Reference · Project portfolio record</w:t>
+      </w:r>
+    </w:p>
+    <w:p>
+      <w:r>
+        <w:t>Extend your main project response when helpful.</w:t>
+      </w:r>
+    </w:p>
+    <w:p>
+      <w:pPr>
+        <w:pStyle w:val="Heading2"/>
+      </w:pPr>
+      <w:r>
+        <w:t>Use this when helpful</w:t>
       </w:r>
     </w:p>
     <w:p>
@@ -2271,12 +2428,523 @@
         <w:pStyle w:val="Heading1"/>
       </w:pPr>
       <w:r>
-        <w:t>20. Supported practice and learning evidence</w:t>
-      </w:r>
-    </w:p>
-    <w:p>
-      <w:r>
-        <w:t>Try the supported questions before comparing with hints and feedback. Record what you repaired and the evidence you retained.</w:t>
+        <w:t>20. Extra practice: pictures, repair and feedback</w:t>
+      </w:r>
+    </w:p>
+    <w:p>
+      <w:r>
+        <w:t>Attempt each question before opening its explanation. Use one browser or paper copy.</w:t>
+      </w:r>
+    </w:p>
+    <w:p>
+      <w:pPr>
+        <w:pStyle w:val="Heading2"/>
+      </w:pPr>
+      <w:r>
+        <w:t>First supported question</w:t>
+      </w:r>
+    </w:p>
+    <w:p>
+      <w:pPr>
+        <w:pStyle w:val="ListBullet"/>
+      </w:pPr>
+      <w:r>
+        <w:t>A fictional project compares three book-length prediction models on the same development sets.</w:t>
+      </w:r>
+    </w:p>
+    <w:p>
+      <w:pPr>
+        <w:pStyle w:val="Heading3"/>
+      </w:pPr>
+      <w:r>
+        <w:t>Practice 1: explain the deciding evidence</w:t>
+      </w:r>
+    </w:p>
+    <w:p>
+      <w:pPr>
+        <w:pStyle w:val="ListBullet"/>
+      </w:pPr>
+      <w:r>
+        <w:t>Which labelled step matches this detail? Freeze the selection, then evaluate new reserved cases.</w:t>
+      </w:r>
+    </w:p>
+    <w:p>
+      <w:pPr>
+        <w:pStyle w:val="ListBullet"/>
+      </w:pPr>
+      <w:r>
+        <w:t>1. Final evaluation</w:t>
+      </w:r>
+    </w:p>
+    <w:p>
+      <w:pPr>
+        <w:pStyle w:val="ListBullet"/>
+      </w:pPr>
+      <w:r>
+        <w:t>2. Training comparison</w:t>
+      </w:r>
+    </w:p>
+    <w:p>
+      <w:pPr>
+        <w:pStyle w:val="ListBullet"/>
+      </w:pPr>
+      <w:r>
+        <w:t>3. Choose for development</w:t>
+      </w:r>
+    </w:p>
+    <w:p>
+      <w:pPr>
+        <w:pStyle w:val="ListBullet"/>
+      </w:pPr>
+      <w:r>
+        <w:t>4. Validation comparison</w:t>
+      </w:r>
+    </w:p>
+    <w:p>
+      <w:pPr>
+        <w:pStyle w:val="Heading3"/>
+      </w:pPr>
+      <w:r>
+        <w:t>My selected conclusion, deciding fact and explanation</w:t>
+      </w:r>
+    </w:p>
+    <w:p>
+      <w:r>
+        <w:t>________________________________________________________________</w:t>
+      </w:r>
+    </w:p>
+    <w:p>
+      <w:r>
+        <w:t>________________________________________________________________</w:t>
+      </w:r>
+    </w:p>
+    <w:p>
+      <w:r>
+        <w:t>________________________________________________________________</w:t>
+      </w:r>
+    </w:p>
+    <w:p>
+      <w:r>
+        <w:t>________________________________________________________________</w:t>
+      </w:r>
+    </w:p>
+    <w:p>
+      <w:r>
+        <w:t>________________________________________________________________</w:t>
+      </w:r>
+    </w:p>
+    <w:p>
+      <w:pPr>
+        <w:pStyle w:val="ListBullet"/>
+      </w:pPr>
+      <w:r>
+        <w:t>Hint if needed: Read the steps in the pictorial case. Match the supplied detail to the stage that performs or records it.</w:t>
+      </w:r>
+    </w:p>
+    <w:p>
+      <w:pPr>
+        <w:pStyle w:val="Heading2"/>
+      </w:pPr>
+      <w:r>
+        <w:t>Check the first explanation · reference / check after trying</w:t>
+      </w:r>
+    </w:p>
+    <w:p>
+      <w:pPr>
+        <w:spacing w:line="336" w:lineRule="auto" w:after="180"/>
+      </w:pPr>
+      <w:r>
+        <w:rPr>
+          <w:b w:val="0"/>
+        </w:rPr>
+        <w:t xml:space="preserve">After your attempt, compare with the supported explanation: Final evaluation Freeze the selection, then evaluate new reserved cases. A flexible model can fit quirks of its </w:t>
+      </w:r>
+      <w:r>
+        <w:rPr>
+          <w:b/>
+        </w:rPr>
+        <w:t>training</w:t>
+      </w:r>
+      <w:r>
+        <w:rPr>
+          <w:b w:val="0"/>
+        </w:rPr>
+        <w:t xml:space="preserve"> set without predicting new examples well.</w:t>
+      </w:r>
+    </w:p>
+    <w:p>
+      <w:pPr>
+        <w:spacing w:line="336" w:lineRule="auto" w:after="180"/>
+      </w:pPr>
+      <w:r>
+        <w:rPr>
+          <w:b w:val="0"/>
+        </w:rPr>
+        <w:t xml:space="preserve">Here Complex’s </w:t>
+      </w:r>
+      <w:r>
+        <w:rPr>
+          <w:b/>
+        </w:rPr>
+        <w:t>training</w:t>
+      </w:r>
+      <w:r>
+        <w:rPr>
+          <w:b w:val="0"/>
+        </w:rPr>
+        <w:t xml:space="preserve"> success occurs alongside the worst validation error. The numbers are invented comparisons, not a claim that </w:t>
+      </w:r>
+      <w:r>
+        <w:rPr>
+          <w:b/>
+        </w:rPr>
+        <w:t>complexity</w:t>
+      </w:r>
+      <w:r>
+        <w:rPr>
+          <w:b w:val="0"/>
+        </w:rPr>
+        <w:t xml:space="preserve"> always hurts.</w:t>
+      </w:r>
+    </w:p>
+    <w:p>
+      <w:pPr>
+        <w:spacing w:line="336" w:lineRule="auto" w:after="180"/>
+      </w:pPr>
+      <w:r>
+        <w:rPr>
+          <w:b w:val="0"/>
+        </w:rPr>
+        <w:t xml:space="preserve">Choosing Medium uses development </w:t>
+      </w:r>
+      <w:r>
+        <w:rPr>
+          <w:b/>
+        </w:rPr>
+        <w:t>evidence</w:t>
+      </w:r>
+      <w:r>
+        <w:rPr>
+          <w:b w:val="0"/>
+        </w:rPr>
+        <w:t>; its validation score must not be advertised as an untouched final-test result.</w:t>
+      </w:r>
+    </w:p>
+    <w:p>
+      <w:pPr>
+        <w:pStyle w:val="Heading2"/>
+      </w:pPr>
+      <w:r>
+        <w:t>Changed-case question</w:t>
+      </w:r>
+    </w:p>
+    <w:p>
+      <w:pPr>
+        <w:pStyle w:val="Heading3"/>
+      </w:pPr>
+      <w:r>
+        <w:t>Practice 2: explain the deciding evidence</w:t>
+      </w:r>
+    </w:p>
+    <w:p>
+      <w:pPr>
+        <w:pStyle w:val="ListBullet"/>
+      </w:pPr>
+      <w:r>
+        <w:t>Changed-case practice: Complex’s validation error becomes 2 on a newly documented, fair development comparison. Which conclusion is supported by the supplied facts?</w:t>
+      </w:r>
+    </w:p>
+    <w:p>
+      <w:pPr>
+        <w:pStyle w:val="ListBullet"/>
+      </w:pPr>
+      <w:r>
+        <w:t>1. We can decide the result without examining the changed input or the procedure.</w:t>
+      </w:r>
+    </w:p>
+    <w:p>
+      <w:pPr>
+        <w:pStyle w:val="ListBullet"/>
+      </w:pPr>
+      <w:r>
+        <w:t>2. This one example guarantees correct results for every future input.</w:t>
+      </w:r>
+    </w:p>
+    <w:p>
+      <w:pPr>
+        <w:pStyle w:val="ListBullet"/>
+      </w:pPr>
+      <w:r>
+        <w:t>3. The stated rule now selects Complex.</w:t>
+      </w:r>
+    </w:p>
+    <w:p>
+      <w:pPr>
+        <w:pStyle w:val="Heading3"/>
+      </w:pPr>
+      <w:r>
+        <w:t>My selected conclusion, deciding fact and explanation</w:t>
+      </w:r>
+    </w:p>
+    <w:p>
+      <w:r>
+        <w:t>________________________________________________________________</w:t>
+      </w:r>
+    </w:p>
+    <w:p>
+      <w:r>
+        <w:t>________________________________________________________________</w:t>
+      </w:r>
+    </w:p>
+    <w:p>
+      <w:r>
+        <w:t>________________________________________________________________</w:t>
+      </w:r>
+    </w:p>
+    <w:p>
+      <w:r>
+        <w:t>________________________________________________________________</w:t>
+      </w:r>
+    </w:p>
+    <w:p>
+      <w:r>
+        <w:t>________________________________________________________________</w:t>
+      </w:r>
+    </w:p>
+    <w:p>
+      <w:pPr>
+        <w:pStyle w:val="ListBullet"/>
+      </w:pPr>
+      <w:r>
+        <w:t>Hint if needed: Use the changed condition and the deciding step in the pictorial trace. The answer must say what follows from those facts.</w:t>
+      </w:r>
+    </w:p>
+    <w:p>
+      <w:pPr>
+        <w:pStyle w:val="Heading2"/>
+      </w:pPr>
+      <w:r>
+        <w:t>Check the changed case · reference / check after trying</w:t>
+      </w:r>
+    </w:p>
+    <w:p>
+      <w:pPr>
+        <w:spacing w:line="336" w:lineRule="auto" w:after="180"/>
+      </w:pPr>
+      <w:r>
+        <w:rPr>
+          <w:b w:val="0"/>
+        </w:rPr>
+        <w:t>After your attempt, compare with the supported explanation: The stated rule now selects Complex. The rule compares validation errors; it does not ban complex models.</w:t>
+      </w:r>
+    </w:p>
+    <w:p>
+      <w:pPr>
+        <w:pStyle w:val="Heading2"/>
+      </w:pPr>
+      <w:r>
+        <w:t>Repair and save your work</w:t>
+      </w:r>
+    </w:p>
+    <w:p>
+      <w:pPr>
+        <w:spacing w:line="336" w:lineRule="auto" w:after="180"/>
+      </w:pPr>
+      <w:r>
+        <w:rPr>
+          <w:b w:val="0"/>
+        </w:rPr>
+        <w:t xml:space="preserve">Review Choose Informative Questions (ai-2/15). Goal: Fit a root question and leaf </w:t>
+      </w:r>
+      <w:r>
+        <w:rPr>
+          <w:b/>
+        </w:rPr>
+        <w:t>prediction</w:t>
+      </w:r>
+      <w:r>
+        <w:rPr>
+          <w:b w:val="0"/>
+        </w:rPr>
+        <w:t xml:space="preserve">s from </w:t>
+      </w:r>
+      <w:r>
+        <w:rPr>
+          <w:b/>
+        </w:rPr>
+        <w:t>training</w:t>
+      </w:r>
+      <w:r>
+        <w:rPr>
+          <w:b w:val="0"/>
+        </w:rPr>
+        <w:t xml:space="preserve"> examples. Short practice: Choose the best original question and explain why its more balanced split matters here..</w:t>
+      </w:r>
+    </w:p>
+    <w:p>
+      <w:pPr>
+        <w:spacing w:line="336" w:lineRule="auto" w:after="180"/>
+      </w:pPr>
+      <w:r>
+        <w:rPr>
+          <w:b w:val="0"/>
+        </w:rPr>
+        <w:t>Return to this week and explain what you changed.</w:t>
+      </w:r>
+    </w:p>
+    <w:p>
+      <w:pPr>
+        <w:spacing w:line="336" w:lineRule="auto" w:after="180"/>
+      </w:pPr>
+      <w:r>
+        <w:rPr>
+          <w:b w:val="0"/>
+        </w:rPr>
+        <w:t xml:space="preserve">Review Types of Classification Error (ai-2/13). Goal: Build a labelled confusion matrix from matched reference and </w:t>
+      </w:r>
+      <w:r>
+        <w:rPr>
+          <w:b/>
+        </w:rPr>
+        <w:t>prediction</w:t>
+      </w:r>
+      <w:r>
+        <w:rPr>
+          <w:b w:val="0"/>
+        </w:rPr>
+        <w:t xml:space="preserve"> pairs. Short practice: Which error causes a sound book to be sent for unnecessary repair review?.</w:t>
+      </w:r>
+    </w:p>
+    <w:p>
+      <w:pPr>
+        <w:spacing w:line="336" w:lineRule="auto" w:after="180"/>
+      </w:pPr>
+      <w:r>
+        <w:rPr>
+          <w:b w:val="0"/>
+        </w:rPr>
+        <w:t>Return to this week and explain what you changed.</w:t>
+      </w:r>
+    </w:p>
+    <w:p>
+      <w:pPr>
+        <w:spacing w:line="336" w:lineRule="auto" w:after="180"/>
+      </w:pPr>
+      <w:r>
+        <w:rPr>
+          <w:b w:val="0"/>
+        </w:rPr>
+        <w:t xml:space="preserve">Review Human Classifier Simulation (ai-2/10). Goal: Construct a classifier with a stated </w:t>
+      </w:r>
+      <w:r>
+        <w:rPr>
+          <w:b/>
+        </w:rPr>
+        <w:t>input</w:t>
+      </w:r>
+      <w:r>
+        <w:rPr>
+          <w:b w:val="0"/>
+        </w:rPr>
+        <w:t xml:space="preserve"> format, selected rule and recorded </w:t>
+      </w:r>
+      <w:r>
+        <w:rPr>
+          <w:b/>
+        </w:rPr>
+        <w:t>output</w:t>
+      </w:r>
+      <w:r>
+        <w:rPr>
+          <w:b w:val="0"/>
+        </w:rPr>
+        <w:t>.</w:t>
+      </w:r>
+    </w:p>
+    <w:p>
+      <w:pPr>
+        <w:spacing w:line="336" w:lineRule="auto" w:after="180"/>
+      </w:pPr>
+      <w:r>
+        <w:rPr>
+          <w:b w:val="0"/>
+        </w:rPr>
+        <w:t>Short practice: Why are J and M initially treated differently even though both are illustrated mysteries?. Return to this week and explain what you changed.</w:t>
+      </w:r>
+    </w:p>
+    <w:p>
+      <w:pPr>
+        <w:spacing w:line="336" w:lineRule="auto" w:after="180"/>
+      </w:pPr>
+      <w:r>
+        <w:rPr>
+          <w:b w:val="0"/>
+        </w:rPr>
+        <w:t xml:space="preserve">Use Download completed work in the hosted lesson to export your answers, reflections, practice feedback and code-run </w:t>
+      </w:r>
+      <w:r>
+        <w:rPr>
+          <w:b/>
+        </w:rPr>
+        <w:t>evidence</w:t>
+      </w:r>
+      <w:r>
+        <w:rPr>
+          <w:b w:val="0"/>
+        </w:rPr>
+        <w:t>. Open the HTML copy to read or print it.</w:t>
+      </w:r>
+    </w:p>
+    <w:p>
+      <w:pPr>
+        <w:spacing w:line="336" w:lineRule="auto" w:after="180"/>
+      </w:pPr>
+      <w:r>
+        <w:rPr>
+          <w:b w:val="0"/>
+        </w:rPr>
+        <w:t>Drafts stay in this browser when storage is available; clear drafts on a shared device.</w:t>
+      </w:r>
+    </w:p>
+    <w:p>
+      <w:pPr>
+        <w:pStyle w:val="Heading3"/>
+      </w:pPr>
+      <w:r>
+        <w:t>What I repaired, the evidence I kept and the next test</w:t>
+      </w:r>
+    </w:p>
+    <w:p>
+      <w:r>
+        <w:t>________________________________________________________________</w:t>
+      </w:r>
+    </w:p>
+    <w:p>
+      <w:r>
+        <w:t>________________________________________________________________</w:t>
+      </w:r>
+    </w:p>
+    <w:p>
+      <w:r>
+        <w:t>________________________________________________________________</w:t>
+      </w:r>
+    </w:p>
+    <w:p>
+      <w:r>
+        <w:t>________________________________________________________________</w:t>
+      </w:r>
+    </w:p>
+    <w:p>
+      <w:r>
+        <w:t>________________________________________________________________</w:t>
+      </w:r>
+    </w:p>
+    <w:p>
+      <w:pPr>
+        <w:pStyle w:val="Heading2"/>
+      </w:pPr>
+      <w:r>
+        <w:t>Earlier wording, alternatives and picture transcripts · reference / check after trying</w:t>
       </w:r>
     </w:p>
     <w:p>
@@ -2292,104 +2960,10 @@
     </w:p>
     <w:p>
       <w:pPr>
-        <w:spacing w:line="336" w:lineRule="auto" w:after="180"/>
-      </w:pPr>
-      <w:r>
-        <w:rPr>
-          <w:b w:val="0"/>
-        </w:rPr>
-        <w:t xml:space="preserve">A fictional project compares three book-length </w:t>
-      </w:r>
-      <w:r>
-        <w:rPr>
-          <w:b/>
-        </w:rPr>
-        <w:t>prediction</w:t>
-      </w:r>
-      <w:r>
-        <w:rPr>
-          <w:b w:val="0"/>
-        </w:rPr>
-        <w:t xml:space="preserve"> models on the same development sets.</w:t>
-      </w:r>
-    </w:p>
-    <w:p>
-      <w:pPr>
         <w:pStyle w:val="Heading3"/>
       </w:pPr>
       <w:r>
-        <w:t>Practice 1: explain the deciding evidence</w:t>
-      </w:r>
-    </w:p>
-    <w:p>
-      <w:pPr>
-        <w:spacing w:line="336" w:lineRule="auto" w:after="180"/>
-      </w:pPr>
-      <w:r>
-        <w:rPr>
-          <w:b w:val="0"/>
-        </w:rPr>
-        <w:t>Which labelled step matches this detail? Freeze the selection, then evaluate new reserved cases.</w:t>
-      </w:r>
-    </w:p>
-    <w:p>
-      <w:pPr>
-        <w:spacing w:line="336" w:lineRule="auto" w:after="180"/>
-        <w:shd w:fill="F4F9FC"/>
-      </w:pPr>
-      <w:r>
-        <w:rPr>
-          <w:b w:val="0"/>
-        </w:rPr>
-        <w:t>1. Final evaluation</w:t>
-      </w:r>
-    </w:p>
-    <w:p>
-      <w:pPr>
-        <w:spacing w:line="336" w:lineRule="auto" w:after="180"/>
-        <w:shd w:fill="F4F9FC"/>
-      </w:pPr>
-      <w:r>
-        <w:rPr>
-          <w:b w:val="0"/>
-        </w:rPr>
-        <w:t xml:space="preserve">2. </w:t>
-      </w:r>
-      <w:r>
-        <w:rPr>
-          <w:b/>
-        </w:rPr>
-        <w:t>Training</w:t>
-      </w:r>
-      <w:r>
-        <w:rPr>
-          <w:b w:val="0"/>
-        </w:rPr>
-        <w:t xml:space="preserve"> comparison</w:t>
-      </w:r>
-    </w:p>
-    <w:p>
-      <w:pPr>
-        <w:spacing w:line="336" w:lineRule="auto" w:after="180"/>
-        <w:shd w:fill="F4F9FC"/>
-      </w:pPr>
-      <w:r>
-        <w:rPr>
-          <w:b w:val="0"/>
-        </w:rPr>
-        <w:t>3. Choose for development</w:t>
-      </w:r>
-    </w:p>
-    <w:p>
-      <w:pPr>
-        <w:spacing w:line="336" w:lineRule="auto" w:after="180"/>
-        <w:shd w:fill="F4F9FC"/>
-      </w:pPr>
-      <w:r>
-        <w:rPr>
-          <w:b w:val="0"/>
-        </w:rPr>
-        <w:t>4. Validation comparison</w:t>
+        <w:t>Repair a missing building block</w:t>
       </w:r>
     </w:p>
     <w:p>
@@ -2397,532 +2971,25 @@
         <w:pStyle w:val="Heading3"/>
       </w:pPr>
       <w:r>
-        <w:t>My selected conclusion, deciding fact and explanation</w:t>
-      </w:r>
-    </w:p>
-    <w:p>
-      <w:r>
-        <w:t>________________________________________________________________</w:t>
-      </w:r>
-    </w:p>
-    <w:p>
-      <w:r>
-        <w:t>________________________________________________________________</w:t>
-      </w:r>
-    </w:p>
-    <w:p>
-      <w:r>
-        <w:t>________________________________________________________________</w:t>
-      </w:r>
-    </w:p>
-    <w:p>
-      <w:r>
-        <w:t>________________________________________________________________</w:t>
-      </w:r>
-    </w:p>
-    <w:p>
-      <w:r>
-        <w:t>________________________________________________________________</w:t>
-      </w:r>
-    </w:p>
-    <w:p>
-      <w:pPr>
-        <w:pStyle w:val="Heading3"/>
-      </w:pPr>
-      <w:r>
-        <w:t>Hint · try first</w:t>
-      </w:r>
-    </w:p>
-    <w:p>
-      <w:pPr>
-        <w:spacing w:line="336" w:lineRule="auto" w:after="180"/>
-        <w:shd w:fill="F1F6F8"/>
-      </w:pPr>
-      <w:r>
-        <w:rPr>
-          <w:b w:val="0"/>
-        </w:rPr>
-        <w:t>Hint if needed: Read the steps in the pictorial case. Match the supplied detail to the stage that performs or records it.</w:t>
-      </w:r>
-    </w:p>
-    <w:p>
-      <w:pPr>
-        <w:pStyle w:val="Heading3"/>
-      </w:pPr>
-      <w:r>
-        <w:t>Feedback · compare after trying</w:t>
-      </w:r>
-    </w:p>
-    <w:p>
-      <w:pPr>
-        <w:spacing w:line="336" w:lineRule="auto" w:after="180"/>
-        <w:shd w:fill="F1F6FC"/>
-      </w:pPr>
-      <w:r>
-        <w:rPr>
-          <w:b w:val="0"/>
-        </w:rPr>
-        <w:t xml:space="preserve">After your attempt, compare with the supported explanation: Final evaluation Freeze the selection, then evaluate new reserved cases. A flexible model can fit quirks of its </w:t>
-      </w:r>
-      <w:r>
-        <w:rPr>
-          <w:b/>
-        </w:rPr>
-        <w:t>training</w:t>
-      </w:r>
-      <w:r>
-        <w:rPr>
-          <w:b w:val="0"/>
-        </w:rPr>
-        <w:t xml:space="preserve"> set without predicting new examples well.</w:t>
-      </w:r>
-    </w:p>
-    <w:p>
-      <w:pPr>
-        <w:spacing w:line="336" w:lineRule="auto" w:after="180"/>
-        <w:shd w:fill="F1F6FC"/>
-      </w:pPr>
-      <w:r>
-        <w:rPr>
-          <w:b w:val="0"/>
-        </w:rPr>
-        <w:t xml:space="preserve">Here Complex’s </w:t>
-      </w:r>
-      <w:r>
-        <w:rPr>
-          <w:b/>
-        </w:rPr>
-        <w:t>training</w:t>
-      </w:r>
-      <w:r>
-        <w:rPr>
-          <w:b w:val="0"/>
-        </w:rPr>
-        <w:t xml:space="preserve"> success occurs alongside the worst validation error. The numbers are invented comparisons, not a claim that </w:t>
-      </w:r>
-      <w:r>
-        <w:rPr>
-          <w:b/>
-        </w:rPr>
-        <w:t>complexity</w:t>
-      </w:r>
-      <w:r>
-        <w:rPr>
-          <w:b w:val="0"/>
-        </w:rPr>
-        <w:t xml:space="preserve"> always hurts.</w:t>
-      </w:r>
-    </w:p>
-    <w:p>
-      <w:pPr>
-        <w:spacing w:line="336" w:lineRule="auto" w:after="180"/>
-        <w:shd w:fill="F1F6FC"/>
-      </w:pPr>
-      <w:r>
-        <w:rPr>
-          <w:b w:val="0"/>
-        </w:rPr>
-        <w:t xml:space="preserve">Choosing Medium uses development </w:t>
-      </w:r>
-      <w:r>
-        <w:rPr>
-          <w:b/>
-        </w:rPr>
-        <w:t>evidence</w:t>
-      </w:r>
-      <w:r>
-        <w:rPr>
-          <w:b w:val="0"/>
-        </w:rPr>
-        <w:t>; its validation score must not be advertised as an untouched final-test result.</w:t>
-      </w:r>
-    </w:p>
-    <w:p>
-      <w:pPr>
-        <w:pStyle w:val="Heading3"/>
-      </w:pPr>
-      <w:r>
-        <w:t>Practice 2: explain the deciding evidence</w:t>
-      </w:r>
-    </w:p>
-    <w:p>
-      <w:pPr>
-        <w:pStyle w:val="Heading3"/>
-      </w:pPr>
-      <w:r>
-        <w:t>Changed case · predict first</w:t>
-      </w:r>
-    </w:p>
-    <w:p>
-      <w:pPr>
-        <w:spacing w:line="336" w:lineRule="auto" w:after="180"/>
-        <w:shd w:fill="F5F1FB"/>
-      </w:pPr>
-      <w:r>
-        <w:rPr>
-          <w:b w:val="0"/>
-        </w:rPr>
-        <w:t>Changed-case practice: Complex’s validation error becomes 2 on a newly documented, fair development comparison. Which conclusion is supported by the supplied facts?</w:t>
-      </w:r>
-    </w:p>
-    <w:p>
-      <w:pPr>
-        <w:spacing w:line="336" w:lineRule="auto" w:after="180"/>
-        <w:shd w:fill="F4F9FC"/>
-      </w:pPr>
-      <w:r>
-        <w:rPr>
-          <w:b w:val="0"/>
-        </w:rPr>
-        <w:t xml:space="preserve">1. We can decide the result without examining the changed </w:t>
-      </w:r>
-      <w:r>
-        <w:rPr>
-          <w:b/>
-        </w:rPr>
-        <w:t>input</w:t>
-      </w:r>
-      <w:r>
-        <w:rPr>
-          <w:b w:val="0"/>
-        </w:rPr>
-        <w:t xml:space="preserve"> or the procedure.</w:t>
-      </w:r>
-    </w:p>
-    <w:p>
-      <w:pPr>
-        <w:spacing w:line="336" w:lineRule="auto" w:after="180"/>
-        <w:shd w:fill="F4F9FC"/>
-      </w:pPr>
-      <w:r>
-        <w:rPr>
-          <w:b w:val="0"/>
-        </w:rPr>
-        <w:t xml:space="preserve">2. This one example guarantees correct results for every future </w:t>
-      </w:r>
-      <w:r>
-        <w:rPr>
-          <w:b/>
-        </w:rPr>
-        <w:t>input</w:t>
-      </w:r>
-      <w:r>
-        <w:rPr>
-          <w:b w:val="0"/>
-        </w:rPr>
-        <w:t>.</w:t>
-      </w:r>
-    </w:p>
-    <w:p>
-      <w:pPr>
-        <w:spacing w:line="336" w:lineRule="auto" w:after="180"/>
-        <w:shd w:fill="F4F9FC"/>
-      </w:pPr>
-      <w:r>
-        <w:rPr>
-          <w:b w:val="0"/>
-        </w:rPr>
-        <w:t>3. The stated rule now selects Complex.</w:t>
-      </w:r>
-    </w:p>
-    <w:p>
-      <w:pPr>
-        <w:pStyle w:val="Heading3"/>
-      </w:pPr>
-      <w:r>
-        <w:t>My selected conclusion, deciding fact and explanation</w:t>
-      </w:r>
-    </w:p>
-    <w:p>
-      <w:r>
-        <w:t>________________________________________________________________</w:t>
-      </w:r>
-    </w:p>
-    <w:p>
-      <w:r>
-        <w:t>________________________________________________________________</w:t>
-      </w:r>
-    </w:p>
-    <w:p>
-      <w:r>
-        <w:t>________________________________________________________________</w:t>
-      </w:r>
-    </w:p>
-    <w:p>
-      <w:r>
-        <w:t>________________________________________________________________</w:t>
-      </w:r>
-    </w:p>
-    <w:p>
-      <w:r>
-        <w:t>________________________________________________________________</w:t>
-      </w:r>
-    </w:p>
-    <w:p>
-      <w:pPr>
-        <w:pStyle w:val="Heading3"/>
-      </w:pPr>
-      <w:r>
-        <w:t>Hint · try first</w:t>
-      </w:r>
-    </w:p>
-    <w:p>
-      <w:pPr>
-        <w:spacing w:line="336" w:lineRule="auto" w:after="180"/>
-        <w:shd w:fill="F1F6F8"/>
-      </w:pPr>
-      <w:r>
-        <w:rPr>
-          <w:b w:val="0"/>
-        </w:rPr>
-        <w:t>Hint if needed: Use the changed condition and the deciding step in the pictorial trace. The answer must say what follows from those facts.</w:t>
-      </w:r>
-    </w:p>
-    <w:p>
-      <w:pPr>
-        <w:pStyle w:val="Heading3"/>
-      </w:pPr>
-      <w:r>
-        <w:t>Feedback · compare after trying</w:t>
-      </w:r>
-    </w:p>
-    <w:p>
-      <w:pPr>
-        <w:spacing w:line="336" w:lineRule="auto" w:after="180"/>
-        <w:shd w:fill="F1F6FC"/>
-      </w:pPr>
-      <w:r>
-        <w:rPr>
-          <w:b w:val="0"/>
-        </w:rPr>
-        <w:t>After your attempt, compare with the supported explanation: The stated rule now selects Complex. The rule compares validation errors; it does not ban complex models.</w:t>
-      </w:r>
-    </w:p>
-    <w:p>
-      <w:pPr>
-        <w:pStyle w:val="Heading3"/>
-      </w:pPr>
-      <w:r>
-        <w:t>Repair a missing building block</w:t>
-      </w:r>
-    </w:p>
-    <w:p>
-      <w:pPr>
-        <w:spacing w:line="336" w:lineRule="auto" w:after="180"/>
-      </w:pPr>
-      <w:r>
-        <w:rPr>
-          <w:b w:val="0"/>
-        </w:rPr>
-        <w:t xml:space="preserve">Review Choose Informative Questions (ai-2/15). Goal: Fit a root question and leaf </w:t>
-      </w:r>
-      <w:r>
-        <w:rPr>
-          <w:b/>
-        </w:rPr>
-        <w:t>prediction</w:t>
-      </w:r>
-      <w:r>
-        <w:rPr>
-          <w:b w:val="0"/>
-        </w:rPr>
-        <w:t xml:space="preserve">s from </w:t>
-      </w:r>
-      <w:r>
-        <w:rPr>
-          <w:b/>
-        </w:rPr>
-        <w:t>training</w:t>
-      </w:r>
-      <w:r>
-        <w:rPr>
-          <w:b w:val="0"/>
-        </w:rPr>
-        <w:t xml:space="preserve"> examples. Short practice: Choose the best original question and explain why its more balanced split matters here..</w:t>
-      </w:r>
-    </w:p>
-    <w:p>
-      <w:pPr>
-        <w:spacing w:line="336" w:lineRule="auto" w:after="180"/>
-      </w:pPr>
-      <w:r>
-        <w:rPr>
-          <w:b w:val="0"/>
-        </w:rPr>
-        <w:t>Return to this week and explain what you changed.</w:t>
-      </w:r>
-    </w:p>
-    <w:p>
-      <w:pPr>
-        <w:spacing w:line="336" w:lineRule="auto" w:after="180"/>
-      </w:pPr>
-      <w:r>
-        <w:rPr>
-          <w:b w:val="0"/>
-        </w:rPr>
-        <w:t xml:space="preserve">Review Types of Classification Error (ai-2/13). Goal: Build a labelled confusion matrix from matched reference and </w:t>
-      </w:r>
-      <w:r>
-        <w:rPr>
-          <w:b/>
-        </w:rPr>
-        <w:t>prediction</w:t>
-      </w:r>
-      <w:r>
-        <w:rPr>
-          <w:b w:val="0"/>
-        </w:rPr>
-        <w:t xml:space="preserve"> pairs. Short practice: Which error causes a sound book to be sent for unnecessary repair review?.</w:t>
-      </w:r>
-    </w:p>
-    <w:p>
-      <w:pPr>
-        <w:spacing w:line="336" w:lineRule="auto" w:after="180"/>
-      </w:pPr>
-      <w:r>
-        <w:rPr>
-          <w:b w:val="0"/>
-        </w:rPr>
-        <w:t>Return to this week and explain what you changed.</w:t>
-      </w:r>
-    </w:p>
-    <w:p>
-      <w:pPr>
-        <w:spacing w:line="336" w:lineRule="auto" w:after="180"/>
-      </w:pPr>
-      <w:r>
-        <w:rPr>
-          <w:b w:val="0"/>
-        </w:rPr>
-        <w:t xml:space="preserve">Review Human Classifier Simulation (ai-2/10). Goal: Construct a classifier with a stated </w:t>
-      </w:r>
-      <w:r>
-        <w:rPr>
-          <w:b/>
-        </w:rPr>
-        <w:t>input</w:t>
-      </w:r>
-      <w:r>
-        <w:rPr>
-          <w:b w:val="0"/>
-        </w:rPr>
-        <w:t xml:space="preserve"> format, selected rule and recorded </w:t>
-      </w:r>
-      <w:r>
-        <w:rPr>
-          <w:b/>
-        </w:rPr>
-        <w:t>output</w:t>
-      </w:r>
-      <w:r>
-        <w:rPr>
-          <w:b w:val="0"/>
-        </w:rPr>
-        <w:t>.</w:t>
-      </w:r>
-    </w:p>
-    <w:p>
-      <w:pPr>
-        <w:spacing w:line="336" w:lineRule="auto" w:after="180"/>
-      </w:pPr>
-      <w:r>
-        <w:rPr>
-          <w:b w:val="0"/>
-        </w:rPr>
-        <w:t>Short practice: Why are J and M initially treated differently even though both are illustrated mysteries?. Return to this week and explain what you changed.</w:t>
-      </w:r>
-    </w:p>
-    <w:p>
-      <w:pPr>
-        <w:pStyle w:val="Heading3"/>
-      </w:pPr>
-      <w:r>
         <w:t>Keep your completed work</w:t>
       </w:r>
     </w:p>
     <w:p>
       <w:pPr>
-        <w:spacing w:line="336" w:lineRule="auto" w:after="180"/>
-      </w:pPr>
-      <w:r>
-        <w:rPr>
-          <w:b w:val="0"/>
-        </w:rPr>
-        <w:t xml:space="preserve">Use Download completed work in the hosted lesson to export your answers, reflections, practice feedback and code-run </w:t>
-      </w:r>
-      <w:r>
-        <w:rPr>
-          <w:b/>
-        </w:rPr>
-        <w:t>evidence</w:t>
-      </w:r>
-      <w:r>
-        <w:rPr>
-          <w:b w:val="0"/>
-        </w:rPr>
-        <w:t>. Open the HTML copy to read or print it.</w:t>
-      </w:r>
-    </w:p>
-    <w:p>
-      <w:pPr>
-        <w:spacing w:line="336" w:lineRule="auto" w:after="180"/>
-      </w:pPr>
-      <w:r>
-        <w:rPr>
-          <w:b w:val="0"/>
-        </w:rPr>
-        <w:t>Drafts stay in this browser when storage is available; clear drafts on a shared device.</w:t>
-      </w:r>
-    </w:p>
-    <w:p>
-      <w:pPr>
-        <w:pStyle w:val="Heading3"/>
-      </w:pPr>
-      <w:r>
-        <w:t>What I repaired, the evidence I kept and the next test</w:t>
-      </w:r>
-    </w:p>
-    <w:p>
-      <w:r>
-        <w:t>________________________________________________________________</w:t>
-      </w:r>
-    </w:p>
-    <w:p>
-      <w:r>
-        <w:t>________________________________________________________________</w:t>
-      </w:r>
-    </w:p>
-    <w:p>
-      <w:r>
-        <w:t>________________________________________________________________</w:t>
-      </w:r>
-    </w:p>
-    <w:p>
-      <w:r>
-        <w:t>________________________________________________________________</w:t>
-      </w:r>
-    </w:p>
-    <w:p>
-      <w:r>
-        <w:t>________________________________________________________________</w:t>
-      </w:r>
-    </w:p>
-    <w:p>
-      <w:pPr>
         <w:pStyle w:val="Heading1"/>
       </w:pPr>
       <w:r>
-        <w:t>21. Visual concept journey</w:t>
-      </w:r>
-    </w:p>
-    <w:p>
-      <w:r>
-        <w:t>Explain each Overfitting Intuition picture from its labels, then record a relevant limit.</w:t>
-      </w:r>
-    </w:p>
-    <w:p>
-      <w:pPr>
-        <w:pStyle w:val="Heading3"/>
+        <w:t>21. Reference · Six-picture response sheets</w:t>
+      </w:r>
+    </w:p>
+    <w:p>
+      <w:r>
+        <w:t>Choose the image that helps rather than repeating all six.</w:t>
+      </w:r>
+    </w:p>
+    <w:p>
+      <w:pPr>
+        <w:pStyle w:val="Heading2"/>
       </w:pPr>
       <w:r>
         <w:t>01. Overfitting Intuition: the case</w:t>
@@ -3048,7 +3115,6 @@
     <w:p>
       <w:pPr>
         <w:spacing w:line="336" w:lineRule="auto" w:after="180"/>
-        <w:shd w:fill="F5F1FB"/>
       </w:pPr>
       <w:r>
         <w:rPr>
@@ -3087,7 +3153,7 @@
     </w:p>
     <w:p>
       <w:pPr>
-        <w:pStyle w:val="Heading3"/>
+        <w:pStyle w:val="Heading2"/>
       </w:pPr>
       <w:r>
         <w:t>02. Follow the deciding steps</w:t>
@@ -3161,7 +3227,6 @@
     <w:p>
       <w:pPr>
         <w:spacing w:line="336" w:lineRule="auto" w:after="180"/>
-        <w:shd w:fill="F5F1FB"/>
       </w:pPr>
       <w:r>
         <w:rPr>
@@ -3212,7 +3277,7 @@
     </w:p>
     <w:p>
       <w:pPr>
-        <w:pStyle w:val="Heading3"/>
+        <w:pStyle w:val="Heading2"/>
       </w:pPr>
       <w:r>
         <w:t>03. Training and validation errors</w:t>
@@ -3310,7 +3375,6 @@
     <w:p>
       <w:pPr>
         <w:spacing w:line="336" w:lineRule="auto" w:after="180"/>
-        <w:shd w:fill="F5F1FB"/>
       </w:pPr>
       <w:r>
         <w:rPr>
@@ -3349,7 +3413,7 @@
     </w:p>
     <w:p>
       <w:pPr>
-        <w:pStyle w:val="Heading3"/>
+        <w:pStyle w:val="Heading2"/>
       </w:pPr>
       <w:r>
         <w:t>04. Change one thing. Trace what follows.</w:t>
@@ -3416,7 +3480,6 @@
     <w:p>
       <w:pPr>
         <w:spacing w:line="336" w:lineRule="auto" w:after="180"/>
-        <w:shd w:fill="F5F1FB"/>
       </w:pPr>
       <w:r>
         <w:rPr>
@@ -3455,7 +3518,7 @@
     </w:p>
     <w:p>
       <w:pPr>
-        <w:pStyle w:val="Heading3"/>
+        <w:pStyle w:val="Heading2"/>
       </w:pPr>
       <w:r>
         <w:t>05. Connect the explanation to its limit</w:t>
@@ -3593,7 +3656,6 @@
     <w:p>
       <w:pPr>
         <w:spacing w:line="336" w:lineRule="auto" w:after="180"/>
-        <w:shd w:fill="F5F1FB"/>
       </w:pPr>
       <w:r>
         <w:rPr>
@@ -3632,7 +3694,7 @@
     </w:p>
     <w:p>
       <w:pPr>
-        <w:pStyle w:val="Heading3"/>
+        <w:pStyle w:val="Heading2"/>
       </w:pPr>
       <w:r>
         <w:t>06. Make the idea visible in your project</w:t>
@@ -3677,7 +3739,6 @@
     <w:p>
       <w:pPr>
         <w:spacing w:line="336" w:lineRule="auto" w:after="180"/>
-        <w:shd w:fill="F5F1FB"/>
       </w:pPr>
       <w:r>
         <w:rPr>
@@ -3701,7 +3762,6 @@
     <w:p>
       <w:pPr>
         <w:spacing w:line="336" w:lineRule="auto" w:after="180"/>
-        <w:shd w:fill="F5F1FB"/>
       </w:pPr>
       <w:r>
         <w:rPr>
@@ -3725,7 +3785,6 @@
     <w:p>
       <w:pPr>
         <w:spacing w:line="336" w:lineRule="auto" w:after="180"/>
-        <w:shd w:fill="F5F1FB"/>
       </w:pPr>
       <w:r>
         <w:rPr>
@@ -3772,6 +3831,62 @@
     <w:p>
       <w:r>
         <w:t>________________________________________________________________</w:t>
+      </w:r>
+    </w:p>
+    <w:p>
+      <w:pPr>
+        <w:pStyle w:val="Heading2"/>
+      </w:pPr>
+      <w:r>
+        <w:t>Earlier wording, alternatives and picture transcripts · reference / check after trying</w:t>
+      </w:r>
+    </w:p>
+    <w:p>
+      <w:pPr>
+        <w:pStyle w:val="Heading3"/>
+      </w:pPr>
+      <w:r>
+        <w:t>01. Overfitting Intuition: the case</w:t>
+      </w:r>
+    </w:p>
+    <w:p>
+      <w:pPr>
+        <w:pStyle w:val="Heading3"/>
+      </w:pPr>
+      <w:r>
+        <w:t>02. Follow the deciding steps</w:t>
+      </w:r>
+    </w:p>
+    <w:p>
+      <w:pPr>
+        <w:pStyle w:val="Heading3"/>
+      </w:pPr>
+      <w:r>
+        <w:t>03. Training and validation errors</w:t>
+      </w:r>
+    </w:p>
+    <w:p>
+      <w:pPr>
+        <w:pStyle w:val="Heading3"/>
+      </w:pPr>
+      <w:r>
+        <w:t>04. Change one thing. Trace what follows.</w:t>
+      </w:r>
+    </w:p>
+    <w:p>
+      <w:pPr>
+        <w:pStyle w:val="Heading3"/>
+      </w:pPr>
+      <w:r>
+        <w:t>05. Connect the explanation to its limit</w:t>
+      </w:r>
+    </w:p>
+    <w:p>
+      <w:pPr>
+        <w:pStyle w:val="Heading3"/>
+      </w:pPr>
+      <w:r>
+        <w:t>06. Make the idea visible in your project</w:t>
       </w:r>
     </w:p>
     <w:sectPr>
